--- a/deliverables/candidato/Examen_SDD_IA_Equipo_NexoEntrega360.docx
+++ b/deliverables/candidato/Examen_SDD_IA_Equipo_NexoEntrega360.docx
@@ -7,7 +7,7 @@
         <w:pStyle w:val="Subtitle"/>
       </w:pPr>
       <w:r>
-        <w:t>INGENIERÍA DE SOFTWARE · EXAMEN DE EQUIPO</w:t>
+        <w:t>EXAMEN DE EQUIPO · SDD CON IA</w:t>
       </w:r>
     </w:p>
     <w:p>
@@ -52,6 +52,21 @@
     <w:p>
       <w:r>
         <w:t>EDICIÓN PROVISIONAL PARA REVISIÓN — 14 DE OCTUBRE DE 2026</w:t>
+      </w:r>
+    </w:p>
+    <w:p>
+      <w:r>
+        <w:t>Equipo: NexoEntrega 360</w:t>
+      </w:r>
+    </w:p>
+    <w:p>
+      <w:r>
+        <w:t>Curso: nombre exacto pendiente de confirmar</w:t>
+      </w:r>
+    </w:p>
+    <w:p>
+      <w:r>
+        <w:t>Proyecto integrador de origen: pendiente de confirmar</w:t>
       </w:r>
     </w:p>
     <w:tbl>
@@ -155,7 +170,7 @@
     </w:tbl>
     <w:p>
       <w:r>
-        <w:t>Código de referencia: 4c4844894275f390763c28bd2f8a93f4ad730f0b</w:t>
+        <w:t>Código de referencia: c239cf06b20b0df2e2b6330829aba3a4853972e8</w:t>
       </w:r>
     </w:p>
     <w:p>
@@ -364,7 +379,7 @@
               <w:rPr>
                 <w:sz w:val="18"/>
               </w:rPr>
-              <w:t>4c4844894275f390763c28bd2f8a93f4ad730f0b</w:t>
+              <w:t>c239cf06b20b0df2e2b6330829aba3a4853972e8</w:t>
             </w:r>
           </w:p>
         </w:tc>
@@ -527,6 +542,428 @@
     <w:p>
       <w:r>
         <w:t>Pendientes de cierre: decisiones humanas sobre las versiones correspondientes, verificación completa de todos los criterios y aceptación manual. Los resultados candidatos y sus límites se desarrollan en el apartado 5. Adelantar implementación por instrucción del coordinador no subsana la revisión previa requerida por el examen.</w:t>
+      </w:r>
+    </w:p>
+    <w:p>
+      <w:pPr>
+        <w:pStyle w:val="Heading2"/>
+      </w:pPr>
+      <w:r>
+        <w:t>1.3 Cotejo con la entrega exigida en el aula</w:t>
+      </w:r>
+    </w:p>
+    <w:p>
+      <w:pPr>
+        <w:pStyle w:val="Heading3"/>
+      </w:pPr>
+      <w:r>
+        <w:t>Cotejo del documento consolidado con la entrega oficial</w:t>
+      </w:r>
+    </w:p>
+    <w:p>
+      <w:r>
+        <w:t>Fuente: instrucciones de entrega aportadas en captura por el coordinador y anexo oficial 09_pdf-delivery-template.md. Este cotejo verifica el contenido del documento; no aprueba la aplicación ni sustituye la rúbrica completa.</w:t>
+      </w:r>
+    </w:p>
+    <w:tbl>
+      <w:tblPr>
+        <w:tblStyle w:val="LightShading-Accent1"/>
+        <w:tblW w:type="auto" w:w="0"/>
+        <w:tblLook w:firstColumn="1" w:firstRow="1" w:lastColumn="0" w:lastRow="0" w:noHBand="0" w:noVBand="1" w:val="04A0"/>
+      </w:tblPr>
+      <w:tblGrid>
+        <w:gridCol w:w="3216"/>
+        <w:gridCol w:w="3216"/>
+        <w:gridCol w:w="3216"/>
+      </w:tblGrid>
+      <w:tr>
+        <w:trPr>
+          <w:tblHeader/>
+        </w:trPr>
+        <w:tc>
+          <w:tcPr>
+            <w:tcW w:type="dxa" w:w="3216"/>
+          </w:tcPr>
+          <w:p>
+            <w:r>
+              <w:rPr>
+                <w:b/>
+                <w:sz w:val="18"/>
+              </w:rPr>
+              <w:t>Contenido solicitado en el aula</w:t>
+            </w:r>
+          </w:p>
+        </w:tc>
+        <w:tc>
+          <w:tcPr>
+            <w:tcW w:type="dxa" w:w="3216"/>
+          </w:tcPr>
+          <w:p>
+            <w:r>
+              <w:rPr>
+                <w:b/>
+                <w:sz w:val="18"/>
+              </w:rPr>
+              <w:t>Desarrollo en el documento</w:t>
+            </w:r>
+          </w:p>
+        </w:tc>
+        <w:tc>
+          <w:tcPr>
+            <w:tcW w:type="dxa" w:w="3216"/>
+          </w:tcPr>
+          <w:p>
+            <w:r>
+              <w:rPr>
+                <w:b/>
+                <w:sz w:val="18"/>
+              </w:rPr>
+              <w:t>Estado y límite</w:t>
+            </w:r>
+          </w:p>
+        </w:tc>
+      </w:tr>
+      <w:tr>
+        <w:tc>
+          <w:tcPr>
+            <w:tcW w:type="dxa" w:w="3216"/>
+          </w:tcPr>
+          <w:p>
+            <w:r>
+              <w:rPr>
+                <w:sz w:val="18"/>
+              </w:rPr>
+              <w:t>Portada con equipo e integrantes</w:t>
+            </w:r>
+          </w:p>
+        </w:tc>
+        <w:tc>
+          <w:tcPr>
+            <w:tcW w:type="dxa" w:w="3216"/>
+          </w:tcPr>
+          <w:p>
+            <w:r>
+              <w:rPr>
+                <w:sz w:val="18"/>
+              </w:rPr>
+              <w:t>Portada NexoEntrega 360, cuatro nombres/códigos y fecha</w:t>
+            </w:r>
+          </w:p>
+        </w:tc>
+        <w:tc>
+          <w:tcPr>
+            <w:tcW w:type="dxa" w:w="3216"/>
+          </w:tcPr>
+          <w:p>
+            <w:r>
+              <w:rPr>
+                <w:sz w:val="18"/>
+              </w:rPr>
+              <w:t>Incluido. Nombre exacto del curso y proyecto integrador de origen pendientes de confirmar para el anexo 09</w:t>
+            </w:r>
+          </w:p>
+        </w:tc>
+      </w:tr>
+      <w:tr>
+        <w:tc>
+          <w:tcPr>
+            <w:tcW w:type="dxa" w:w="3216"/>
+          </w:tcPr>
+          <w:p>
+            <w:r>
+              <w:rPr>
+                <w:sz w:val="18"/>
+              </w:rPr>
+              <w:t>Cinco historias y especificaciones</w:t>
+            </w:r>
+          </w:p>
+        </w:tc>
+        <w:tc>
+          <w:tcPr>
+            <w:tcW w:type="dxa" w:w="3216"/>
+          </w:tcPr>
+          <w:p>
+            <w:r>
+              <w:rPr>
+                <w:sz w:val="18"/>
+              </w:rPr>
+              <w:t>Apartado 2: cinco historias, entradas, proceso, salidas, reglas y 73 AC, versión/estado y fuentes</w:t>
+            </w:r>
+          </w:p>
+        </w:tc>
+        <w:tc>
+          <w:tcPr>
+            <w:tcW w:type="dxa" w:w="3216"/>
+          </w:tcPr>
+          <w:p>
+            <w:r>
+              <w:rPr>
+                <w:sz w:val="18"/>
+              </w:rPr>
+              <w:t>Incluido; revisión humana por alcance/SHA, no aprobación global</w:t>
+            </w:r>
+          </w:p>
+        </w:tc>
+      </w:tr>
+      <w:tr>
+        <w:tc>
+          <w:tcPr>
+            <w:tcW w:type="dxa" w:w="3216"/>
+          </w:tcPr>
+          <w:p>
+            <w:r>
+              <w:rPr>
+                <w:sz w:val="18"/>
+              </w:rPr>
+              <w:t>Arquitectura, modelo y contratos</w:t>
+            </w:r>
+          </w:p>
+        </w:tc>
+        <w:tc>
+          <w:tcPr>
+            <w:tcW w:type="dxa" w:w="3216"/>
+          </w:tcPr>
+          <w:p>
+            <w:r>
+              <w:rPr>
+                <w:sz w:val="18"/>
+              </w:rPr>
+              <w:t>Apartado 3: seis diagramas, entidades, cuatro ADR justificados y operaciones OpenAPI</w:t>
+            </w:r>
+          </w:p>
+        </w:tc>
+        <w:tc>
+          <w:tcPr>
+            <w:tcW w:type="dxa" w:w="3216"/>
+          </w:tcPr>
+          <w:p>
+            <w:r>
+              <w:rPr>
+                <w:sz w:val="18"/>
+              </w:rPr>
+              <w:t>Incluido; revisión de arquitectura actualizada pendiente</w:t>
+            </w:r>
+          </w:p>
+        </w:tc>
+      </w:tr>
+      <w:tr>
+        <w:tc>
+          <w:tcPr>
+            <w:tcW w:type="dxa" w:w="3216"/>
+          </w:tcPr>
+          <w:p>
+            <w:r>
+              <w:rPr>
+                <w:sz w:val="18"/>
+              </w:rPr>
+              <w:t>Bitácora IA con decisiones y verificaciones humanas</w:t>
+            </w:r>
+          </w:p>
+        </w:tc>
+        <w:tc>
+          <w:tcPr>
+            <w:tcW w:type="dxa" w:w="3216"/>
+          </w:tcPr>
+          <w:p>
+            <w:r>
+              <w:rPr>
+                <w:sz w:val="18"/>
+              </w:rPr>
+              <w:t>Apartado 4: intervenciones originales, contexto, prompts y salidas conservados; apartado 9: decisiones publicadas y sus límites</w:t>
+            </w:r>
+          </w:p>
+        </w:tc>
+        <w:tc>
+          <w:tcPr>
+            <w:tcW w:type="dxa" w:w="3216"/>
+          </w:tcPr>
+          <w:p>
+            <w:r>
+              <w:rPr>
+                <w:sz w:val="18"/>
+              </w:rPr>
+              <w:t>Incluido con evidencia existente; no se inventan firmas ni verificaciones personales</w:t>
+            </w:r>
+          </w:p>
+        </w:tc>
+      </w:tr>
+      <w:tr>
+        <w:tc>
+          <w:tcPr>
+            <w:tcW w:type="dxa" w:w="3216"/>
+          </w:tcPr>
+          <w:p>
+            <w:r>
+              <w:rPr>
+                <w:sz w:val="18"/>
+              </w:rPr>
+              <w:t>Trazabilidad, SPEC versus código y riesgos</w:t>
+            </w:r>
+          </w:p>
+        </w:tc>
+        <w:tc>
+          <w:tcPr>
+            <w:tcW w:type="dxa" w:w="3216"/>
+          </w:tcPr>
+          <w:p>
+            <w:r>
+              <w:rPr>
+                <w:sz w:val="18"/>
+              </w:rPr>
+              <w:t>Apartados 5/6: matriz por AC dentro del documento, código/pruebas/reportes/limitaciones y riesgos con controles</w:t>
+            </w:r>
+          </w:p>
+        </w:tc>
+        <w:tc>
+          <w:tcPr>
+            <w:tcW w:type="dxa" w:w="3216"/>
+          </w:tcPr>
+          <w:p>
+            <w:r>
+              <w:rPr>
+                <w:sz w:val="18"/>
+              </w:rPr>
+              <w:t>Incluido; variantes y riesgos residuales pendientes se identifican</w:t>
+            </w:r>
+          </w:p>
+        </w:tc>
+      </w:tr>
+      <w:tr>
+        <w:tc>
+          <w:tcPr>
+            <w:tcW w:type="dxa" w:w="3216"/>
+          </w:tcPr>
+          <w:p>
+            <w:r>
+              <w:rPr>
+                <w:sz w:val="18"/>
+              </w:rPr>
+              <w:t>Pruebas, CI, ejecución y aceptación</w:t>
+            </w:r>
+          </w:p>
+        </w:tc>
+        <w:tc>
+          <w:tcPr>
+            <w:tcW w:type="dxa" w:w="3216"/>
+          </w:tcPr>
+          <w:p>
+            <w:r>
+              <w:rPr>
+                <w:sz w:val="18"/>
+              </w:rPr>
+              <w:t>Apartados 5/7/8: esperado/observado, entorno, comandos, CI, runbook, recuperación y estado de aceptación</w:t>
+            </w:r>
+          </w:p>
+        </w:tc>
+        <w:tc>
+          <w:tcPr>
+            <w:tcW w:type="dxa" w:w="3216"/>
+          </w:tcPr>
+          <w:p>
+            <w:r>
+              <w:rPr>
+                <w:sz w:val="18"/>
+              </w:rPr>
+              <w:t>Incluido; acta de aceptación final pendiente y limitaciones del clon explícitas</w:t>
+            </w:r>
+          </w:p>
+        </w:tc>
+      </w:tr>
+      <w:tr>
+        <w:tc>
+          <w:tcPr>
+            <w:tcW w:type="dxa" w:w="3216"/>
+          </w:tcPr>
+          <w:p>
+            <w:r>
+              <w:rPr>
+                <w:sz w:val="18"/>
+              </w:rPr>
+              <w:t>Aporte de cada integrante, enlaces y versión final</w:t>
+            </w:r>
+          </w:p>
+        </w:tc>
+        <w:tc>
+          <w:tcPr>
+            <w:tcW w:type="dxa" w:w="3216"/>
+          </w:tcPr>
+          <w:p>
+            <w:r>
+              <w:rPr>
+                <w:sz w:val="18"/>
+              </w:rPr>
+              <w:t>Apartados 1/9: tabla por persona con artefactos, PR, revisión ajena y evidencia; SHA de fuentes y código probado</w:t>
+            </w:r>
+          </w:p>
+        </w:tc>
+        <w:tc>
+          <w:tcPr>
+            <w:tcW w:type="dxa" w:w="3216"/>
+          </w:tcPr>
+          <w:p>
+            <w:r>
+              <w:rPr>
+                <w:sz w:val="18"/>
+              </w:rPr>
+              <w:t>Incluido para la candidata; versión final aceptada, baseline-v1 y release-examen pendientes de cierre real</w:t>
+            </w:r>
+          </w:p>
+        </w:tc>
+      </w:tr>
+    </w:tbl>
+    <w:p/>
+    <w:p>
+      <w:pPr>
+        <w:pStyle w:val="Heading3"/>
+      </w:pPr>
+      <w:r>
+        <w:t>Entrega en el aula</w:t>
+      </w:r>
+    </w:p>
+    <w:p>
+      <w:r>
+        <w:t>Cada integrante debe adjuntar el mismo PDF consolidado del equipo, dentro del plazo de la actividad. Nombre previsto: Examen_SDD_IA_Equipo_NexoEntrega360.pdf. Antes de enviarlo, los cuatro deben comprobar el mismo SHA-256 contra el manifest de la edición aceptada. El documento debe desarrollar el contenido; los enlaces solo lo complementan.</w:t>
+      </w:r>
+    </w:p>
+    <w:p>
+      <w:r>
+        <w:t>No se requiere sustentación ni video. Las notas del sitio interactivo no constituyen la entrega oficial. No se incorpora un cambio de requisitos del día 4. El plazo exacto no consta en la captura aportada: consultarlo en el aula, sin inventar una fecha.</w:t>
+      </w:r>
+    </w:p>
+    <w:p>
+      <w:pPr>
+        <w:pStyle w:val="Heading3"/>
+      </w:pPr>
+      <w:r>
+        <w:t>Identificación y acceso pendientes</w:t>
+      </w:r>
+    </w:p>
+    <w:p>
+      <w:r>
+        <w:t>El repositorio es https://github.com/josemanuelcondeacosta-lang/nexoentrega-360-sdd-ia. Verificar acceso de la docente antes de enviar. La URL http://127.0.0.1:8000 solo funciona en el equipo donde se ejecuta; no es una URL pública para evaluación remota. Usar el runbook y el repositorio con acceso concedido, o documentar la URL de despliegue cuando exista. No se ha comprobado acceso desde la cuenta de la docente.</w:t>
+      </w:r>
+    </w:p>
+    <w:p>
+      <w:r>
+        <w:t>Esta edición es candidata. El SHA de fuentes del documento y el SHA del código probado se indican por separado; el commit que contiene los binarios puede ser posterior. baseline-v1, release-examen, SHA final aceptado y fecha/decisión del acta solo se completarán cuando realmente existan. Los hashes del PDF/Word están en deliverables/candidato/manifest.json; no se confunden con el SHA de Git.</w:t>
+      </w:r>
+    </w:p>
+    <w:p>
+      <w:pPr>
+        <w:pStyle w:val="Heading3"/>
+      </w:pPr>
+      <w:r>
+        <w:t>Condiciones que no se pueden completar solo redactando</w:t>
+      </w:r>
+    </w:p>
+    <w:p>
+      <w:r>
+        <w:t>Faltan decisiones humanas independientes sobre SPEC-02/03 y correcciones de arquitectura/documentación; revisión personal ajena del coordinador; evidencia de participación pendiente de cada persona y verificaciones detalladas por AC. La implementación adelantada sigue registrada como brecha de proceso y no puede convertirse retrospectivamente en revisión previa.</w:t>
+      </w:r>
+    </w:p>
+    <w:p>
+      <w:r>
+        <w:t>Las 49 pruebas de backend, cuatro E2E, carreras, carga y restauración ejecutadas son evidencia técnica del corte identificado; no acreditan aceptación integral ni todos los requisitos. La matriz mantiene los casos pendientes. El PDF candidato no debe presentarse como entrega final ya aceptada.</w:t>
       </w:r>
     </w:p>
     <w:p>
@@ -24527,11 +24964,3948 @@
     <w:p/>
     <w:p>
       <w:r>
+        <w:t>La siguiente comparación desarrolla dentro del PDF los 73 criterios frente al código, pruebas y evidencia del candidato. Todos mantienen aceptación pendiente; evidencia parcial significa que faltan variantes o revisión del AC completo, no un resultado satisfactorio inventado. El esperado de cada criterio está desarrollado en el apartado 2.</w:t>
+      </w:r>
+    </w:p>
+    <w:p>
+      <w:pPr>
+        <w:pStyle w:val="Heading3"/>
+      </w:pPr>
+      <w:r>
+        <w:t>Comparación detallada SPEC-01</w:t>
+      </w:r>
+    </w:p>
+    <w:tbl>
+      <w:tblPr>
+        <w:tblStyle w:val="LightShading-Accent1"/>
+        <w:tblW w:type="auto" w:w="0"/>
+        <w:tblLook w:firstColumn="1" w:firstRow="1" w:lastColumn="0" w:lastRow="0" w:noHBand="0" w:noVBand="1" w:val="04A0"/>
+      </w:tblPr>
+      <w:tblGrid>
+        <w:gridCol w:w="3216"/>
+        <w:gridCol w:w="3216"/>
+        <w:gridCol w:w="3216"/>
+      </w:tblGrid>
+      <w:tr>
+        <w:trPr>
+          <w:tblHeader/>
+        </w:trPr>
+        <w:tc>
+          <w:tcPr>
+            <w:tcW w:type="dxa" w:w="3216"/>
+          </w:tcPr>
+          <w:p>
+            <w:r>
+              <w:rPr>
+                <w:b/>
+                <w:sz w:val="18"/>
+              </w:rPr>
+              <w:t>AC / requisitos</w:t>
+            </w:r>
+          </w:p>
+        </w:tc>
+        <w:tc>
+          <w:tcPr>
+            <w:tcW w:type="dxa" w:w="3216"/>
+          </w:tcPr>
+          <w:p>
+            <w:r>
+              <w:rPr>
+                <w:b/>
+                <w:sz w:val="18"/>
+              </w:rPr>
+              <w:t>Código y comprobación</w:t>
+            </w:r>
+          </w:p>
+        </w:tc>
+        <w:tc>
+          <w:tcPr>
+            <w:tcW w:type="dxa" w:w="3216"/>
+          </w:tcPr>
+          <w:p>
+            <w:r>
+              <w:rPr>
+                <w:b/>
+                <w:sz w:val="18"/>
+              </w:rPr>
+              <w:t>Evidencia / brecha restante</w:t>
+            </w:r>
+          </w:p>
+        </w:tc>
+      </w:tr>
+      <w:tr>
+        <w:tc>
+          <w:tcPr>
+            <w:tcW w:type="dxa" w:w="3216"/>
+          </w:tcPr>
+          <w:p>
+            <w:r>
+              <w:rPr>
+                <w:sz w:val="18"/>
+              </w:rPr>
+              <w:t>AC-01-01</w:t>
+              <w:br/>
+              <w:t>RF01;RNF01</w:t>
+            </w:r>
+          </w:p>
+        </w:tc>
+        <w:tc>
+          <w:tcPr>
+            <w:tcW w:type="dxa" w:w="3216"/>
+          </w:tcPr>
+          <w:p>
+            <w:r>
+              <w:rPr>
+                <w:sz w:val="18"/>
+              </w:rPr>
+              <w:t>apps/nexo/app/Modules/Identity</w:t>
+              <w:br/>
+              <w:t>apps/nexo/tests/Feature/NexoFlowTest.php</w:t>
+            </w:r>
+          </w:p>
+        </w:tc>
+        <w:tc>
+          <w:tcPr>
+            <w:tcW w:type="dxa" w:w="3216"/>
+          </w:tcPr>
+          <w:p>
+            <w:r>
+              <w:rPr>
+                <w:sz w:val="18"/>
+              </w:rPr>
+              <w:t>phpunit.xml</w:t>
+              <w:br/>
+              <w:t>PARTIAL_EVIDENCE_NOT_ACCEPTED</w:t>
+              <w:br/>
+              <w:t>Falta completar todas las variantes de identidad, revocación y snapshots del AC.</w:t>
+            </w:r>
+          </w:p>
+        </w:tc>
+      </w:tr>
+      <w:tr>
+        <w:tc>
+          <w:tcPr>
+            <w:tcW w:type="dxa" w:w="3216"/>
+          </w:tcPr>
+          <w:p>
+            <w:r>
+              <w:rPr>
+                <w:sz w:val="18"/>
+              </w:rPr>
+              <w:t>AC-01-02</w:t>
+              <w:br/>
+              <w:t>RF02;RNF01</w:t>
+            </w:r>
+          </w:p>
+        </w:tc>
+        <w:tc>
+          <w:tcPr>
+            <w:tcW w:type="dxa" w:w="3216"/>
+          </w:tcPr>
+          <w:p>
+            <w:r>
+              <w:rPr>
+                <w:sz w:val="18"/>
+              </w:rPr>
+              <w:t>apps/nexo/app/Modules/Identity</w:t>
+              <w:br/>
+              <w:t>apps/nexo/tests/Feature/NexoFlowTest.php</w:t>
+            </w:r>
+          </w:p>
+        </w:tc>
+        <w:tc>
+          <w:tcPr>
+            <w:tcW w:type="dxa" w:w="3216"/>
+          </w:tcPr>
+          <w:p>
+            <w:r>
+              <w:rPr>
+                <w:sz w:val="18"/>
+              </w:rPr>
+              <w:t>phpunit.xml</w:t>
+              <w:br/>
+              <w:t>PARTIAL_EVIDENCE_NOT_ACCEPTED</w:t>
+              <w:br/>
+              <w:t>Falta completar todas las variantes de identidad, revocación y snapshots del AC.</w:t>
+            </w:r>
+          </w:p>
+        </w:tc>
+      </w:tr>
+      <w:tr>
+        <w:tc>
+          <w:tcPr>
+            <w:tcW w:type="dxa" w:w="3216"/>
+          </w:tcPr>
+          <w:p>
+            <w:r>
+              <w:rPr>
+                <w:sz w:val="18"/>
+              </w:rPr>
+              <w:t>AC-01-03</w:t>
+              <w:br/>
+              <w:t>RF02;RNF01</w:t>
+            </w:r>
+          </w:p>
+        </w:tc>
+        <w:tc>
+          <w:tcPr>
+            <w:tcW w:type="dxa" w:w="3216"/>
+          </w:tcPr>
+          <w:p>
+            <w:r>
+              <w:rPr>
+                <w:sz w:val="18"/>
+              </w:rPr>
+              <w:t>apps/nexo/app/Modules/Identity</w:t>
+              <w:br/>
+              <w:t>apps/nexo/tests/Feature/NexoFlowTest.php</w:t>
+            </w:r>
+          </w:p>
+        </w:tc>
+        <w:tc>
+          <w:tcPr>
+            <w:tcW w:type="dxa" w:w="3216"/>
+          </w:tcPr>
+          <w:p>
+            <w:r>
+              <w:rPr>
+                <w:sz w:val="18"/>
+              </w:rPr>
+              <w:t>phpunit.xml</w:t>
+              <w:br/>
+              <w:t>PARTIAL_EVIDENCE_NOT_ACCEPTED</w:t>
+              <w:br/>
+              <w:t>Falta completar todas las variantes de identidad, revocación y snapshots del AC.</w:t>
+            </w:r>
+          </w:p>
+        </w:tc>
+      </w:tr>
+      <w:tr>
+        <w:tc>
+          <w:tcPr>
+            <w:tcW w:type="dxa" w:w="3216"/>
+          </w:tcPr>
+          <w:p>
+            <w:r>
+              <w:rPr>
+                <w:sz w:val="18"/>
+              </w:rPr>
+              <w:t>AC-01-04</w:t>
+              <w:br/>
+              <w:t>RF01</w:t>
+            </w:r>
+          </w:p>
+        </w:tc>
+        <w:tc>
+          <w:tcPr>
+            <w:tcW w:type="dxa" w:w="3216"/>
+          </w:tcPr>
+          <w:p>
+            <w:r>
+              <w:rPr>
+                <w:sz w:val="18"/>
+              </w:rPr>
+              <w:t>apps/nexo/app/Modules/Identity</w:t>
+              <w:br/>
+              <w:t>apps/nexo/tests/Feature/NexoFlowTest.php</w:t>
+            </w:r>
+          </w:p>
+        </w:tc>
+        <w:tc>
+          <w:tcPr>
+            <w:tcW w:type="dxa" w:w="3216"/>
+          </w:tcPr>
+          <w:p>
+            <w:r>
+              <w:rPr>
+                <w:sz w:val="18"/>
+              </w:rPr>
+              <w:t>phpunit.xml</w:t>
+              <w:br/>
+              <w:t>PARTIAL_EVIDENCE_NOT_ACCEPTED</w:t>
+              <w:br/>
+              <w:t>Falta completar todas las variantes de identidad, revocación y snapshots del AC.</w:t>
+            </w:r>
+          </w:p>
+        </w:tc>
+      </w:tr>
+      <w:tr>
+        <w:tc>
+          <w:tcPr>
+            <w:tcW w:type="dxa" w:w="3216"/>
+          </w:tcPr>
+          <w:p>
+            <w:r>
+              <w:rPr>
+                <w:sz w:val="18"/>
+              </w:rPr>
+              <w:t>AC-01-05</w:t>
+              <w:br/>
+              <w:t>RF01</w:t>
+            </w:r>
+          </w:p>
+        </w:tc>
+        <w:tc>
+          <w:tcPr>
+            <w:tcW w:type="dxa" w:w="3216"/>
+          </w:tcPr>
+          <w:p>
+            <w:r>
+              <w:rPr>
+                <w:sz w:val="18"/>
+              </w:rPr>
+              <w:t>apps/nexo/app/Modules/Identity</w:t>
+              <w:br/>
+              <w:t>apps/nexo/tests/Feature/NexoFlowTest.php</w:t>
+            </w:r>
+          </w:p>
+        </w:tc>
+        <w:tc>
+          <w:tcPr>
+            <w:tcW w:type="dxa" w:w="3216"/>
+          </w:tcPr>
+          <w:p>
+            <w:r>
+              <w:rPr>
+                <w:sz w:val="18"/>
+              </w:rPr>
+              <w:t>phpunit.xml</w:t>
+              <w:br/>
+              <w:t>PARTIAL_EVIDENCE_NOT_ACCEPTED</w:t>
+              <w:br/>
+              <w:t>Falta completar todas las variantes de identidad, revocación y snapshots del AC.</w:t>
+            </w:r>
+          </w:p>
+        </w:tc>
+      </w:tr>
+      <w:tr>
+        <w:tc>
+          <w:tcPr>
+            <w:tcW w:type="dxa" w:w="3216"/>
+          </w:tcPr>
+          <w:p>
+            <w:r>
+              <w:rPr>
+                <w:sz w:val="18"/>
+              </w:rPr>
+              <w:t>AC-01-06</w:t>
+              <w:br/>
+              <w:t>RF01;RNF01</w:t>
+            </w:r>
+          </w:p>
+        </w:tc>
+        <w:tc>
+          <w:tcPr>
+            <w:tcW w:type="dxa" w:w="3216"/>
+          </w:tcPr>
+          <w:p>
+            <w:r>
+              <w:rPr>
+                <w:sz w:val="18"/>
+              </w:rPr>
+              <w:t>apps/nexo/app/Modules/Identity</w:t>
+              <w:br/>
+              <w:t>apps/nexo/tests/Feature/NexoFlowTest.php</w:t>
+            </w:r>
+          </w:p>
+        </w:tc>
+        <w:tc>
+          <w:tcPr>
+            <w:tcW w:type="dxa" w:w="3216"/>
+          </w:tcPr>
+          <w:p>
+            <w:r>
+              <w:rPr>
+                <w:sz w:val="18"/>
+              </w:rPr>
+              <w:t>phpunit.xml</w:t>
+              <w:br/>
+              <w:t>PARTIAL_EVIDENCE_NOT_ACCEPTED</w:t>
+              <w:br/>
+              <w:t>Falta completar todas las variantes de identidad, revocación y snapshots del AC.</w:t>
+            </w:r>
+          </w:p>
+        </w:tc>
+      </w:tr>
+      <w:tr>
+        <w:tc>
+          <w:tcPr>
+            <w:tcW w:type="dxa" w:w="3216"/>
+          </w:tcPr>
+          <w:p>
+            <w:r>
+              <w:rPr>
+                <w:sz w:val="18"/>
+              </w:rPr>
+              <w:t>AC-01-07</w:t>
+              <w:br/>
+              <w:t>RF02;RNF01</w:t>
+            </w:r>
+          </w:p>
+        </w:tc>
+        <w:tc>
+          <w:tcPr>
+            <w:tcW w:type="dxa" w:w="3216"/>
+          </w:tcPr>
+          <w:p>
+            <w:r>
+              <w:rPr>
+                <w:sz w:val="18"/>
+              </w:rPr>
+              <w:t>apps/nexo/app/Modules/Identity</w:t>
+              <w:br/>
+              <w:t>apps/nexo/tests/Feature/NexoFlowTest.php</w:t>
+            </w:r>
+          </w:p>
+        </w:tc>
+        <w:tc>
+          <w:tcPr>
+            <w:tcW w:type="dxa" w:w="3216"/>
+          </w:tcPr>
+          <w:p>
+            <w:r>
+              <w:rPr>
+                <w:sz w:val="18"/>
+              </w:rPr>
+              <w:t>phpunit.xml</w:t>
+              <w:br/>
+              <w:t>PARTIAL_EVIDENCE_NOT_ACCEPTED</w:t>
+              <w:br/>
+              <w:t>Falta completar todas las variantes de identidad, revocación y snapshots del AC.</w:t>
+            </w:r>
+          </w:p>
+        </w:tc>
+      </w:tr>
+      <w:tr>
+        <w:tc>
+          <w:tcPr>
+            <w:tcW w:type="dxa" w:w="3216"/>
+          </w:tcPr>
+          <w:p>
+            <w:r>
+              <w:rPr>
+                <w:sz w:val="18"/>
+              </w:rPr>
+              <w:t>AC-01-08</w:t>
+              <w:br/>
+              <w:t>RF01</w:t>
+            </w:r>
+          </w:p>
+        </w:tc>
+        <w:tc>
+          <w:tcPr>
+            <w:tcW w:type="dxa" w:w="3216"/>
+          </w:tcPr>
+          <w:p>
+            <w:r>
+              <w:rPr>
+                <w:sz w:val="18"/>
+              </w:rPr>
+              <w:t>apps/nexo/app/Modules/Identity</w:t>
+              <w:br/>
+              <w:t>apps/nexo/tests/Feature/NexoFlowTest.php</w:t>
+            </w:r>
+          </w:p>
+        </w:tc>
+        <w:tc>
+          <w:tcPr>
+            <w:tcW w:type="dxa" w:w="3216"/>
+          </w:tcPr>
+          <w:p>
+            <w:r>
+              <w:rPr>
+                <w:sz w:val="18"/>
+              </w:rPr>
+              <w:t>phpunit.xml</w:t>
+              <w:br/>
+              <w:t>PARTIAL_EVIDENCE_NOT_ACCEPTED</w:t>
+              <w:br/>
+              <w:t>Falta completar todas las variantes de identidad, revocación y snapshots del AC.</w:t>
+            </w:r>
+          </w:p>
+        </w:tc>
+      </w:tr>
+      <w:tr>
+        <w:tc>
+          <w:tcPr>
+            <w:tcW w:type="dxa" w:w="3216"/>
+          </w:tcPr>
+          <w:p>
+            <w:r>
+              <w:rPr>
+                <w:sz w:val="18"/>
+              </w:rPr>
+              <w:t>AC-01-09</w:t>
+              <w:br/>
+              <w:t>RF02;RNF01</w:t>
+            </w:r>
+          </w:p>
+        </w:tc>
+        <w:tc>
+          <w:tcPr>
+            <w:tcW w:type="dxa" w:w="3216"/>
+          </w:tcPr>
+          <w:p>
+            <w:r>
+              <w:rPr>
+                <w:sz w:val="18"/>
+              </w:rPr>
+              <w:t>apps/nexo/app/Modules/Identity</w:t>
+              <w:br/>
+              <w:t>apps/nexo/tests/Feature/NexoFlowTest.php</w:t>
+            </w:r>
+          </w:p>
+        </w:tc>
+        <w:tc>
+          <w:tcPr>
+            <w:tcW w:type="dxa" w:w="3216"/>
+          </w:tcPr>
+          <w:p>
+            <w:r>
+              <w:rPr>
+                <w:sz w:val="18"/>
+              </w:rPr>
+              <w:t>phpunit.xml</w:t>
+              <w:br/>
+              <w:t>PARTIAL_EVIDENCE_NOT_ACCEPTED</w:t>
+              <w:br/>
+              <w:t>Falta completar todas las variantes de identidad, revocación y snapshots del AC.</w:t>
+            </w:r>
+          </w:p>
+        </w:tc>
+      </w:tr>
+      <w:tr>
+        <w:tc>
+          <w:tcPr>
+            <w:tcW w:type="dxa" w:w="3216"/>
+          </w:tcPr>
+          <w:p>
+            <w:r>
+              <w:rPr>
+                <w:sz w:val="18"/>
+              </w:rPr>
+              <w:t>AC-01-10</w:t>
+              <w:br/>
+              <w:t>RNF01;RNF06</w:t>
+            </w:r>
+          </w:p>
+        </w:tc>
+        <w:tc>
+          <w:tcPr>
+            <w:tcW w:type="dxa" w:w="3216"/>
+          </w:tcPr>
+          <w:p>
+            <w:r>
+              <w:rPr>
+                <w:sz w:val="18"/>
+              </w:rPr>
+              <w:t>apps/nexo/app/Modules/Identity</w:t>
+              <w:br/>
+              <w:t>apps/nexo/tests/Feature/LogsSanitizedTest.php</w:t>
+            </w:r>
+          </w:p>
+        </w:tc>
+        <w:tc>
+          <w:tcPr>
+            <w:tcW w:type="dxa" w:w="3216"/>
+          </w:tcPr>
+          <w:p>
+            <w:r>
+              <w:rPr>
+                <w:sz w:val="18"/>
+              </w:rPr>
+              <w:t>phpunit.xml</w:t>
+              <w:br/>
+              <w:t>PARTIAL_EVIDENCE_NOT_ACCEPTED</w:t>
+              <w:br/>
+              <w:t>Falta completar todas las variantes de identidad, revocación y snapshots del AC.</w:t>
+            </w:r>
+          </w:p>
+        </w:tc>
+      </w:tr>
+      <w:tr>
+        <w:tc>
+          <w:tcPr>
+            <w:tcW w:type="dxa" w:w="3216"/>
+          </w:tcPr>
+          <w:p>
+            <w:r>
+              <w:rPr>
+                <w:sz w:val="18"/>
+              </w:rPr>
+              <w:t>AC-01-11</w:t>
+              <w:br/>
+              <w:t>RF01</w:t>
+            </w:r>
+          </w:p>
+        </w:tc>
+        <w:tc>
+          <w:tcPr>
+            <w:tcW w:type="dxa" w:w="3216"/>
+          </w:tcPr>
+          <w:p>
+            <w:r>
+              <w:rPr>
+                <w:sz w:val="18"/>
+              </w:rPr>
+              <w:t>apps/nexo/app/Modules/Identity</w:t>
+              <w:br/>
+              <w:t>apps/nexo/tests/Feature/NexoFlowTest.php</w:t>
+            </w:r>
+          </w:p>
+        </w:tc>
+        <w:tc>
+          <w:tcPr>
+            <w:tcW w:type="dxa" w:w="3216"/>
+          </w:tcPr>
+          <w:p>
+            <w:r>
+              <w:rPr>
+                <w:sz w:val="18"/>
+              </w:rPr>
+              <w:t>phpunit.xml</w:t>
+              <w:br/>
+              <w:t>PARTIAL_EVIDENCE_NOT_ACCEPTED</w:t>
+              <w:br/>
+              <w:t>Falta completar todas las variantes de identidad, revocación y snapshots del AC.</w:t>
+            </w:r>
+          </w:p>
+        </w:tc>
+      </w:tr>
+      <w:tr>
+        <w:tc>
+          <w:tcPr>
+            <w:tcW w:type="dxa" w:w="3216"/>
+          </w:tcPr>
+          <w:p>
+            <w:r>
+              <w:rPr>
+                <w:sz w:val="18"/>
+              </w:rPr>
+              <w:t>AC-01-12</w:t>
+              <w:br/>
+              <w:t>RF01</w:t>
+            </w:r>
+          </w:p>
+        </w:tc>
+        <w:tc>
+          <w:tcPr>
+            <w:tcW w:type="dxa" w:w="3216"/>
+          </w:tcPr>
+          <w:p>
+            <w:r>
+              <w:rPr>
+                <w:sz w:val="18"/>
+              </w:rPr>
+              <w:t>apps/nexo/app/Modules/Identity</w:t>
+              <w:br/>
+              <w:t>apps/nexo/tests/Feature/NexoFlowTest.php</w:t>
+            </w:r>
+          </w:p>
+        </w:tc>
+        <w:tc>
+          <w:tcPr>
+            <w:tcW w:type="dxa" w:w="3216"/>
+          </w:tcPr>
+          <w:p>
+            <w:r>
+              <w:rPr>
+                <w:sz w:val="18"/>
+              </w:rPr>
+              <w:t>phpunit.xml</w:t>
+              <w:br/>
+              <w:t>PARTIAL_EVIDENCE_NOT_ACCEPTED</w:t>
+              <w:br/>
+              <w:t>Falta completar todas las variantes de identidad, revocación y snapshots del AC.</w:t>
+            </w:r>
+          </w:p>
+        </w:tc>
+      </w:tr>
+      <w:tr>
+        <w:tc>
+          <w:tcPr>
+            <w:tcW w:type="dxa" w:w="3216"/>
+          </w:tcPr>
+          <w:p>
+            <w:r>
+              <w:rPr>
+                <w:sz w:val="18"/>
+              </w:rPr>
+              <w:t>AC-01-13</w:t>
+              <w:br/>
+              <w:t>RNF05</w:t>
+            </w:r>
+          </w:p>
+        </w:tc>
+        <w:tc>
+          <w:tcPr>
+            <w:tcW w:type="dxa" w:w="3216"/>
+          </w:tcPr>
+          <w:p>
+            <w:r>
+              <w:rPr>
+                <w:sz w:val="18"/>
+              </w:rPr>
+              <w:t>apps/nexo/app/Modules/Identity</w:t>
+              <w:br/>
+              <w:t>tests/e2e/flow.spec.js</w:t>
+            </w:r>
+          </w:p>
+        </w:tc>
+        <w:tc>
+          <w:tcPr>
+            <w:tcW w:type="dxa" w:w="3216"/>
+          </w:tcPr>
+          <w:p>
+            <w:r>
+              <w:rPr>
+                <w:sz w:val="18"/>
+              </w:rPr>
+              <w:t>playwright.json</w:t>
+              <w:br/>
+              <w:t>PARTIAL_EVIDENCE_NOT_ACCEPTED</w:t>
+              <w:br/>
+              <w:t>Automatización a 390/1366 px ejecutada; inspección manual y decisión personal pendientes.</w:t>
+            </w:r>
+          </w:p>
+        </w:tc>
+      </w:tr>
+      <w:tr>
+        <w:tc>
+          <w:tcPr>
+            <w:tcW w:type="dxa" w:w="3216"/>
+          </w:tcPr>
+          <w:p>
+            <w:r>
+              <w:rPr>
+                <w:sz w:val="18"/>
+              </w:rPr>
+              <w:t>AC-01-14</w:t>
+              <w:br/>
+              <w:t>RF01;RNF01</w:t>
+            </w:r>
+          </w:p>
+        </w:tc>
+        <w:tc>
+          <w:tcPr>
+            <w:tcW w:type="dxa" w:w="3216"/>
+          </w:tcPr>
+          <w:p>
+            <w:r>
+              <w:rPr>
+                <w:sz w:val="18"/>
+              </w:rPr>
+              <w:t>apps/nexo/app/Modules/Identity</w:t>
+              <w:br/>
+              <w:t>apps/nexo/tests/Feature/NexoFlowTest.php</w:t>
+            </w:r>
+          </w:p>
+        </w:tc>
+        <w:tc>
+          <w:tcPr>
+            <w:tcW w:type="dxa" w:w="3216"/>
+          </w:tcPr>
+          <w:p>
+            <w:r>
+              <w:rPr>
+                <w:sz w:val="18"/>
+              </w:rPr>
+              <w:t>phpunit.xml</w:t>
+              <w:br/>
+              <w:t>PARTIAL_EVIDENCE_NOT_ACCEPTED</w:t>
+              <w:br/>
+              <w:t>Falta completar todas las variantes de identidad, revocación y snapshots del AC.</w:t>
+            </w:r>
+          </w:p>
+        </w:tc>
+      </w:tr>
+    </w:tbl>
+    <w:p/>
+    <w:p>
+      <w:pPr>
+        <w:pStyle w:val="Heading3"/>
+      </w:pPr>
+      <w:r>
+        <w:t>Comparación detallada SPEC-02</w:t>
+      </w:r>
+    </w:p>
+    <w:tbl>
+      <w:tblPr>
+        <w:tblStyle w:val="LightShading-Accent1"/>
+        <w:tblW w:type="auto" w:w="0"/>
+        <w:tblLook w:firstColumn="1" w:firstRow="1" w:lastColumn="0" w:lastRow="0" w:noHBand="0" w:noVBand="1" w:val="04A0"/>
+      </w:tblPr>
+      <w:tblGrid>
+        <w:gridCol w:w="3216"/>
+        <w:gridCol w:w="3216"/>
+        <w:gridCol w:w="3216"/>
+      </w:tblGrid>
+      <w:tr>
+        <w:trPr>
+          <w:tblHeader/>
+        </w:trPr>
+        <w:tc>
+          <w:tcPr>
+            <w:tcW w:type="dxa" w:w="3216"/>
+          </w:tcPr>
+          <w:p>
+            <w:r>
+              <w:rPr>
+                <w:b/>
+                <w:sz w:val="18"/>
+              </w:rPr>
+              <w:t>AC / requisitos</w:t>
+            </w:r>
+          </w:p>
+        </w:tc>
+        <w:tc>
+          <w:tcPr>
+            <w:tcW w:type="dxa" w:w="3216"/>
+          </w:tcPr>
+          <w:p>
+            <w:r>
+              <w:rPr>
+                <w:b/>
+                <w:sz w:val="18"/>
+              </w:rPr>
+              <w:t>Código y comprobación</w:t>
+            </w:r>
+          </w:p>
+        </w:tc>
+        <w:tc>
+          <w:tcPr>
+            <w:tcW w:type="dxa" w:w="3216"/>
+          </w:tcPr>
+          <w:p>
+            <w:r>
+              <w:rPr>
+                <w:b/>
+                <w:sz w:val="18"/>
+              </w:rPr>
+              <w:t>Evidencia / brecha restante</w:t>
+            </w:r>
+          </w:p>
+        </w:tc>
+      </w:tr>
+      <w:tr>
+        <w:tc>
+          <w:tcPr>
+            <w:tcW w:type="dxa" w:w="3216"/>
+          </w:tcPr>
+          <w:p>
+            <w:r>
+              <w:rPr>
+                <w:sz w:val="18"/>
+              </w:rPr>
+              <w:t>AC-02-01</w:t>
+              <w:br/>
+              <w:t>RF03</w:t>
+            </w:r>
+          </w:p>
+        </w:tc>
+        <w:tc>
+          <w:tcPr>
+            <w:tcW w:type="dxa" w:w="3216"/>
+          </w:tcPr>
+          <w:p>
+            <w:r>
+              <w:rPr>
+                <w:sz w:val="18"/>
+              </w:rPr>
+              <w:t>apps/nexo/app/Modules/Requests</w:t>
+              <w:br/>
+              <w:t>apps/nexo/tests/Feature/NexoFlowTest.php</w:t>
+            </w:r>
+          </w:p>
+        </w:tc>
+        <w:tc>
+          <w:tcPr>
+            <w:tcW w:type="dxa" w:w="3216"/>
+          </w:tcPr>
+          <w:p>
+            <w:r>
+              <w:rPr>
+                <w:sz w:val="18"/>
+              </w:rPr>
+              <w:t>phpunit.xml</w:t>
+              <w:br/>
+              <w:t>PARTIAL_EVIDENCE_NOT_ACCEPTED</w:t>
+              <w:br/>
+              <w:t>Faltan límites completos, edición y combinaciones negativas de cada AC.</w:t>
+            </w:r>
+          </w:p>
+        </w:tc>
+      </w:tr>
+      <w:tr>
+        <w:tc>
+          <w:tcPr>
+            <w:tcW w:type="dxa" w:w="3216"/>
+          </w:tcPr>
+          <w:p>
+            <w:r>
+              <w:rPr>
+                <w:sz w:val="18"/>
+              </w:rPr>
+              <w:t>AC-02-02</w:t>
+              <w:br/>
+              <w:t>RF03;RNF01</w:t>
+            </w:r>
+          </w:p>
+        </w:tc>
+        <w:tc>
+          <w:tcPr>
+            <w:tcW w:type="dxa" w:w="3216"/>
+          </w:tcPr>
+          <w:p>
+            <w:r>
+              <w:rPr>
+                <w:sz w:val="18"/>
+              </w:rPr>
+              <w:t>apps/nexo/app/Modules/Requests</w:t>
+              <w:br/>
+              <w:t>apps/nexo/tests/Feature/NexoFlowTest.php</w:t>
+            </w:r>
+          </w:p>
+        </w:tc>
+        <w:tc>
+          <w:tcPr>
+            <w:tcW w:type="dxa" w:w="3216"/>
+          </w:tcPr>
+          <w:p>
+            <w:r>
+              <w:rPr>
+                <w:sz w:val="18"/>
+              </w:rPr>
+              <w:t>phpunit.xml</w:t>
+              <w:br/>
+              <w:t>PARTIAL_EVIDENCE_NOT_ACCEPTED</w:t>
+              <w:br/>
+              <w:t>Faltan límites completos, edición y combinaciones negativas de cada AC.</w:t>
+            </w:r>
+          </w:p>
+        </w:tc>
+      </w:tr>
+      <w:tr>
+        <w:tc>
+          <w:tcPr>
+            <w:tcW w:type="dxa" w:w="3216"/>
+          </w:tcPr>
+          <w:p>
+            <w:r>
+              <w:rPr>
+                <w:sz w:val="18"/>
+              </w:rPr>
+              <w:t>AC-02-03</w:t>
+              <w:br/>
+              <w:t>RF04</w:t>
+            </w:r>
+          </w:p>
+        </w:tc>
+        <w:tc>
+          <w:tcPr>
+            <w:tcW w:type="dxa" w:w="3216"/>
+          </w:tcPr>
+          <w:p>
+            <w:r>
+              <w:rPr>
+                <w:sz w:val="18"/>
+              </w:rPr>
+              <w:t>apps/nexo/app/Modules/Requests</w:t>
+              <w:br/>
+              <w:t>apps/nexo/tests/Feature/NexoFlowTest.php</w:t>
+            </w:r>
+          </w:p>
+        </w:tc>
+        <w:tc>
+          <w:tcPr>
+            <w:tcW w:type="dxa" w:w="3216"/>
+          </w:tcPr>
+          <w:p>
+            <w:r>
+              <w:rPr>
+                <w:sz w:val="18"/>
+              </w:rPr>
+              <w:t>phpunit.xml</w:t>
+              <w:br/>
+              <w:t>PARTIAL_EVIDENCE_NOT_ACCEPTED</w:t>
+              <w:br/>
+              <w:t>Faltan límites completos, edición y combinaciones negativas de cada AC.</w:t>
+            </w:r>
+          </w:p>
+        </w:tc>
+      </w:tr>
+      <w:tr>
+        <w:tc>
+          <w:tcPr>
+            <w:tcW w:type="dxa" w:w="3216"/>
+          </w:tcPr>
+          <w:p>
+            <w:r>
+              <w:rPr>
+                <w:sz w:val="18"/>
+              </w:rPr>
+              <w:t>AC-02-04</w:t>
+              <w:br/>
+              <w:t>RF03</w:t>
+            </w:r>
+          </w:p>
+        </w:tc>
+        <w:tc>
+          <w:tcPr>
+            <w:tcW w:type="dxa" w:w="3216"/>
+          </w:tcPr>
+          <w:p>
+            <w:r>
+              <w:rPr>
+                <w:sz w:val="18"/>
+              </w:rPr>
+              <w:t>apps/nexo/app/Modules/Requests</w:t>
+              <w:br/>
+              <w:t>apps/nexo/tests/Feature/NexoFlowTest.php</w:t>
+            </w:r>
+          </w:p>
+        </w:tc>
+        <w:tc>
+          <w:tcPr>
+            <w:tcW w:type="dxa" w:w="3216"/>
+          </w:tcPr>
+          <w:p>
+            <w:r>
+              <w:rPr>
+                <w:sz w:val="18"/>
+              </w:rPr>
+              <w:t>phpunit.xml</w:t>
+              <w:br/>
+              <w:t>PARTIAL_EVIDENCE_NOT_ACCEPTED</w:t>
+              <w:br/>
+              <w:t>Faltan límites completos, edición y combinaciones negativas de cada AC.</w:t>
+            </w:r>
+          </w:p>
+        </w:tc>
+      </w:tr>
+      <w:tr>
+        <w:tc>
+          <w:tcPr>
+            <w:tcW w:type="dxa" w:w="3216"/>
+          </w:tcPr>
+          <w:p>
+            <w:r>
+              <w:rPr>
+                <w:sz w:val="18"/>
+              </w:rPr>
+              <w:t>AC-02-05</w:t>
+              <w:br/>
+              <w:t>RF03</w:t>
+            </w:r>
+          </w:p>
+        </w:tc>
+        <w:tc>
+          <w:tcPr>
+            <w:tcW w:type="dxa" w:w="3216"/>
+          </w:tcPr>
+          <w:p>
+            <w:r>
+              <w:rPr>
+                <w:sz w:val="18"/>
+              </w:rPr>
+              <w:t>apps/nexo/app/Modules/Requests</w:t>
+              <w:br/>
+              <w:t>apps/nexo/tests/Feature/NexoFlowTest.php</w:t>
+            </w:r>
+          </w:p>
+        </w:tc>
+        <w:tc>
+          <w:tcPr>
+            <w:tcW w:type="dxa" w:w="3216"/>
+          </w:tcPr>
+          <w:p>
+            <w:r>
+              <w:rPr>
+                <w:sz w:val="18"/>
+              </w:rPr>
+              <w:t>phpunit.xml</w:t>
+              <w:br/>
+              <w:t>PARTIAL_EVIDENCE_NOT_ACCEPTED</w:t>
+              <w:br/>
+              <w:t>Faltan límites completos, edición y combinaciones negativas de cada AC.</w:t>
+            </w:r>
+          </w:p>
+        </w:tc>
+      </w:tr>
+      <w:tr>
+        <w:tc>
+          <w:tcPr>
+            <w:tcW w:type="dxa" w:w="3216"/>
+          </w:tcPr>
+          <w:p>
+            <w:r>
+              <w:rPr>
+                <w:sz w:val="18"/>
+              </w:rPr>
+              <w:t>AC-02-06</w:t>
+              <w:br/>
+              <w:t>RF03;RNF01</w:t>
+            </w:r>
+          </w:p>
+        </w:tc>
+        <w:tc>
+          <w:tcPr>
+            <w:tcW w:type="dxa" w:w="3216"/>
+          </w:tcPr>
+          <w:p>
+            <w:r>
+              <w:rPr>
+                <w:sz w:val="18"/>
+              </w:rPr>
+              <w:t>apps/nexo/app/Modules/Requests</w:t>
+              <w:br/>
+              <w:t>apps/nexo/tests/Feature/NexoFlowTest.php</w:t>
+            </w:r>
+          </w:p>
+        </w:tc>
+        <w:tc>
+          <w:tcPr>
+            <w:tcW w:type="dxa" w:w="3216"/>
+          </w:tcPr>
+          <w:p>
+            <w:r>
+              <w:rPr>
+                <w:sz w:val="18"/>
+              </w:rPr>
+              <w:t>phpunit.xml</w:t>
+              <w:br/>
+              <w:t>PARTIAL_EVIDENCE_NOT_ACCEPTED</w:t>
+              <w:br/>
+              <w:t>Faltan límites completos, edición y combinaciones negativas de cada AC.</w:t>
+            </w:r>
+          </w:p>
+        </w:tc>
+      </w:tr>
+      <w:tr>
+        <w:tc>
+          <w:tcPr>
+            <w:tcW w:type="dxa" w:w="3216"/>
+          </w:tcPr>
+          <w:p>
+            <w:r>
+              <w:rPr>
+                <w:sz w:val="18"/>
+              </w:rPr>
+              <w:t>AC-02-07</w:t>
+              <w:br/>
+              <w:t>RF03;RNF01</w:t>
+            </w:r>
+          </w:p>
+        </w:tc>
+        <w:tc>
+          <w:tcPr>
+            <w:tcW w:type="dxa" w:w="3216"/>
+          </w:tcPr>
+          <w:p>
+            <w:r>
+              <w:rPr>
+                <w:sz w:val="18"/>
+              </w:rPr>
+              <w:t>apps/nexo/app/Modules/Requests</w:t>
+              <w:br/>
+              <w:t>apps/nexo/tests/Feature/NexoFlowTest.php</w:t>
+            </w:r>
+          </w:p>
+        </w:tc>
+        <w:tc>
+          <w:tcPr>
+            <w:tcW w:type="dxa" w:w="3216"/>
+          </w:tcPr>
+          <w:p>
+            <w:r>
+              <w:rPr>
+                <w:sz w:val="18"/>
+              </w:rPr>
+              <w:t>phpunit.xml</w:t>
+              <w:br/>
+              <w:t>PARTIAL_EVIDENCE_NOT_ACCEPTED</w:t>
+              <w:br/>
+              <w:t>Faltan límites completos, edición y combinaciones negativas de cada AC.</w:t>
+            </w:r>
+          </w:p>
+        </w:tc>
+      </w:tr>
+      <w:tr>
+        <w:tc>
+          <w:tcPr>
+            <w:tcW w:type="dxa" w:w="3216"/>
+          </w:tcPr>
+          <w:p>
+            <w:r>
+              <w:rPr>
+                <w:sz w:val="18"/>
+              </w:rPr>
+              <w:t>AC-02-08</w:t>
+              <w:br/>
+              <w:t>RF04;RF09</w:t>
+            </w:r>
+          </w:p>
+        </w:tc>
+        <w:tc>
+          <w:tcPr>
+            <w:tcW w:type="dxa" w:w="3216"/>
+          </w:tcPr>
+          <w:p>
+            <w:r>
+              <w:rPr>
+                <w:sz w:val="18"/>
+              </w:rPr>
+              <w:t>apps/nexo/app/Modules/Requests</w:t>
+              <w:br/>
+              <w:t>apps/nexo/tests/Feature/NexoFlowTest.php</w:t>
+            </w:r>
+          </w:p>
+        </w:tc>
+        <w:tc>
+          <w:tcPr>
+            <w:tcW w:type="dxa" w:w="3216"/>
+          </w:tcPr>
+          <w:p>
+            <w:r>
+              <w:rPr>
+                <w:sz w:val="18"/>
+              </w:rPr>
+              <w:t>phpunit.xml</w:t>
+              <w:br/>
+              <w:t>PARTIAL_EVIDENCE_NOT_ACCEPTED</w:t>
+              <w:br/>
+              <w:t>Faltan límites completos, edición y combinaciones negativas de cada AC.</w:t>
+            </w:r>
+          </w:p>
+        </w:tc>
+      </w:tr>
+      <w:tr>
+        <w:tc>
+          <w:tcPr>
+            <w:tcW w:type="dxa" w:w="3216"/>
+          </w:tcPr>
+          <w:p>
+            <w:r>
+              <w:rPr>
+                <w:sz w:val="18"/>
+              </w:rPr>
+              <w:t>AC-02-09</w:t>
+              <w:br/>
+              <w:t>RF04</w:t>
+            </w:r>
+          </w:p>
+        </w:tc>
+        <w:tc>
+          <w:tcPr>
+            <w:tcW w:type="dxa" w:w="3216"/>
+          </w:tcPr>
+          <w:p>
+            <w:r>
+              <w:rPr>
+                <w:sz w:val="18"/>
+              </w:rPr>
+              <w:t>apps/nexo/app/Modules/Requests</w:t>
+              <w:br/>
+              <w:t>apps/nexo/tests/Feature/NexoFlowTest.php</w:t>
+            </w:r>
+          </w:p>
+        </w:tc>
+        <w:tc>
+          <w:tcPr>
+            <w:tcW w:type="dxa" w:w="3216"/>
+          </w:tcPr>
+          <w:p>
+            <w:r>
+              <w:rPr>
+                <w:sz w:val="18"/>
+              </w:rPr>
+              <w:t>phpunit.xml</w:t>
+              <w:br/>
+              <w:t>PARTIAL_EVIDENCE_NOT_ACCEPTED</w:t>
+              <w:br/>
+              <w:t>Faltan límites completos, edición y combinaciones negativas de cada AC.</w:t>
+            </w:r>
+          </w:p>
+        </w:tc>
+      </w:tr>
+      <w:tr>
+        <w:tc>
+          <w:tcPr>
+            <w:tcW w:type="dxa" w:w="3216"/>
+          </w:tcPr>
+          <w:p>
+            <w:r>
+              <w:rPr>
+                <w:sz w:val="18"/>
+              </w:rPr>
+              <w:t>AC-02-10</w:t>
+              <w:br/>
+              <w:t>RF04</w:t>
+            </w:r>
+          </w:p>
+        </w:tc>
+        <w:tc>
+          <w:tcPr>
+            <w:tcW w:type="dxa" w:w="3216"/>
+          </w:tcPr>
+          <w:p>
+            <w:r>
+              <w:rPr>
+                <w:sz w:val="18"/>
+              </w:rPr>
+              <w:t>apps/nexo/app/Modules/Requests</w:t>
+              <w:br/>
+              <w:t>apps/nexo/tests/Feature/NexoFlowTest.php</w:t>
+            </w:r>
+          </w:p>
+        </w:tc>
+        <w:tc>
+          <w:tcPr>
+            <w:tcW w:type="dxa" w:w="3216"/>
+          </w:tcPr>
+          <w:p>
+            <w:r>
+              <w:rPr>
+                <w:sz w:val="18"/>
+              </w:rPr>
+              <w:t>phpunit.xml</w:t>
+              <w:br/>
+              <w:t>PARTIAL_EVIDENCE_NOT_ACCEPTED</w:t>
+              <w:br/>
+              <w:t>Faltan límites completos, edición y combinaciones negativas de cada AC.</w:t>
+            </w:r>
+          </w:p>
+        </w:tc>
+      </w:tr>
+      <w:tr>
+        <w:tc>
+          <w:tcPr>
+            <w:tcW w:type="dxa" w:w="3216"/>
+          </w:tcPr>
+          <w:p>
+            <w:r>
+              <w:rPr>
+                <w:sz w:val="18"/>
+              </w:rPr>
+              <w:t>AC-02-11</w:t>
+              <w:br/>
+              <w:t>RNF05</w:t>
+            </w:r>
+          </w:p>
+        </w:tc>
+        <w:tc>
+          <w:tcPr>
+            <w:tcW w:type="dxa" w:w="3216"/>
+          </w:tcPr>
+          <w:p>
+            <w:r>
+              <w:rPr>
+                <w:sz w:val="18"/>
+              </w:rPr>
+              <w:t>apps/nexo/app/Modules/Requests</w:t>
+              <w:br/>
+              <w:t>tests/e2e/flow.spec.js</w:t>
+            </w:r>
+          </w:p>
+        </w:tc>
+        <w:tc>
+          <w:tcPr>
+            <w:tcW w:type="dxa" w:w="3216"/>
+          </w:tcPr>
+          <w:p>
+            <w:r>
+              <w:rPr>
+                <w:sz w:val="18"/>
+              </w:rPr>
+              <w:t>playwright.json</w:t>
+              <w:br/>
+              <w:t>PARTIAL_EVIDENCE_NOT_ACCEPTED</w:t>
+              <w:br/>
+              <w:t>Automatización a 390/1366 px ejecutada; inspección manual y decisión personal pendientes.</w:t>
+            </w:r>
+          </w:p>
+        </w:tc>
+      </w:tr>
+    </w:tbl>
+    <w:p/>
+    <w:p>
+      <w:pPr>
+        <w:pStyle w:val="Heading3"/>
+      </w:pPr>
+      <w:r>
+        <w:t>Comparación detallada SPEC-03</w:t>
+      </w:r>
+    </w:p>
+    <w:tbl>
+      <w:tblPr>
+        <w:tblStyle w:val="LightShading-Accent1"/>
+        <w:tblW w:type="auto" w:w="0"/>
+        <w:tblLook w:firstColumn="1" w:firstRow="1" w:lastColumn="0" w:lastRow="0" w:noHBand="0" w:noVBand="1" w:val="04A0"/>
+      </w:tblPr>
+      <w:tblGrid>
+        <w:gridCol w:w="3216"/>
+        <w:gridCol w:w="3216"/>
+        <w:gridCol w:w="3216"/>
+      </w:tblGrid>
+      <w:tr>
+        <w:trPr>
+          <w:tblHeader/>
+        </w:trPr>
+        <w:tc>
+          <w:tcPr>
+            <w:tcW w:type="dxa" w:w="3216"/>
+          </w:tcPr>
+          <w:p>
+            <w:r>
+              <w:rPr>
+                <w:b/>
+                <w:sz w:val="18"/>
+              </w:rPr>
+              <w:t>AC / requisitos</w:t>
+            </w:r>
+          </w:p>
+        </w:tc>
+        <w:tc>
+          <w:tcPr>
+            <w:tcW w:type="dxa" w:w="3216"/>
+          </w:tcPr>
+          <w:p>
+            <w:r>
+              <w:rPr>
+                <w:b/>
+                <w:sz w:val="18"/>
+              </w:rPr>
+              <w:t>Código y comprobación</w:t>
+            </w:r>
+          </w:p>
+        </w:tc>
+        <w:tc>
+          <w:tcPr>
+            <w:tcW w:type="dxa" w:w="3216"/>
+          </w:tcPr>
+          <w:p>
+            <w:r>
+              <w:rPr>
+                <w:b/>
+                <w:sz w:val="18"/>
+              </w:rPr>
+              <w:t>Evidencia / brecha restante</w:t>
+            </w:r>
+          </w:p>
+        </w:tc>
+      </w:tr>
+      <w:tr>
+        <w:tc>
+          <w:tcPr>
+            <w:tcW w:type="dxa" w:w="3216"/>
+          </w:tcPr>
+          <w:p>
+            <w:r>
+              <w:rPr>
+                <w:sz w:val="18"/>
+              </w:rPr>
+              <w:t>AC-03-01</w:t>
+              <w:br/>
+              <w:t>RF05;RNF02</w:t>
+            </w:r>
+          </w:p>
+        </w:tc>
+        <w:tc>
+          <w:tcPr>
+            <w:tcW w:type="dxa" w:w="3216"/>
+          </w:tcPr>
+          <w:p>
+            <w:r>
+              <w:rPr>
+                <w:sz w:val="18"/>
+              </w:rPr>
+              <w:t>apps/nexo/app/Modules/Inventory</w:t>
+              <w:br/>
+              <w:t>apps/nexo/tests/Feature/TransactionIntegrityTest.php; apps/nexo/tests/Feature/NexoFlowTest.php</w:t>
+            </w:r>
+          </w:p>
+        </w:tc>
+        <w:tc>
+          <w:tcPr>
+            <w:tcW w:type="dxa" w:w="3216"/>
+          </w:tcPr>
+          <w:p>
+            <w:r>
+              <w:rPr>
+                <w:sz w:val="18"/>
+              </w:rPr>
+              <w:t>phpunit.xml</w:t>
+              <w:br/>
+              <w:t>PARTIAL_EVIDENCE_NOT_ACCEPTED</w:t>
+              <w:br/>
+              <w:t>Revisar todas las variantes por rol, estado, clave y organización; suite parcial respecto al AC completo.</w:t>
+            </w:r>
+          </w:p>
+        </w:tc>
+      </w:tr>
+      <w:tr>
+        <w:tc>
+          <w:tcPr>
+            <w:tcW w:type="dxa" w:w="3216"/>
+          </w:tcPr>
+          <w:p>
+            <w:r>
+              <w:rPr>
+                <w:sz w:val="18"/>
+              </w:rPr>
+              <w:t>AC-03-02</w:t>
+              <w:br/>
+              <w:t>RF05;RNF02</w:t>
+            </w:r>
+          </w:p>
+        </w:tc>
+        <w:tc>
+          <w:tcPr>
+            <w:tcW w:type="dxa" w:w="3216"/>
+          </w:tcPr>
+          <w:p>
+            <w:r>
+              <w:rPr>
+                <w:sz w:val="18"/>
+              </w:rPr>
+              <w:t>apps/nexo/app/Modules/Inventory</w:t>
+              <w:br/>
+              <w:t>apps/nexo/tests/Feature/TransactionIntegrityTest.php; apps/nexo/tests/Feature/NexoFlowTest.php</w:t>
+            </w:r>
+          </w:p>
+        </w:tc>
+        <w:tc>
+          <w:tcPr>
+            <w:tcW w:type="dxa" w:w="3216"/>
+          </w:tcPr>
+          <w:p>
+            <w:r>
+              <w:rPr>
+                <w:sz w:val="18"/>
+              </w:rPr>
+              <w:t>phpunit.xml</w:t>
+              <w:br/>
+              <w:t>PARTIAL_EVIDENCE_NOT_ACCEPTED</w:t>
+              <w:br/>
+              <w:t>Revisar todas las variantes por rol, estado, clave y organización; suite parcial respecto al AC completo.</w:t>
+            </w:r>
+          </w:p>
+        </w:tc>
+      </w:tr>
+      <w:tr>
+        <w:tc>
+          <w:tcPr>
+            <w:tcW w:type="dxa" w:w="3216"/>
+          </w:tcPr>
+          <w:p>
+            <w:r>
+              <w:rPr>
+                <w:sz w:val="18"/>
+              </w:rPr>
+              <w:t>AC-03-03</w:t>
+              <w:br/>
+              <w:t>RF05;RF07;RNF02</w:t>
+            </w:r>
+          </w:p>
+        </w:tc>
+        <w:tc>
+          <w:tcPr>
+            <w:tcW w:type="dxa" w:w="3216"/>
+          </w:tcPr>
+          <w:p>
+            <w:r>
+              <w:rPr>
+                <w:sz w:val="18"/>
+              </w:rPr>
+              <w:t>apps/nexo/app/Modules/Inventory</w:t>
+              <w:br/>
+              <w:t>tests/integration/races.mjs</w:t>
+            </w:r>
+          </w:p>
+        </w:tc>
+        <w:tc>
+          <w:tcPr>
+            <w:tcW w:type="dxa" w:w="3216"/>
+          </w:tcPr>
+          <w:p>
+            <w:r>
+              <w:rPr>
+                <w:sz w:val="18"/>
+              </w:rPr>
+              <w:t>races.json</w:t>
+              <w:br/>
+              <w:t>PARTIAL_EVIDENCE_NOT_ACCEPTED</w:t>
+              <w:br/>
+              <w:t>20 rondas ejecutadas por carrera; no demuestra todos los intercalados posibles ni aceptación humana.</w:t>
+            </w:r>
+          </w:p>
+        </w:tc>
+      </w:tr>
+      <w:tr>
+        <w:tc>
+          <w:tcPr>
+            <w:tcW w:type="dxa" w:w="3216"/>
+          </w:tcPr>
+          <w:p>
+            <w:r>
+              <w:rPr>
+                <w:sz w:val="18"/>
+              </w:rPr>
+              <w:t>AC-03-04</w:t>
+              <w:br/>
+              <w:t>RF07;RNF02</w:t>
+            </w:r>
+          </w:p>
+        </w:tc>
+        <w:tc>
+          <w:tcPr>
+            <w:tcW w:type="dxa" w:w="3216"/>
+          </w:tcPr>
+          <w:p>
+            <w:r>
+              <w:rPr>
+                <w:sz w:val="18"/>
+              </w:rPr>
+              <w:t>apps/nexo/app/Modules/Inventory</w:t>
+              <w:br/>
+              <w:t>apps/nexo/tests/Feature/TransactionIntegrityTest.php; apps/nexo/tests/Feature/NexoFlowTest.php</w:t>
+            </w:r>
+          </w:p>
+        </w:tc>
+        <w:tc>
+          <w:tcPr>
+            <w:tcW w:type="dxa" w:w="3216"/>
+          </w:tcPr>
+          <w:p>
+            <w:r>
+              <w:rPr>
+                <w:sz w:val="18"/>
+              </w:rPr>
+              <w:t>phpunit.xml</w:t>
+              <w:br/>
+              <w:t>PARTIAL_EVIDENCE_NOT_ACCEPTED</w:t>
+              <w:br/>
+              <w:t>Revisar todas las variantes por rol, estado, clave y organización; suite parcial respecto al AC completo.</w:t>
+            </w:r>
+          </w:p>
+        </w:tc>
+      </w:tr>
+      <w:tr>
+        <w:tc>
+          <w:tcPr>
+            <w:tcW w:type="dxa" w:w="3216"/>
+          </w:tcPr>
+          <w:p>
+            <w:r>
+              <w:rPr>
+                <w:sz w:val="18"/>
+              </w:rPr>
+              <w:t>AC-03-05</w:t>
+              <w:br/>
+              <w:t>RF04;RF06;RNF02</w:t>
+            </w:r>
+          </w:p>
+        </w:tc>
+        <w:tc>
+          <w:tcPr>
+            <w:tcW w:type="dxa" w:w="3216"/>
+          </w:tcPr>
+          <w:p>
+            <w:r>
+              <w:rPr>
+                <w:sz w:val="18"/>
+              </w:rPr>
+              <w:t>apps/nexo/app/Modules/Inventory</w:t>
+              <w:br/>
+              <w:t>apps/nexo/tests/Feature/TransactionIntegrityTest.php; apps/nexo/tests/Feature/NexoFlowTest.php</w:t>
+            </w:r>
+          </w:p>
+        </w:tc>
+        <w:tc>
+          <w:tcPr>
+            <w:tcW w:type="dxa" w:w="3216"/>
+          </w:tcPr>
+          <w:p>
+            <w:r>
+              <w:rPr>
+                <w:sz w:val="18"/>
+              </w:rPr>
+              <w:t>phpunit.xml</w:t>
+              <w:br/>
+              <w:t>PARTIAL_EVIDENCE_NOT_ACCEPTED</w:t>
+              <w:br/>
+              <w:t>Revisar todas las variantes por rol, estado, clave y organización; suite parcial respecto al AC completo.</w:t>
+            </w:r>
+          </w:p>
+        </w:tc>
+      </w:tr>
+      <w:tr>
+        <w:tc>
+          <w:tcPr>
+            <w:tcW w:type="dxa" w:w="3216"/>
+          </w:tcPr>
+          <w:p>
+            <w:r>
+              <w:rPr>
+                <w:sz w:val="18"/>
+              </w:rPr>
+              <w:t>AC-03-06</w:t>
+              <w:br/>
+              <w:t>RF04;RF06</w:t>
+            </w:r>
+          </w:p>
+        </w:tc>
+        <w:tc>
+          <w:tcPr>
+            <w:tcW w:type="dxa" w:w="3216"/>
+          </w:tcPr>
+          <w:p>
+            <w:r>
+              <w:rPr>
+                <w:sz w:val="18"/>
+              </w:rPr>
+              <w:t>apps/nexo/app/Modules/Inventory</w:t>
+              <w:br/>
+              <w:t>apps/nexo/tests/Feature/TransactionIntegrityTest.php; apps/nexo/tests/Feature/NexoFlowTest.php</w:t>
+            </w:r>
+          </w:p>
+        </w:tc>
+        <w:tc>
+          <w:tcPr>
+            <w:tcW w:type="dxa" w:w="3216"/>
+          </w:tcPr>
+          <w:p>
+            <w:r>
+              <w:rPr>
+                <w:sz w:val="18"/>
+              </w:rPr>
+              <w:t>phpunit.xml</w:t>
+              <w:br/>
+              <w:t>PARTIAL_EVIDENCE_NOT_ACCEPTED</w:t>
+              <w:br/>
+              <w:t>Revisar todas las variantes por rol, estado, clave y organización; suite parcial respecto al AC completo.</w:t>
+            </w:r>
+          </w:p>
+        </w:tc>
+      </w:tr>
+      <w:tr>
+        <w:tc>
+          <w:tcPr>
+            <w:tcW w:type="dxa" w:w="3216"/>
+          </w:tcPr>
+          <w:p>
+            <w:r>
+              <w:rPr>
+                <w:sz w:val="18"/>
+              </w:rPr>
+              <w:t>AC-03-07</w:t>
+              <w:br/>
+              <w:t>RF04;RNF02</w:t>
+            </w:r>
+          </w:p>
+        </w:tc>
+        <w:tc>
+          <w:tcPr>
+            <w:tcW w:type="dxa" w:w="3216"/>
+          </w:tcPr>
+          <w:p>
+            <w:r>
+              <w:rPr>
+                <w:sz w:val="18"/>
+              </w:rPr>
+              <w:t>apps/nexo/app/Modules/Inventory</w:t>
+              <w:br/>
+              <w:t>apps/nexo/tests/Feature/TransactionIntegrityTest.php; apps/nexo/tests/Feature/NexoFlowTest.php</w:t>
+            </w:r>
+          </w:p>
+        </w:tc>
+        <w:tc>
+          <w:tcPr>
+            <w:tcW w:type="dxa" w:w="3216"/>
+          </w:tcPr>
+          <w:p>
+            <w:r>
+              <w:rPr>
+                <w:sz w:val="18"/>
+              </w:rPr>
+              <w:t>phpunit.xml</w:t>
+              <w:br/>
+              <w:t>PARTIAL_EVIDENCE_NOT_ACCEPTED</w:t>
+              <w:br/>
+              <w:t>Revisar todas las variantes por rol, estado, clave y organización; suite parcial respecto al AC completo.</w:t>
+            </w:r>
+          </w:p>
+        </w:tc>
+      </w:tr>
+      <w:tr>
+        <w:tc>
+          <w:tcPr>
+            <w:tcW w:type="dxa" w:w="3216"/>
+          </w:tcPr>
+          <w:p>
+            <w:r>
+              <w:rPr>
+                <w:sz w:val="18"/>
+              </w:rPr>
+              <w:t>AC-03-08</w:t>
+              <w:br/>
+              <w:t>RF05;RF07;RNF02</w:t>
+            </w:r>
+          </w:p>
+        </w:tc>
+        <w:tc>
+          <w:tcPr>
+            <w:tcW w:type="dxa" w:w="3216"/>
+          </w:tcPr>
+          <w:p>
+            <w:r>
+              <w:rPr>
+                <w:sz w:val="18"/>
+              </w:rPr>
+              <w:t>apps/nexo/app/Modules/Inventory</w:t>
+              <w:br/>
+              <w:t>tests/integration/races.mjs</w:t>
+            </w:r>
+          </w:p>
+        </w:tc>
+        <w:tc>
+          <w:tcPr>
+            <w:tcW w:type="dxa" w:w="3216"/>
+          </w:tcPr>
+          <w:p>
+            <w:r>
+              <w:rPr>
+                <w:sz w:val="18"/>
+              </w:rPr>
+              <w:t>races.json</w:t>
+              <w:br/>
+              <w:t>PARTIAL_EVIDENCE_NOT_ACCEPTED</w:t>
+              <w:br/>
+              <w:t>20 rondas ejecutadas por carrera; no demuestra todos los intercalados posibles ni aceptación humana.</w:t>
+            </w:r>
+          </w:p>
+        </w:tc>
+      </w:tr>
+      <w:tr>
+        <w:tc>
+          <w:tcPr>
+            <w:tcW w:type="dxa" w:w="3216"/>
+          </w:tcPr>
+          <w:p>
+            <w:r>
+              <w:rPr>
+                <w:sz w:val="18"/>
+              </w:rPr>
+              <w:t>AC-03-09</w:t>
+              <w:br/>
+              <w:t>RF05;RF09;RNF02</w:t>
+            </w:r>
+          </w:p>
+        </w:tc>
+        <w:tc>
+          <w:tcPr>
+            <w:tcW w:type="dxa" w:w="3216"/>
+          </w:tcPr>
+          <w:p>
+            <w:r>
+              <w:rPr>
+                <w:sz w:val="18"/>
+              </w:rPr>
+              <w:t>apps/nexo/app/Modules/Inventory</w:t>
+              <w:br/>
+              <w:t>apps/nexo/tests/Feature/TransactionIntegrityTest.php; apps/nexo/tests/Feature/NexoFlowTest.php</w:t>
+            </w:r>
+          </w:p>
+        </w:tc>
+        <w:tc>
+          <w:tcPr>
+            <w:tcW w:type="dxa" w:w="3216"/>
+          </w:tcPr>
+          <w:p>
+            <w:r>
+              <w:rPr>
+                <w:sz w:val="18"/>
+              </w:rPr>
+              <w:t>phpunit.xml</w:t>
+              <w:br/>
+              <w:t>PARTIAL_EVIDENCE_NOT_ACCEPTED</w:t>
+              <w:br/>
+              <w:t>Revisar todas las variantes por rol, estado, clave y organización; suite parcial respecto al AC completo.</w:t>
+            </w:r>
+          </w:p>
+        </w:tc>
+      </w:tr>
+      <w:tr>
+        <w:tc>
+          <w:tcPr>
+            <w:tcW w:type="dxa" w:w="3216"/>
+          </w:tcPr>
+          <w:p>
+            <w:r>
+              <w:rPr>
+                <w:sz w:val="18"/>
+              </w:rPr>
+              <w:t>AC-03-10</w:t>
+              <w:br/>
+              <w:t>RF07</w:t>
+            </w:r>
+          </w:p>
+        </w:tc>
+        <w:tc>
+          <w:tcPr>
+            <w:tcW w:type="dxa" w:w="3216"/>
+          </w:tcPr>
+          <w:p>
+            <w:r>
+              <w:rPr>
+                <w:sz w:val="18"/>
+              </w:rPr>
+              <w:t>apps/nexo/app/Modules/Inventory</w:t>
+              <w:br/>
+              <w:t>apps/nexo/tests/Feature/TransactionIntegrityTest.php; apps/nexo/tests/Feature/NexoFlowTest.php</w:t>
+            </w:r>
+          </w:p>
+        </w:tc>
+        <w:tc>
+          <w:tcPr>
+            <w:tcW w:type="dxa" w:w="3216"/>
+          </w:tcPr>
+          <w:p>
+            <w:r>
+              <w:rPr>
+                <w:sz w:val="18"/>
+              </w:rPr>
+              <w:t>phpunit.xml</w:t>
+              <w:br/>
+              <w:t>PARTIAL_EVIDENCE_NOT_ACCEPTED</w:t>
+              <w:br/>
+              <w:t>Revisar todas las variantes por rol, estado, clave y organización; suite parcial respecto al AC completo.</w:t>
+            </w:r>
+          </w:p>
+        </w:tc>
+      </w:tr>
+      <w:tr>
+        <w:tc>
+          <w:tcPr>
+            <w:tcW w:type="dxa" w:w="3216"/>
+          </w:tcPr>
+          <w:p>
+            <w:r>
+              <w:rPr>
+                <w:sz w:val="18"/>
+              </w:rPr>
+              <w:t>AC-03-11</w:t>
+              <w:br/>
+              <w:t>RF07</w:t>
+            </w:r>
+          </w:p>
+        </w:tc>
+        <w:tc>
+          <w:tcPr>
+            <w:tcW w:type="dxa" w:w="3216"/>
+          </w:tcPr>
+          <w:p>
+            <w:r>
+              <w:rPr>
+                <w:sz w:val="18"/>
+              </w:rPr>
+              <w:t>apps/nexo/app/Modules/Inventory</w:t>
+              <w:br/>
+              <w:t>apps/nexo/tests/Feature/TransactionIntegrityTest.php; apps/nexo/tests/Feature/NexoFlowTest.php</w:t>
+            </w:r>
+          </w:p>
+        </w:tc>
+        <w:tc>
+          <w:tcPr>
+            <w:tcW w:type="dxa" w:w="3216"/>
+          </w:tcPr>
+          <w:p>
+            <w:r>
+              <w:rPr>
+                <w:sz w:val="18"/>
+              </w:rPr>
+              <w:t>phpunit.xml</w:t>
+              <w:br/>
+              <w:t>PARTIAL_EVIDENCE_NOT_ACCEPTED</w:t>
+              <w:br/>
+              <w:t>Revisar todas las variantes por rol, estado, clave y organización; suite parcial respecto al AC completo.</w:t>
+            </w:r>
+          </w:p>
+        </w:tc>
+      </w:tr>
+      <w:tr>
+        <w:tc>
+          <w:tcPr>
+            <w:tcW w:type="dxa" w:w="3216"/>
+          </w:tcPr>
+          <w:p>
+            <w:r>
+              <w:rPr>
+                <w:sz w:val="18"/>
+              </w:rPr>
+              <w:t>AC-03-12</w:t>
+              <w:br/>
+              <w:t>RF07;RF02</w:t>
+            </w:r>
+          </w:p>
+        </w:tc>
+        <w:tc>
+          <w:tcPr>
+            <w:tcW w:type="dxa" w:w="3216"/>
+          </w:tcPr>
+          <w:p>
+            <w:r>
+              <w:rPr>
+                <w:sz w:val="18"/>
+              </w:rPr>
+              <w:t>apps/nexo/app/Modules/Inventory</w:t>
+              <w:br/>
+              <w:t>apps/nexo/tests/Feature/TransactionIntegrityTest.php; apps/nexo/tests/Feature/NexoFlowTest.php</w:t>
+            </w:r>
+          </w:p>
+        </w:tc>
+        <w:tc>
+          <w:tcPr>
+            <w:tcW w:type="dxa" w:w="3216"/>
+          </w:tcPr>
+          <w:p>
+            <w:r>
+              <w:rPr>
+                <w:sz w:val="18"/>
+              </w:rPr>
+              <w:t>phpunit.xml</w:t>
+              <w:br/>
+              <w:t>PARTIAL_EVIDENCE_NOT_ACCEPTED</w:t>
+              <w:br/>
+              <w:t>Revisar todas las variantes por rol, estado, clave y organización; suite parcial respecto al AC completo.</w:t>
+            </w:r>
+          </w:p>
+        </w:tc>
+      </w:tr>
+      <w:tr>
+        <w:tc>
+          <w:tcPr>
+            <w:tcW w:type="dxa" w:w="3216"/>
+          </w:tcPr>
+          <w:p>
+            <w:r>
+              <w:rPr>
+                <w:sz w:val="18"/>
+              </w:rPr>
+              <w:t>AC-03-13</w:t>
+              <w:br/>
+              <w:t>RF04;RF06;RNF02</w:t>
+            </w:r>
+          </w:p>
+        </w:tc>
+        <w:tc>
+          <w:tcPr>
+            <w:tcW w:type="dxa" w:w="3216"/>
+          </w:tcPr>
+          <w:p>
+            <w:r>
+              <w:rPr>
+                <w:sz w:val="18"/>
+              </w:rPr>
+              <w:t>apps/nexo/app/Modules/Inventory</w:t>
+              <w:br/>
+              <w:t>apps/nexo/tests/Feature/TransactionIntegrityTest.php; apps/nexo/tests/Feature/NexoFlowTest.php</w:t>
+            </w:r>
+          </w:p>
+        </w:tc>
+        <w:tc>
+          <w:tcPr>
+            <w:tcW w:type="dxa" w:w="3216"/>
+          </w:tcPr>
+          <w:p>
+            <w:r>
+              <w:rPr>
+                <w:sz w:val="18"/>
+              </w:rPr>
+              <w:t>phpunit.xml</w:t>
+              <w:br/>
+              <w:t>PARTIAL_EVIDENCE_NOT_ACCEPTED</w:t>
+              <w:br/>
+              <w:t>Revisar todas las variantes por rol, estado, clave y organización; suite parcial respecto al AC completo.</w:t>
+            </w:r>
+          </w:p>
+        </w:tc>
+      </w:tr>
+      <w:tr>
+        <w:tc>
+          <w:tcPr>
+            <w:tcW w:type="dxa" w:w="3216"/>
+          </w:tcPr>
+          <w:p>
+            <w:r>
+              <w:rPr>
+                <w:sz w:val="18"/>
+              </w:rPr>
+              <w:t>AC-03-14</w:t>
+              <w:br/>
+              <w:t>RF07;RF04</w:t>
+            </w:r>
+          </w:p>
+        </w:tc>
+        <w:tc>
+          <w:tcPr>
+            <w:tcW w:type="dxa" w:w="3216"/>
+          </w:tcPr>
+          <w:p>
+            <w:r>
+              <w:rPr>
+                <w:sz w:val="18"/>
+              </w:rPr>
+              <w:t>apps/nexo/app/Modules/Inventory</w:t>
+              <w:br/>
+              <w:t>apps/nexo/tests/Feature/TransactionIntegrityTest.php; apps/nexo/tests/Feature/NexoFlowTest.php</w:t>
+            </w:r>
+          </w:p>
+        </w:tc>
+        <w:tc>
+          <w:tcPr>
+            <w:tcW w:type="dxa" w:w="3216"/>
+          </w:tcPr>
+          <w:p>
+            <w:r>
+              <w:rPr>
+                <w:sz w:val="18"/>
+              </w:rPr>
+              <w:t>phpunit.xml</w:t>
+              <w:br/>
+              <w:t>PARTIAL_EVIDENCE_NOT_ACCEPTED</w:t>
+              <w:br/>
+              <w:t>Revisar todas las variantes por rol, estado, clave y organización; suite parcial respecto al AC completo.</w:t>
+            </w:r>
+          </w:p>
+        </w:tc>
+      </w:tr>
+      <w:tr>
+        <w:tc>
+          <w:tcPr>
+            <w:tcW w:type="dxa" w:w="3216"/>
+          </w:tcPr>
+          <w:p>
+            <w:r>
+              <w:rPr>
+                <w:sz w:val="18"/>
+              </w:rPr>
+              <w:t>AC-03-15</w:t>
+              <w:br/>
+              <w:t>RF02;RF04;RF07</w:t>
+            </w:r>
+          </w:p>
+        </w:tc>
+        <w:tc>
+          <w:tcPr>
+            <w:tcW w:type="dxa" w:w="3216"/>
+          </w:tcPr>
+          <w:p>
+            <w:r>
+              <w:rPr>
+                <w:sz w:val="18"/>
+              </w:rPr>
+              <w:t>apps/nexo/app/Modules/Inventory</w:t>
+              <w:br/>
+              <w:t>apps/nexo/tests/Feature/TransactionIntegrityTest.php; apps/nexo/tests/Feature/NexoFlowTest.php</w:t>
+            </w:r>
+          </w:p>
+        </w:tc>
+        <w:tc>
+          <w:tcPr>
+            <w:tcW w:type="dxa" w:w="3216"/>
+          </w:tcPr>
+          <w:p>
+            <w:r>
+              <w:rPr>
+                <w:sz w:val="18"/>
+              </w:rPr>
+              <w:t>phpunit.xml</w:t>
+              <w:br/>
+              <w:t>PARTIAL_EVIDENCE_NOT_ACCEPTED</w:t>
+              <w:br/>
+              <w:t>Revisar todas las variantes por rol, estado, clave y organización; suite parcial respecto al AC completo.</w:t>
+            </w:r>
+          </w:p>
+        </w:tc>
+      </w:tr>
+      <w:tr>
+        <w:tc>
+          <w:tcPr>
+            <w:tcW w:type="dxa" w:w="3216"/>
+          </w:tcPr>
+          <w:p>
+            <w:r>
+              <w:rPr>
+                <w:sz w:val="18"/>
+              </w:rPr>
+              <w:t>AC-03-16</w:t>
+              <w:br/>
+              <w:t>RNF05</w:t>
+            </w:r>
+          </w:p>
+        </w:tc>
+        <w:tc>
+          <w:tcPr>
+            <w:tcW w:type="dxa" w:w="3216"/>
+          </w:tcPr>
+          <w:p>
+            <w:r>
+              <w:rPr>
+                <w:sz w:val="18"/>
+              </w:rPr>
+              <w:t>apps/nexo/app/Modules/Inventory</w:t>
+              <w:br/>
+              <w:t>tests/e2e/flow.spec.js</w:t>
+            </w:r>
+          </w:p>
+        </w:tc>
+        <w:tc>
+          <w:tcPr>
+            <w:tcW w:type="dxa" w:w="3216"/>
+          </w:tcPr>
+          <w:p>
+            <w:r>
+              <w:rPr>
+                <w:sz w:val="18"/>
+              </w:rPr>
+              <w:t>playwright.json</w:t>
+              <w:br/>
+              <w:t>PARTIAL_EVIDENCE_NOT_ACCEPTED</w:t>
+              <w:br/>
+              <w:t>Automatización a 390/1366 px ejecutada; inspección manual y decisión personal pendientes.</w:t>
+            </w:r>
+          </w:p>
+        </w:tc>
+      </w:tr>
+      <w:tr>
+        <w:tc>
+          <w:tcPr>
+            <w:tcW w:type="dxa" w:w="3216"/>
+          </w:tcPr>
+          <w:p>
+            <w:r>
+              <w:rPr>
+                <w:sz w:val="18"/>
+              </w:rPr>
+              <w:t>AC-03-17</w:t>
+              <w:br/>
+              <w:t>RF04;RF06;RNF02;RF09</w:t>
+            </w:r>
+          </w:p>
+        </w:tc>
+        <w:tc>
+          <w:tcPr>
+            <w:tcW w:type="dxa" w:w="3216"/>
+          </w:tcPr>
+          <w:p>
+            <w:r>
+              <w:rPr>
+                <w:sz w:val="18"/>
+              </w:rPr>
+              <w:t>apps/nexo/app/Modules/Inventory</w:t>
+              <w:br/>
+              <w:t>tests/integration/races.mjs</w:t>
+            </w:r>
+          </w:p>
+        </w:tc>
+        <w:tc>
+          <w:tcPr>
+            <w:tcW w:type="dxa" w:w="3216"/>
+          </w:tcPr>
+          <w:p>
+            <w:r>
+              <w:rPr>
+                <w:sz w:val="18"/>
+              </w:rPr>
+              <w:t>races.json</w:t>
+              <w:br/>
+              <w:t>PARTIAL_EVIDENCE_NOT_ACCEPTED</w:t>
+              <w:br/>
+              <w:t>20 rondas ejecutadas por carrera; no demuestra todos los intercalados posibles ni aceptación humana.</w:t>
+            </w:r>
+          </w:p>
+        </w:tc>
+      </w:tr>
+    </w:tbl>
+    <w:p/>
+    <w:p>
+      <w:pPr>
+        <w:pStyle w:val="Heading3"/>
+      </w:pPr>
+      <w:r>
+        <w:t>Comparación detallada SPEC-04</w:t>
+      </w:r>
+    </w:p>
+    <w:tbl>
+      <w:tblPr>
+        <w:tblStyle w:val="LightShading-Accent1"/>
+        <w:tblW w:type="auto" w:w="0"/>
+        <w:tblLook w:firstColumn="1" w:firstRow="1" w:lastColumn="0" w:lastRow="0" w:noHBand="0" w:noVBand="1" w:val="04A0"/>
+      </w:tblPr>
+      <w:tblGrid>
+        <w:gridCol w:w="3216"/>
+        <w:gridCol w:w="3216"/>
+        <w:gridCol w:w="3216"/>
+      </w:tblGrid>
+      <w:tr>
+        <w:trPr>
+          <w:tblHeader/>
+        </w:trPr>
+        <w:tc>
+          <w:tcPr>
+            <w:tcW w:type="dxa" w:w="3216"/>
+          </w:tcPr>
+          <w:p>
+            <w:r>
+              <w:rPr>
+                <w:b/>
+                <w:sz w:val="18"/>
+              </w:rPr>
+              <w:t>AC / requisitos</w:t>
+            </w:r>
+          </w:p>
+        </w:tc>
+        <w:tc>
+          <w:tcPr>
+            <w:tcW w:type="dxa" w:w="3216"/>
+          </w:tcPr>
+          <w:p>
+            <w:r>
+              <w:rPr>
+                <w:b/>
+                <w:sz w:val="18"/>
+              </w:rPr>
+              <w:t>Código y comprobación</w:t>
+            </w:r>
+          </w:p>
+        </w:tc>
+        <w:tc>
+          <w:tcPr>
+            <w:tcW w:type="dxa" w:w="3216"/>
+          </w:tcPr>
+          <w:p>
+            <w:r>
+              <w:rPr>
+                <w:b/>
+                <w:sz w:val="18"/>
+              </w:rPr>
+              <w:t>Evidencia / brecha restante</w:t>
+            </w:r>
+          </w:p>
+        </w:tc>
+      </w:tr>
+      <w:tr>
+        <w:tc>
+          <w:tcPr>
+            <w:tcW w:type="dxa" w:w="3216"/>
+          </w:tcPr>
+          <w:p>
+            <w:r>
+              <w:rPr>
+                <w:sz w:val="18"/>
+              </w:rPr>
+              <w:t>AC-04-01</w:t>
+              <w:br/>
+              <w:t>RF08;RF02</w:t>
+            </w:r>
+          </w:p>
+        </w:tc>
+        <w:tc>
+          <w:tcPr>
+            <w:tcW w:type="dxa" w:w="3216"/>
+          </w:tcPr>
+          <w:p>
+            <w:r>
+              <w:rPr>
+                <w:sz w:val="18"/>
+              </w:rPr>
+              <w:t>apps/nexo/app/Modules/Queries</w:t>
+              <w:br/>
+              <w:t>apps/nexo/tests/Feature/NexoFlowTest.php</w:t>
+            </w:r>
+          </w:p>
+        </w:tc>
+        <w:tc>
+          <w:tcPr>
+            <w:tcW w:type="dxa" w:w="3216"/>
+          </w:tcPr>
+          <w:p>
+            <w:r>
+              <w:rPr>
+                <w:sz w:val="18"/>
+              </w:rPr>
+              <w:t>phpunit.xml</w:t>
+              <w:br/>
+              <w:t>PARTIAL_EVIDENCE_NOT_ACCEPTED</w:t>
+              <w:br/>
+              <w:t>Faltan oráculos independientes de filtros/conteos y variantes completas del AC.</w:t>
+            </w:r>
+          </w:p>
+        </w:tc>
+      </w:tr>
+      <w:tr>
+        <w:tc>
+          <w:tcPr>
+            <w:tcW w:type="dxa" w:w="3216"/>
+          </w:tcPr>
+          <w:p>
+            <w:r>
+              <w:rPr>
+                <w:sz w:val="18"/>
+              </w:rPr>
+              <w:t>AC-04-02</w:t>
+              <w:br/>
+              <w:t>RF08;RF02</w:t>
+            </w:r>
+          </w:p>
+        </w:tc>
+        <w:tc>
+          <w:tcPr>
+            <w:tcW w:type="dxa" w:w="3216"/>
+          </w:tcPr>
+          <w:p>
+            <w:r>
+              <w:rPr>
+                <w:sz w:val="18"/>
+              </w:rPr>
+              <w:t>apps/nexo/app/Modules/Queries</w:t>
+              <w:br/>
+              <w:t>apps/nexo/tests/Feature/NexoFlowTest.php</w:t>
+            </w:r>
+          </w:p>
+        </w:tc>
+        <w:tc>
+          <w:tcPr>
+            <w:tcW w:type="dxa" w:w="3216"/>
+          </w:tcPr>
+          <w:p>
+            <w:r>
+              <w:rPr>
+                <w:sz w:val="18"/>
+              </w:rPr>
+              <w:t>phpunit.xml</w:t>
+              <w:br/>
+              <w:t>PARTIAL_EVIDENCE_NOT_ACCEPTED</w:t>
+              <w:br/>
+              <w:t>Faltan oráculos independientes de filtros/conteos y variantes completas del AC.</w:t>
+            </w:r>
+          </w:p>
+        </w:tc>
+      </w:tr>
+      <w:tr>
+        <w:tc>
+          <w:tcPr>
+            <w:tcW w:type="dxa" w:w="3216"/>
+          </w:tcPr>
+          <w:p>
+            <w:r>
+              <w:rPr>
+                <w:sz w:val="18"/>
+              </w:rPr>
+              <w:t>AC-04-03</w:t>
+              <w:br/>
+              <w:t>RF09</w:t>
+            </w:r>
+          </w:p>
+        </w:tc>
+        <w:tc>
+          <w:tcPr>
+            <w:tcW w:type="dxa" w:w="3216"/>
+          </w:tcPr>
+          <w:p>
+            <w:r>
+              <w:rPr>
+                <w:sz w:val="18"/>
+              </w:rPr>
+              <w:t>apps/nexo/app/Modules/Queries</w:t>
+              <w:br/>
+              <w:t>apps/nexo/tests/Feature/NexoFlowTest.php</w:t>
+            </w:r>
+          </w:p>
+        </w:tc>
+        <w:tc>
+          <w:tcPr>
+            <w:tcW w:type="dxa" w:w="3216"/>
+          </w:tcPr>
+          <w:p>
+            <w:r>
+              <w:rPr>
+                <w:sz w:val="18"/>
+              </w:rPr>
+              <w:t>phpunit.xml</w:t>
+              <w:br/>
+              <w:t>PARTIAL_EVIDENCE_NOT_ACCEPTED</w:t>
+              <w:br/>
+              <w:t>Faltan oráculos independientes de filtros/conteos y variantes completas del AC.</w:t>
+            </w:r>
+          </w:p>
+        </w:tc>
+      </w:tr>
+      <w:tr>
+        <w:tc>
+          <w:tcPr>
+            <w:tcW w:type="dxa" w:w="3216"/>
+          </w:tcPr>
+          <w:p>
+            <w:r>
+              <w:rPr>
+                <w:sz w:val="18"/>
+              </w:rPr>
+              <w:t>AC-04-04</w:t>
+              <w:br/>
+              <w:t>RF09</w:t>
+            </w:r>
+          </w:p>
+        </w:tc>
+        <w:tc>
+          <w:tcPr>
+            <w:tcW w:type="dxa" w:w="3216"/>
+          </w:tcPr>
+          <w:p>
+            <w:r>
+              <w:rPr>
+                <w:sz w:val="18"/>
+              </w:rPr>
+              <w:t>apps/nexo/app/Modules/Queries</w:t>
+              <w:br/>
+              <w:t>apps/nexo/tests/Feature/NexoFlowTest.php</w:t>
+            </w:r>
+          </w:p>
+        </w:tc>
+        <w:tc>
+          <w:tcPr>
+            <w:tcW w:type="dxa" w:w="3216"/>
+          </w:tcPr>
+          <w:p>
+            <w:r>
+              <w:rPr>
+                <w:sz w:val="18"/>
+              </w:rPr>
+              <w:t>phpunit.xml</w:t>
+              <w:br/>
+              <w:t>PARTIAL_EVIDENCE_NOT_ACCEPTED</w:t>
+              <w:br/>
+              <w:t>Faltan oráculos independientes de filtros/conteos y variantes completas del AC.</w:t>
+            </w:r>
+          </w:p>
+        </w:tc>
+      </w:tr>
+      <w:tr>
+        <w:tc>
+          <w:tcPr>
+            <w:tcW w:type="dxa" w:w="3216"/>
+          </w:tcPr>
+          <w:p>
+            <w:r>
+              <w:rPr>
+                <w:sz w:val="18"/>
+              </w:rPr>
+              <w:t>AC-04-05</w:t>
+              <w:br/>
+              <w:t>RF08</w:t>
+            </w:r>
+          </w:p>
+        </w:tc>
+        <w:tc>
+          <w:tcPr>
+            <w:tcW w:type="dxa" w:w="3216"/>
+          </w:tcPr>
+          <w:p>
+            <w:r>
+              <w:rPr>
+                <w:sz w:val="18"/>
+              </w:rPr>
+              <w:t>apps/nexo/app/Modules/Queries</w:t>
+              <w:br/>
+              <w:t>apps/nexo/tests/Feature/NexoFlowTest.php</w:t>
+            </w:r>
+          </w:p>
+        </w:tc>
+        <w:tc>
+          <w:tcPr>
+            <w:tcW w:type="dxa" w:w="3216"/>
+          </w:tcPr>
+          <w:p>
+            <w:r>
+              <w:rPr>
+                <w:sz w:val="18"/>
+              </w:rPr>
+              <w:t>phpunit.xml</w:t>
+              <w:br/>
+              <w:t>PARTIAL_EVIDENCE_NOT_ACCEPTED</w:t>
+              <w:br/>
+              <w:t>Faltan oráculos independientes de filtros/conteos y variantes completas del AC.</w:t>
+            </w:r>
+          </w:p>
+        </w:tc>
+      </w:tr>
+      <w:tr>
+        <w:tc>
+          <w:tcPr>
+            <w:tcW w:type="dxa" w:w="3216"/>
+          </w:tcPr>
+          <w:p>
+            <w:r>
+              <w:rPr>
+                <w:sz w:val="18"/>
+              </w:rPr>
+              <w:t>AC-04-06</w:t>
+              <w:br/>
+              <w:t>RF08</w:t>
+            </w:r>
+          </w:p>
+        </w:tc>
+        <w:tc>
+          <w:tcPr>
+            <w:tcW w:type="dxa" w:w="3216"/>
+          </w:tcPr>
+          <w:p>
+            <w:r>
+              <w:rPr>
+                <w:sz w:val="18"/>
+              </w:rPr>
+              <w:t>apps/nexo/app/Modules/Queries</w:t>
+              <w:br/>
+              <w:t>apps/nexo/tests/Feature/NexoFlowTest.php</w:t>
+            </w:r>
+          </w:p>
+        </w:tc>
+        <w:tc>
+          <w:tcPr>
+            <w:tcW w:type="dxa" w:w="3216"/>
+          </w:tcPr>
+          <w:p>
+            <w:r>
+              <w:rPr>
+                <w:sz w:val="18"/>
+              </w:rPr>
+              <w:t>phpunit.xml</w:t>
+              <w:br/>
+              <w:t>PARTIAL_EVIDENCE_NOT_ACCEPTED</w:t>
+              <w:br/>
+              <w:t>Faltan oráculos independientes de filtros/conteos y variantes completas del AC.</w:t>
+            </w:r>
+          </w:p>
+        </w:tc>
+      </w:tr>
+      <w:tr>
+        <w:tc>
+          <w:tcPr>
+            <w:tcW w:type="dxa" w:w="3216"/>
+          </w:tcPr>
+          <w:p>
+            <w:r>
+              <w:rPr>
+                <w:sz w:val="18"/>
+              </w:rPr>
+              <w:t>AC-04-07</w:t>
+              <w:br/>
+              <w:t>RF09;RNF06</w:t>
+            </w:r>
+          </w:p>
+        </w:tc>
+        <w:tc>
+          <w:tcPr>
+            <w:tcW w:type="dxa" w:w="3216"/>
+          </w:tcPr>
+          <w:p>
+            <w:r>
+              <w:rPr>
+                <w:sz w:val="18"/>
+              </w:rPr>
+              <w:t>apps/nexo/app/Modules/Queries</w:t>
+              <w:br/>
+              <w:t>apps/nexo/tests/Feature/NexoFlowTest.php</w:t>
+            </w:r>
+          </w:p>
+        </w:tc>
+        <w:tc>
+          <w:tcPr>
+            <w:tcW w:type="dxa" w:w="3216"/>
+          </w:tcPr>
+          <w:p>
+            <w:r>
+              <w:rPr>
+                <w:sz w:val="18"/>
+              </w:rPr>
+              <w:t>phpunit.xml</w:t>
+              <w:br/>
+              <w:t>PARTIAL_EVIDENCE_NOT_ACCEPTED</w:t>
+              <w:br/>
+              <w:t>Faltan oráculos independientes de filtros/conteos y variantes completas del AC.</w:t>
+            </w:r>
+          </w:p>
+        </w:tc>
+      </w:tr>
+      <w:tr>
+        <w:tc>
+          <w:tcPr>
+            <w:tcW w:type="dxa" w:w="3216"/>
+          </w:tcPr>
+          <w:p>
+            <w:r>
+              <w:rPr>
+                <w:sz w:val="18"/>
+              </w:rPr>
+              <w:t>AC-04-08</w:t>
+              <w:br/>
+              <w:t>RF09</w:t>
+            </w:r>
+          </w:p>
+        </w:tc>
+        <w:tc>
+          <w:tcPr>
+            <w:tcW w:type="dxa" w:w="3216"/>
+          </w:tcPr>
+          <w:p>
+            <w:r>
+              <w:rPr>
+                <w:sz w:val="18"/>
+              </w:rPr>
+              <w:t>apps/nexo/app/Modules/Queries</w:t>
+              <w:br/>
+              <w:t>apps/nexo/tests/Feature/NexoFlowTest.php</w:t>
+            </w:r>
+          </w:p>
+        </w:tc>
+        <w:tc>
+          <w:tcPr>
+            <w:tcW w:type="dxa" w:w="3216"/>
+          </w:tcPr>
+          <w:p>
+            <w:r>
+              <w:rPr>
+                <w:sz w:val="18"/>
+              </w:rPr>
+              <w:t>phpunit.xml</w:t>
+              <w:br/>
+              <w:t>PARTIAL_EVIDENCE_NOT_ACCEPTED</w:t>
+              <w:br/>
+              <w:t>Faltan oráculos independientes de filtros/conteos y variantes completas del AC.</w:t>
+            </w:r>
+          </w:p>
+        </w:tc>
+      </w:tr>
+      <w:tr>
+        <w:tc>
+          <w:tcPr>
+            <w:tcW w:type="dxa" w:w="3216"/>
+          </w:tcPr>
+          <w:p>
+            <w:r>
+              <w:rPr>
+                <w:sz w:val="18"/>
+              </w:rPr>
+              <w:t>AC-04-09</w:t>
+              <w:br/>
+              <w:t>RNF03</w:t>
+            </w:r>
+          </w:p>
+        </w:tc>
+        <w:tc>
+          <w:tcPr>
+            <w:tcW w:type="dxa" w:w="3216"/>
+          </w:tcPr>
+          <w:p>
+            <w:r>
+              <w:rPr>
+                <w:sz w:val="18"/>
+              </w:rPr>
+              <w:t>apps/nexo/app/Modules/Queries</w:t>
+              <w:br/>
+              <w:t>tests/load/rnf03.js</w:t>
+            </w:r>
+          </w:p>
+        </w:tc>
+        <w:tc>
+          <w:tcPr>
+            <w:tcW w:type="dxa" w:w="3216"/>
+          </w:tcPr>
+          <w:p>
+            <w:r>
+              <w:rPr>
+                <w:sz w:val="18"/>
+              </w:rPr>
+              <w:t>carga-rnf03.json</w:t>
+              <w:br/>
+              <w:t>PARTIAL_EVIDENCE_NOT_ACCEPTED</w:t>
+              <w:br/>
+              <w:t>Entorno local Docker compartido; revisar hardware y condiciones en verification.md.</w:t>
+            </w:r>
+          </w:p>
+        </w:tc>
+      </w:tr>
+      <w:tr>
+        <w:tc>
+          <w:tcPr>
+            <w:tcW w:type="dxa" w:w="3216"/>
+          </w:tcPr>
+          <w:p>
+            <w:r>
+              <w:rPr>
+                <w:sz w:val="18"/>
+              </w:rPr>
+              <w:t>AC-04-10</w:t>
+              <w:br/>
+              <w:t>RF08;RF02</w:t>
+            </w:r>
+          </w:p>
+        </w:tc>
+        <w:tc>
+          <w:tcPr>
+            <w:tcW w:type="dxa" w:w="3216"/>
+          </w:tcPr>
+          <w:p>
+            <w:r>
+              <w:rPr>
+                <w:sz w:val="18"/>
+              </w:rPr>
+              <w:t>apps/nexo/app/Modules/Queries</w:t>
+              <w:br/>
+              <w:t>apps/nexo/tests/Feature/NexoFlowTest.php</w:t>
+            </w:r>
+          </w:p>
+        </w:tc>
+        <w:tc>
+          <w:tcPr>
+            <w:tcW w:type="dxa" w:w="3216"/>
+          </w:tcPr>
+          <w:p>
+            <w:r>
+              <w:rPr>
+                <w:sz w:val="18"/>
+              </w:rPr>
+              <w:t>phpunit.xml</w:t>
+              <w:br/>
+              <w:t>PARTIAL_EVIDENCE_NOT_ACCEPTED</w:t>
+              <w:br/>
+              <w:t>Faltan oráculos independientes de filtros/conteos y variantes completas del AC.</w:t>
+            </w:r>
+          </w:p>
+        </w:tc>
+      </w:tr>
+      <w:tr>
+        <w:tc>
+          <w:tcPr>
+            <w:tcW w:type="dxa" w:w="3216"/>
+          </w:tcPr>
+          <w:p>
+            <w:r>
+              <w:rPr>
+                <w:sz w:val="18"/>
+              </w:rPr>
+              <w:t>AC-04-11</w:t>
+              <w:br/>
+              <w:t>RF09;RF02</w:t>
+            </w:r>
+          </w:p>
+        </w:tc>
+        <w:tc>
+          <w:tcPr>
+            <w:tcW w:type="dxa" w:w="3216"/>
+          </w:tcPr>
+          <w:p>
+            <w:r>
+              <w:rPr>
+                <w:sz w:val="18"/>
+              </w:rPr>
+              <w:t>apps/nexo/app/Modules/Queries</w:t>
+              <w:br/>
+              <w:t>apps/nexo/tests/Feature/NexoFlowTest.php</w:t>
+            </w:r>
+          </w:p>
+        </w:tc>
+        <w:tc>
+          <w:tcPr>
+            <w:tcW w:type="dxa" w:w="3216"/>
+          </w:tcPr>
+          <w:p>
+            <w:r>
+              <w:rPr>
+                <w:sz w:val="18"/>
+              </w:rPr>
+              <w:t>phpunit.xml</w:t>
+              <w:br/>
+              <w:t>PARTIAL_EVIDENCE_NOT_ACCEPTED</w:t>
+              <w:br/>
+              <w:t>Faltan oráculos independientes de filtros/conteos y variantes completas del AC.</w:t>
+            </w:r>
+          </w:p>
+        </w:tc>
+      </w:tr>
+      <w:tr>
+        <w:tc>
+          <w:tcPr>
+            <w:tcW w:type="dxa" w:w="3216"/>
+          </w:tcPr>
+          <w:p>
+            <w:r>
+              <w:rPr>
+                <w:sz w:val="18"/>
+              </w:rPr>
+              <w:t>AC-04-12</w:t>
+              <w:br/>
+              <w:t>RNF04</w:t>
+            </w:r>
+          </w:p>
+        </w:tc>
+        <w:tc>
+          <w:tcPr>
+            <w:tcW w:type="dxa" w:w="3216"/>
+          </w:tcPr>
+          <w:p>
+            <w:r>
+              <w:rPr>
+                <w:sz w:val="18"/>
+              </w:rPr>
+              <w:t>apps/nexo/app/Modules/Queries</w:t>
+              <w:br/>
+              <w:t>scripts/verify_clean_clone.py</w:t>
+            </w:r>
+          </w:p>
+        </w:tc>
+        <w:tc>
+          <w:tcPr>
+            <w:tcW w:type="dxa" w:w="3216"/>
+          </w:tcPr>
+          <w:p>
+            <w:r>
+              <w:rPr>
+                <w:sz w:val="18"/>
+              </w:rPr>
+              <w:t>clean-clone.json</w:t>
+              <w:br/>
+              <w:t>PARTIAL_EVIDENCE_NOT_ACCEPTED</w:t>
+              <w:br/>
+              <w:t>Clon remoto nuevo con capas Docker disponibles; no se midió una máquina inicialmente sin caché.</w:t>
+            </w:r>
+          </w:p>
+        </w:tc>
+      </w:tr>
+      <w:tr>
+        <w:tc>
+          <w:tcPr>
+            <w:tcW w:type="dxa" w:w="3216"/>
+          </w:tcPr>
+          <w:p>
+            <w:r>
+              <w:rPr>
+                <w:sz w:val="18"/>
+              </w:rPr>
+              <w:t>AC-04-13</w:t>
+              <w:br/>
+              <w:t>RNF06</w:t>
+            </w:r>
+          </w:p>
+        </w:tc>
+        <w:tc>
+          <w:tcPr>
+            <w:tcW w:type="dxa" w:w="3216"/>
+          </w:tcPr>
+          <w:p>
+            <w:r>
+              <w:rPr>
+                <w:sz w:val="18"/>
+              </w:rPr>
+              <w:t>apps/nexo/app/Modules/Queries</w:t>
+              <w:br/>
+              <w:t>apps/nexo/tests/Feature/NexoFlowTest.php</w:t>
+            </w:r>
+          </w:p>
+        </w:tc>
+        <w:tc>
+          <w:tcPr>
+            <w:tcW w:type="dxa" w:w="3216"/>
+          </w:tcPr>
+          <w:p>
+            <w:r>
+              <w:rPr>
+                <w:sz w:val="18"/>
+              </w:rPr>
+              <w:t>phpunit.xml</w:t>
+              <w:br/>
+              <w:t>PENDING_COMPLETE_VERIFICATION</w:t>
+              <w:br/>
+              <w:t>Arranque/readiness disponible comprobados; falta prueba de caída de base y health/readiness 200/503.</w:t>
+            </w:r>
+          </w:p>
+        </w:tc>
+      </w:tr>
+      <w:tr>
+        <w:tc>
+          <w:tcPr>
+            <w:tcW w:type="dxa" w:w="3216"/>
+          </w:tcPr>
+          <w:p>
+            <w:r>
+              <w:rPr>
+                <w:sz w:val="18"/>
+              </w:rPr>
+              <w:t>AC-04-14</w:t>
+              <w:br/>
+              <w:t>RNF05</w:t>
+            </w:r>
+          </w:p>
+        </w:tc>
+        <w:tc>
+          <w:tcPr>
+            <w:tcW w:type="dxa" w:w="3216"/>
+          </w:tcPr>
+          <w:p>
+            <w:r>
+              <w:rPr>
+                <w:sz w:val="18"/>
+              </w:rPr>
+              <w:t>apps/nexo/app/Modules/Queries</w:t>
+              <w:br/>
+              <w:t>tests/e2e/flow.spec.js</w:t>
+            </w:r>
+          </w:p>
+        </w:tc>
+        <w:tc>
+          <w:tcPr>
+            <w:tcW w:type="dxa" w:w="3216"/>
+          </w:tcPr>
+          <w:p>
+            <w:r>
+              <w:rPr>
+                <w:sz w:val="18"/>
+              </w:rPr>
+              <w:t>playwright.json</w:t>
+              <w:br/>
+              <w:t>PARTIAL_EVIDENCE_NOT_ACCEPTED</w:t>
+              <w:br/>
+              <w:t>Automatización a 390/1366 px ejecutada; inspección manual y decisión personal pendientes.</w:t>
+            </w:r>
+          </w:p>
+        </w:tc>
+      </w:tr>
+    </w:tbl>
+    <w:p/>
+    <w:p>
+      <w:pPr>
+        <w:pStyle w:val="Heading3"/>
+      </w:pPr>
+      <w:r>
+        <w:t>Comparación detallada SPEC-05</w:t>
+      </w:r>
+    </w:p>
+    <w:tbl>
+      <w:tblPr>
+        <w:tblStyle w:val="LightShading-Accent1"/>
+        <w:tblW w:type="auto" w:w="0"/>
+        <w:tblLook w:firstColumn="1" w:firstRow="1" w:lastColumn="0" w:lastRow="0" w:noHBand="0" w:noVBand="1" w:val="04A0"/>
+      </w:tblPr>
+      <w:tblGrid>
+        <w:gridCol w:w="3216"/>
+        <w:gridCol w:w="3216"/>
+        <w:gridCol w:w="3216"/>
+      </w:tblGrid>
+      <w:tr>
+        <w:trPr>
+          <w:tblHeader/>
+        </w:trPr>
+        <w:tc>
+          <w:tcPr>
+            <w:tcW w:type="dxa" w:w="3216"/>
+          </w:tcPr>
+          <w:p>
+            <w:r>
+              <w:rPr>
+                <w:b/>
+                <w:sz w:val="18"/>
+              </w:rPr>
+              <w:t>AC / requisitos</w:t>
+            </w:r>
+          </w:p>
+        </w:tc>
+        <w:tc>
+          <w:tcPr>
+            <w:tcW w:type="dxa" w:w="3216"/>
+          </w:tcPr>
+          <w:p>
+            <w:r>
+              <w:rPr>
+                <w:b/>
+                <w:sz w:val="18"/>
+              </w:rPr>
+              <w:t>Código y comprobación</w:t>
+            </w:r>
+          </w:p>
+        </w:tc>
+        <w:tc>
+          <w:tcPr>
+            <w:tcW w:type="dxa" w:w="3216"/>
+          </w:tcPr>
+          <w:p>
+            <w:r>
+              <w:rPr>
+                <w:b/>
+                <w:sz w:val="18"/>
+              </w:rPr>
+              <w:t>Evidencia / brecha restante</w:t>
+            </w:r>
+          </w:p>
+        </w:tc>
+      </w:tr>
+      <w:tr>
+        <w:tc>
+          <w:tcPr>
+            <w:tcW w:type="dxa" w:w="3216"/>
+          </w:tcPr>
+          <w:p>
+            <w:r>
+              <w:rPr>
+                <w:sz w:val="18"/>
+              </w:rPr>
+              <w:t>AC-05-01</w:t>
+              <w:br/>
+              <w:t>RF10;RNF01</w:t>
+            </w:r>
+          </w:p>
+        </w:tc>
+        <w:tc>
+          <w:tcPr>
+            <w:tcW w:type="dxa" w:w="3216"/>
+          </w:tcPr>
+          <w:p>
+            <w:r>
+              <w:rPr>
+                <w:sz w:val="18"/>
+              </w:rPr>
+              <w:t>apps/nexo/app/Modules/AI</w:t>
+              <w:br/>
+              <w:t>apps/nexo/tests/Feature/AiAssistantTest.php</w:t>
+            </w:r>
+          </w:p>
+        </w:tc>
+        <w:tc>
+          <w:tcPr>
+            <w:tcW w:type="dxa" w:w="3216"/>
+          </w:tcPr>
+          <w:p>
+            <w:r>
+              <w:rPr>
+                <w:sz w:val="18"/>
+              </w:rPr>
+              <w:t>phpunit.xml</w:t>
+              <w:br/>
+              <w:t>PARTIAL_EVIDENCE_NOT_ACCEPTED</w:t>
+              <w:br/>
+              <w:t>La evidencia automatizada debe cotejarse con cada cláusula; aceptación humana pendiente.</w:t>
+            </w:r>
+          </w:p>
+        </w:tc>
+      </w:tr>
+      <w:tr>
+        <w:tc>
+          <w:tcPr>
+            <w:tcW w:type="dxa" w:w="3216"/>
+          </w:tcPr>
+          <w:p>
+            <w:r>
+              <w:rPr>
+                <w:sz w:val="18"/>
+              </w:rPr>
+              <w:t>AC-05-02</w:t>
+              <w:br/>
+              <w:t>RF11;RNF01</w:t>
+            </w:r>
+          </w:p>
+        </w:tc>
+        <w:tc>
+          <w:tcPr>
+            <w:tcW w:type="dxa" w:w="3216"/>
+          </w:tcPr>
+          <w:p>
+            <w:r>
+              <w:rPr>
+                <w:sz w:val="18"/>
+              </w:rPr>
+              <w:t>apps/nexo/app/Modules/AI</w:t>
+              <w:br/>
+              <w:t>apps/nexo/tests/Feature/AiAssistantTest.php</w:t>
+            </w:r>
+          </w:p>
+        </w:tc>
+        <w:tc>
+          <w:tcPr>
+            <w:tcW w:type="dxa" w:w="3216"/>
+          </w:tcPr>
+          <w:p>
+            <w:r>
+              <w:rPr>
+                <w:sz w:val="18"/>
+              </w:rPr>
+              <w:t>phpunit.xml</w:t>
+              <w:br/>
+              <w:t>PARTIAL_EVIDENCE_NOT_ACCEPTED</w:t>
+              <w:br/>
+              <w:t>La evidencia automatizada debe cotejarse con cada cláusula; aceptación humana pendiente.</w:t>
+            </w:r>
+          </w:p>
+        </w:tc>
+      </w:tr>
+      <w:tr>
+        <w:tc>
+          <w:tcPr>
+            <w:tcW w:type="dxa" w:w="3216"/>
+          </w:tcPr>
+          <w:p>
+            <w:r>
+              <w:rPr>
+                <w:sz w:val="18"/>
+              </w:rPr>
+              <w:t>AC-05-03</w:t>
+              <w:br/>
+              <w:t>RF12;RNF06</w:t>
+            </w:r>
+          </w:p>
+        </w:tc>
+        <w:tc>
+          <w:tcPr>
+            <w:tcW w:type="dxa" w:w="3216"/>
+          </w:tcPr>
+          <w:p>
+            <w:r>
+              <w:rPr>
+                <w:sz w:val="18"/>
+              </w:rPr>
+              <w:t>apps/nexo/app/Modules/AI</w:t>
+              <w:br/>
+              <w:t>apps/nexo/tests/Feature/AiAssistantTest.php</w:t>
+            </w:r>
+          </w:p>
+        </w:tc>
+        <w:tc>
+          <w:tcPr>
+            <w:tcW w:type="dxa" w:w="3216"/>
+          </w:tcPr>
+          <w:p>
+            <w:r>
+              <w:rPr>
+                <w:sz w:val="18"/>
+              </w:rPr>
+              <w:t>phpunit.xml</w:t>
+              <w:br/>
+              <w:t>PARTIAL_EVIDENCE_NOT_ACCEPTED</w:t>
+              <w:br/>
+              <w:t>La evidencia automatizada debe cotejarse con cada cláusula; aceptación humana pendiente.</w:t>
+            </w:r>
+          </w:p>
+        </w:tc>
+      </w:tr>
+      <w:tr>
+        <w:tc>
+          <w:tcPr>
+            <w:tcW w:type="dxa" w:w="3216"/>
+          </w:tcPr>
+          <w:p>
+            <w:r>
+              <w:rPr>
+                <w:sz w:val="18"/>
+              </w:rPr>
+              <w:t>AC-05-04</w:t>
+              <w:br/>
+              <w:t>RF12</w:t>
+            </w:r>
+          </w:p>
+        </w:tc>
+        <w:tc>
+          <w:tcPr>
+            <w:tcW w:type="dxa" w:w="3216"/>
+          </w:tcPr>
+          <w:p>
+            <w:r>
+              <w:rPr>
+                <w:sz w:val="18"/>
+              </w:rPr>
+              <w:t>apps/nexo/app/Modules/AI</w:t>
+              <w:br/>
+              <w:t>apps/nexo/tests/Feature/AiAssistantTest.php</w:t>
+            </w:r>
+          </w:p>
+        </w:tc>
+        <w:tc>
+          <w:tcPr>
+            <w:tcW w:type="dxa" w:w="3216"/>
+          </w:tcPr>
+          <w:p>
+            <w:r>
+              <w:rPr>
+                <w:sz w:val="18"/>
+              </w:rPr>
+              <w:t>phpunit.xml</w:t>
+              <w:br/>
+              <w:t>PARTIAL_EVIDENCE_NOT_ACCEPTED</w:t>
+              <w:br/>
+              <w:t>La evidencia automatizada debe cotejarse con cada cláusula; aceptación humana pendiente.</w:t>
+            </w:r>
+          </w:p>
+        </w:tc>
+      </w:tr>
+      <w:tr>
+        <w:tc>
+          <w:tcPr>
+            <w:tcW w:type="dxa" w:w="3216"/>
+          </w:tcPr>
+          <w:p>
+            <w:r>
+              <w:rPr>
+                <w:sz w:val="18"/>
+              </w:rPr>
+              <w:t>AC-05-05</w:t>
+              <w:br/>
+              <w:t>RF10;RF02;RNF01</w:t>
+            </w:r>
+          </w:p>
+        </w:tc>
+        <w:tc>
+          <w:tcPr>
+            <w:tcW w:type="dxa" w:w="3216"/>
+          </w:tcPr>
+          <w:p>
+            <w:r>
+              <w:rPr>
+                <w:sz w:val="18"/>
+              </w:rPr>
+              <w:t>apps/nexo/app/Modules/AI</w:t>
+              <w:br/>
+              <w:t>apps/nexo/tests/Feature/AiAssistantTest.php</w:t>
+            </w:r>
+          </w:p>
+        </w:tc>
+        <w:tc>
+          <w:tcPr>
+            <w:tcW w:type="dxa" w:w="3216"/>
+          </w:tcPr>
+          <w:p>
+            <w:r>
+              <w:rPr>
+                <w:sz w:val="18"/>
+              </w:rPr>
+              <w:t>phpunit.xml</w:t>
+              <w:br/>
+              <w:t>PARTIAL_EVIDENCE_NOT_ACCEPTED</w:t>
+              <w:br/>
+              <w:t>La evidencia automatizada debe cotejarse con cada cláusula; aceptación humana pendiente.</w:t>
+            </w:r>
+          </w:p>
+        </w:tc>
+      </w:tr>
+      <w:tr>
+        <w:tc>
+          <w:tcPr>
+            <w:tcW w:type="dxa" w:w="3216"/>
+          </w:tcPr>
+          <w:p>
+            <w:r>
+              <w:rPr>
+                <w:sz w:val="18"/>
+              </w:rPr>
+              <w:t>AC-05-06</w:t>
+              <w:br/>
+              <w:t>RF11</w:t>
+            </w:r>
+          </w:p>
+        </w:tc>
+        <w:tc>
+          <w:tcPr>
+            <w:tcW w:type="dxa" w:w="3216"/>
+          </w:tcPr>
+          <w:p>
+            <w:r>
+              <w:rPr>
+                <w:sz w:val="18"/>
+              </w:rPr>
+              <w:t>apps/nexo/app/Modules/AI</w:t>
+              <w:br/>
+              <w:t>apps/nexo/tests/Feature/AiAssistantTest.php</w:t>
+            </w:r>
+          </w:p>
+        </w:tc>
+        <w:tc>
+          <w:tcPr>
+            <w:tcW w:type="dxa" w:w="3216"/>
+          </w:tcPr>
+          <w:p>
+            <w:r>
+              <w:rPr>
+                <w:sz w:val="18"/>
+              </w:rPr>
+              <w:t>phpunit.xml</w:t>
+              <w:br/>
+              <w:t>PARTIAL_EVIDENCE_NOT_ACCEPTED</w:t>
+              <w:br/>
+              <w:t>La evidencia automatizada debe cotejarse con cada cláusula; aceptación humana pendiente.</w:t>
+            </w:r>
+          </w:p>
+        </w:tc>
+      </w:tr>
+      <w:tr>
+        <w:tc>
+          <w:tcPr>
+            <w:tcW w:type="dxa" w:w="3216"/>
+          </w:tcPr>
+          <w:p>
+            <w:r>
+              <w:rPr>
+                <w:sz w:val="18"/>
+              </w:rPr>
+              <w:t>AC-05-07</w:t>
+              <w:br/>
+              <w:t>RF11</w:t>
+            </w:r>
+          </w:p>
+        </w:tc>
+        <w:tc>
+          <w:tcPr>
+            <w:tcW w:type="dxa" w:w="3216"/>
+          </w:tcPr>
+          <w:p>
+            <w:r>
+              <w:rPr>
+                <w:sz w:val="18"/>
+              </w:rPr>
+              <w:t>apps/nexo/app/Modules/AI</w:t>
+              <w:br/>
+              <w:t>apps/nexo/tests/Feature/AiAssistantTest.php</w:t>
+            </w:r>
+          </w:p>
+        </w:tc>
+        <w:tc>
+          <w:tcPr>
+            <w:tcW w:type="dxa" w:w="3216"/>
+          </w:tcPr>
+          <w:p>
+            <w:r>
+              <w:rPr>
+                <w:sz w:val="18"/>
+              </w:rPr>
+              <w:t>phpunit.xml</w:t>
+              <w:br/>
+              <w:t>PARTIAL_EVIDENCE_NOT_ACCEPTED</w:t>
+              <w:br/>
+              <w:t>La evidencia automatizada debe cotejarse con cada cláusula; aceptación humana pendiente.</w:t>
+            </w:r>
+          </w:p>
+        </w:tc>
+      </w:tr>
+      <w:tr>
+        <w:tc>
+          <w:tcPr>
+            <w:tcW w:type="dxa" w:w="3216"/>
+          </w:tcPr>
+          <w:p>
+            <w:r>
+              <w:rPr>
+                <w:sz w:val="18"/>
+              </w:rPr>
+              <w:t>AC-05-08</w:t>
+              <w:br/>
+              <w:t>RF11;RNF01</w:t>
+            </w:r>
+          </w:p>
+        </w:tc>
+        <w:tc>
+          <w:tcPr>
+            <w:tcW w:type="dxa" w:w="3216"/>
+          </w:tcPr>
+          <w:p>
+            <w:r>
+              <w:rPr>
+                <w:sz w:val="18"/>
+              </w:rPr>
+              <w:t>apps/nexo/app/Modules/AI</w:t>
+              <w:br/>
+              <w:t>apps/nexo/tests/Feature/AiAssistantTest.php</w:t>
+            </w:r>
+          </w:p>
+        </w:tc>
+        <w:tc>
+          <w:tcPr>
+            <w:tcW w:type="dxa" w:w="3216"/>
+          </w:tcPr>
+          <w:p>
+            <w:r>
+              <w:rPr>
+                <w:sz w:val="18"/>
+              </w:rPr>
+              <w:t>phpunit.xml</w:t>
+              <w:br/>
+              <w:t>PARTIAL_EVIDENCE_NOT_ACCEPTED</w:t>
+              <w:br/>
+              <w:t>La evidencia automatizada debe cotejarse con cada cláusula; aceptación humana pendiente.</w:t>
+            </w:r>
+          </w:p>
+        </w:tc>
+      </w:tr>
+      <w:tr>
+        <w:tc>
+          <w:tcPr>
+            <w:tcW w:type="dxa" w:w="3216"/>
+          </w:tcPr>
+          <w:p>
+            <w:r>
+              <w:rPr>
+                <w:sz w:val="18"/>
+              </w:rPr>
+              <w:t>AC-05-09</w:t>
+              <w:br/>
+              <w:t>RF12;RNF06</w:t>
+            </w:r>
+          </w:p>
+        </w:tc>
+        <w:tc>
+          <w:tcPr>
+            <w:tcW w:type="dxa" w:w="3216"/>
+          </w:tcPr>
+          <w:p>
+            <w:r>
+              <w:rPr>
+                <w:sz w:val="18"/>
+              </w:rPr>
+              <w:t>apps/nexo/app/Modules/AI</w:t>
+              <w:br/>
+              <w:t>apps/nexo/tests/Feature/AiAssistantTest.php</w:t>
+            </w:r>
+          </w:p>
+        </w:tc>
+        <w:tc>
+          <w:tcPr>
+            <w:tcW w:type="dxa" w:w="3216"/>
+          </w:tcPr>
+          <w:p>
+            <w:r>
+              <w:rPr>
+                <w:sz w:val="18"/>
+              </w:rPr>
+              <w:t>phpunit.xml</w:t>
+              <w:br/>
+              <w:t>PARTIAL_EVIDENCE_NOT_ACCEPTED</w:t>
+              <w:br/>
+              <w:t>La evidencia automatizada debe cotejarse con cada cláusula; aceptación humana pendiente.</w:t>
+            </w:r>
+          </w:p>
+        </w:tc>
+      </w:tr>
+      <w:tr>
+        <w:tc>
+          <w:tcPr>
+            <w:tcW w:type="dxa" w:w="3216"/>
+          </w:tcPr>
+          <w:p>
+            <w:r>
+              <w:rPr>
+                <w:sz w:val="18"/>
+              </w:rPr>
+              <w:t>AC-05-10</w:t>
+              <w:br/>
+              <w:t>RF12</w:t>
+            </w:r>
+          </w:p>
+        </w:tc>
+        <w:tc>
+          <w:tcPr>
+            <w:tcW w:type="dxa" w:w="3216"/>
+          </w:tcPr>
+          <w:p>
+            <w:r>
+              <w:rPr>
+                <w:sz w:val="18"/>
+              </w:rPr>
+              <w:t>apps/nexo/app/Modules/AI</w:t>
+              <w:br/>
+              <w:t>apps/nexo/tests/Feature/AiAssistantTest.php</w:t>
+            </w:r>
+          </w:p>
+        </w:tc>
+        <w:tc>
+          <w:tcPr>
+            <w:tcW w:type="dxa" w:w="3216"/>
+          </w:tcPr>
+          <w:p>
+            <w:r>
+              <w:rPr>
+                <w:sz w:val="18"/>
+              </w:rPr>
+              <w:t>phpunit.xml</w:t>
+              <w:br/>
+              <w:t>PARTIAL_EVIDENCE_NOT_ACCEPTED</w:t>
+              <w:br/>
+              <w:t>La evidencia automatizada debe cotejarse con cada cláusula; aceptación humana pendiente.</w:t>
+            </w:r>
+          </w:p>
+        </w:tc>
+      </w:tr>
+      <w:tr>
+        <w:tc>
+          <w:tcPr>
+            <w:tcW w:type="dxa" w:w="3216"/>
+          </w:tcPr>
+          <w:p>
+            <w:r>
+              <w:rPr>
+                <w:sz w:val="18"/>
+              </w:rPr>
+              <w:t>AC-05-11</w:t>
+              <w:br/>
+              <w:t>RF12;RF02</w:t>
+            </w:r>
+          </w:p>
+        </w:tc>
+        <w:tc>
+          <w:tcPr>
+            <w:tcW w:type="dxa" w:w="3216"/>
+          </w:tcPr>
+          <w:p>
+            <w:r>
+              <w:rPr>
+                <w:sz w:val="18"/>
+              </w:rPr>
+              <w:t>apps/nexo/app/Modules/AI</w:t>
+              <w:br/>
+              <w:t>apps/nexo/tests/Feature/AiAssistantTest.php</w:t>
+            </w:r>
+          </w:p>
+        </w:tc>
+        <w:tc>
+          <w:tcPr>
+            <w:tcW w:type="dxa" w:w="3216"/>
+          </w:tcPr>
+          <w:p>
+            <w:r>
+              <w:rPr>
+                <w:sz w:val="18"/>
+              </w:rPr>
+              <w:t>phpunit.xml</w:t>
+              <w:br/>
+              <w:t>PARTIAL_EVIDENCE_NOT_ACCEPTED</w:t>
+              <w:br/>
+              <w:t>La evidencia automatizada debe cotejarse con cada cláusula; aceptación humana pendiente.</w:t>
+            </w:r>
+          </w:p>
+        </w:tc>
+      </w:tr>
+      <w:tr>
+        <w:tc>
+          <w:tcPr>
+            <w:tcW w:type="dxa" w:w="3216"/>
+          </w:tcPr>
+          <w:p>
+            <w:r>
+              <w:rPr>
+                <w:sz w:val="18"/>
+              </w:rPr>
+              <w:t>AC-05-12</w:t>
+              <w:br/>
+              <w:t>RF09;RF12</w:t>
+            </w:r>
+          </w:p>
+        </w:tc>
+        <w:tc>
+          <w:tcPr>
+            <w:tcW w:type="dxa" w:w="3216"/>
+          </w:tcPr>
+          <w:p>
+            <w:r>
+              <w:rPr>
+                <w:sz w:val="18"/>
+              </w:rPr>
+              <w:t>apps/nexo/app/Modules/AI</w:t>
+              <w:br/>
+              <w:t>apps/nexo/tests/Feature/AiAssistantTest.php</w:t>
+            </w:r>
+          </w:p>
+        </w:tc>
+        <w:tc>
+          <w:tcPr>
+            <w:tcW w:type="dxa" w:w="3216"/>
+          </w:tcPr>
+          <w:p>
+            <w:r>
+              <w:rPr>
+                <w:sz w:val="18"/>
+              </w:rPr>
+              <w:t>phpunit.xml</w:t>
+              <w:br/>
+              <w:t>PARTIAL_EVIDENCE_NOT_ACCEPTED</w:t>
+              <w:br/>
+              <w:t>La evidencia automatizada debe cotejarse con cada cláusula; aceptación humana pendiente.</w:t>
+            </w:r>
+          </w:p>
+        </w:tc>
+      </w:tr>
+      <w:tr>
+        <w:tc>
+          <w:tcPr>
+            <w:tcW w:type="dxa" w:w="3216"/>
+          </w:tcPr>
+          <w:p>
+            <w:r>
+              <w:rPr>
+                <w:sz w:val="18"/>
+              </w:rPr>
+              <w:t>AC-05-13</w:t>
+              <w:br/>
+              <w:t>RF12</w:t>
+            </w:r>
+          </w:p>
+        </w:tc>
+        <w:tc>
+          <w:tcPr>
+            <w:tcW w:type="dxa" w:w="3216"/>
+          </w:tcPr>
+          <w:p>
+            <w:r>
+              <w:rPr>
+                <w:sz w:val="18"/>
+              </w:rPr>
+              <w:t>apps/nexo/app/Modules/AI</w:t>
+              <w:br/>
+              <w:t>apps/nexo/tests/Feature/AiAssistantTest.php</w:t>
+            </w:r>
+          </w:p>
+        </w:tc>
+        <w:tc>
+          <w:tcPr>
+            <w:tcW w:type="dxa" w:w="3216"/>
+          </w:tcPr>
+          <w:p>
+            <w:r>
+              <w:rPr>
+                <w:sz w:val="18"/>
+              </w:rPr>
+              <w:t>phpunit.xml</w:t>
+              <w:br/>
+              <w:t>PARTIAL_EVIDENCE_NOT_ACCEPTED</w:t>
+              <w:br/>
+              <w:t>La evidencia automatizada debe cotejarse con cada cláusula; aceptación humana pendiente.</w:t>
+            </w:r>
+          </w:p>
+        </w:tc>
+      </w:tr>
+      <w:tr>
+        <w:tc>
+          <w:tcPr>
+            <w:tcW w:type="dxa" w:w="3216"/>
+          </w:tcPr>
+          <w:p>
+            <w:r>
+              <w:rPr>
+                <w:sz w:val="18"/>
+              </w:rPr>
+              <w:t>AC-05-14</w:t>
+              <w:br/>
+              <w:t>RNF06</w:t>
+            </w:r>
+          </w:p>
+        </w:tc>
+        <w:tc>
+          <w:tcPr>
+            <w:tcW w:type="dxa" w:w="3216"/>
+          </w:tcPr>
+          <w:p>
+            <w:r>
+              <w:rPr>
+                <w:sz w:val="18"/>
+              </w:rPr>
+              <w:t>apps/nexo/app/Modules/AI</w:t>
+              <w:br/>
+              <w:t>apps/nexo/tests/Feature/AiAssistantTest.php</w:t>
+            </w:r>
+          </w:p>
+        </w:tc>
+        <w:tc>
+          <w:tcPr>
+            <w:tcW w:type="dxa" w:w="3216"/>
+          </w:tcPr>
+          <w:p>
+            <w:r>
+              <w:rPr>
+                <w:sz w:val="18"/>
+              </w:rPr>
+              <w:t>phpunit.xml</w:t>
+              <w:br/>
+              <w:t>PARTIAL_EVIDENCE_NOT_ACCEPTED</w:t>
+              <w:br/>
+              <w:t>La evidencia automatizada debe cotejarse con cada cláusula; aceptación humana pendiente.</w:t>
+            </w:r>
+          </w:p>
+        </w:tc>
+      </w:tr>
+      <w:tr>
+        <w:tc>
+          <w:tcPr>
+            <w:tcW w:type="dxa" w:w="3216"/>
+          </w:tcPr>
+          <w:p>
+            <w:r>
+              <w:rPr>
+                <w:sz w:val="18"/>
+              </w:rPr>
+              <w:t>AC-05-15</w:t>
+              <w:br/>
+              <w:t>RF12;RF09</w:t>
+            </w:r>
+          </w:p>
+        </w:tc>
+        <w:tc>
+          <w:tcPr>
+            <w:tcW w:type="dxa" w:w="3216"/>
+          </w:tcPr>
+          <w:p>
+            <w:r>
+              <w:rPr>
+                <w:sz w:val="18"/>
+              </w:rPr>
+              <w:t>apps/nexo/app/Modules/AI</w:t>
+              <w:br/>
+              <w:t>apps/nexo/tests/Feature/AiAssistantTest.php</w:t>
+            </w:r>
+          </w:p>
+        </w:tc>
+        <w:tc>
+          <w:tcPr>
+            <w:tcW w:type="dxa" w:w="3216"/>
+          </w:tcPr>
+          <w:p>
+            <w:r>
+              <w:rPr>
+                <w:sz w:val="18"/>
+              </w:rPr>
+              <w:t>phpunit.xml</w:t>
+              <w:br/>
+              <w:t>PARTIAL_EVIDENCE_NOT_ACCEPTED</w:t>
+              <w:br/>
+              <w:t>La evidencia automatizada debe cotejarse con cada cláusula; aceptación humana pendiente.</w:t>
+            </w:r>
+          </w:p>
+        </w:tc>
+      </w:tr>
+      <w:tr>
+        <w:tc>
+          <w:tcPr>
+            <w:tcW w:type="dxa" w:w="3216"/>
+          </w:tcPr>
+          <w:p>
+            <w:r>
+              <w:rPr>
+                <w:sz w:val="18"/>
+              </w:rPr>
+              <w:t>AC-05-16</w:t>
+              <w:br/>
+              <w:t>RF12;RF09</w:t>
+            </w:r>
+          </w:p>
+        </w:tc>
+        <w:tc>
+          <w:tcPr>
+            <w:tcW w:type="dxa" w:w="3216"/>
+          </w:tcPr>
+          <w:p>
+            <w:r>
+              <w:rPr>
+                <w:sz w:val="18"/>
+              </w:rPr>
+              <w:t>apps/nexo/app/Modules/AI</w:t>
+              <w:br/>
+              <w:t>apps/nexo/tests/Feature/AiAssistantTest.php</w:t>
+            </w:r>
+          </w:p>
+        </w:tc>
+        <w:tc>
+          <w:tcPr>
+            <w:tcW w:type="dxa" w:w="3216"/>
+          </w:tcPr>
+          <w:p>
+            <w:r>
+              <w:rPr>
+                <w:sz w:val="18"/>
+              </w:rPr>
+              <w:t>phpunit.xml</w:t>
+              <w:br/>
+              <w:t>PARTIAL_EVIDENCE_NOT_ACCEPTED</w:t>
+              <w:br/>
+              <w:t>La evidencia automatizada debe cotejarse con cada cláusula; aceptación humana pendiente.</w:t>
+            </w:r>
+          </w:p>
+        </w:tc>
+      </w:tr>
+      <w:tr>
+        <w:tc>
+          <w:tcPr>
+            <w:tcW w:type="dxa" w:w="3216"/>
+          </w:tcPr>
+          <w:p>
+            <w:r>
+              <w:rPr>
+                <w:sz w:val="18"/>
+              </w:rPr>
+              <w:t>AC-05-17</w:t>
+              <w:br/>
+              <w:t>RF11;RF12;RNF01</w:t>
+            </w:r>
+          </w:p>
+        </w:tc>
+        <w:tc>
+          <w:tcPr>
+            <w:tcW w:type="dxa" w:w="3216"/>
+          </w:tcPr>
+          <w:p>
+            <w:r>
+              <w:rPr>
+                <w:sz w:val="18"/>
+              </w:rPr>
+              <w:t>apps/nexo/app/Modules/AI</w:t>
+              <w:br/>
+              <w:t>apps/nexo/tests/Feature/AiAssistantTest.php</w:t>
+            </w:r>
+          </w:p>
+        </w:tc>
+        <w:tc>
+          <w:tcPr>
+            <w:tcW w:type="dxa" w:w="3216"/>
+          </w:tcPr>
+          <w:p>
+            <w:r>
+              <w:rPr>
+                <w:sz w:val="18"/>
+              </w:rPr>
+              <w:t>phpunit.xml</w:t>
+              <w:br/>
+              <w:t>PARTIAL_EVIDENCE_NOT_ACCEPTED</w:t>
+              <w:br/>
+              <w:t>El backend acepta el texto válido; falta comprobar window.__unsafe en navegador con esa salida.</w:t>
+            </w:r>
+          </w:p>
+        </w:tc>
+      </w:tr>
+    </w:tbl>
+    <w:p/>
+    <w:p>
+      <w:r>
+        <w:t>SHA del código y evidencia de la matriz: 6a751d477e2e10939f0081050fb9bb996ede3d05. Los archivos de reportes de la tabla están en docs/evidence/runtime/candidate/. Las filas no heredan aprobación humana de otros SHA.</w:t>
+      </w:r>
+    </w:p>
+    <w:p>
+      <w:hyperlink r:id="rId57">
+        <w:r>
+          <w:rPr>
+            <w:color w:val="2E6650"/>
+          </w:rPr>
+          <w:t>docs/evidence/runtime/candidate/ac-evidence.csv</w:t>
+        </w:r>
+      </w:hyperlink>
+    </w:p>
+    <w:p>
+      <w:r>
         <w:t>La matriz completa de 73 AC se conserva en docs/evidence/runtime/spec-vs-code.csv, con estado NOT_VERIFIED_IN_FULL. Cada AC completo está descrito en el apartado 2. La matriz documental enlaza pruebas planificadas; solo los reportes ejecutados acreditan resultados observados.</w:t>
       </w:r>
     </w:p>
     <w:p>
-      <w:hyperlink r:id="rId57">
+      <w:hyperlink r:id="rId58">
         <w:r>
           <w:rPr>
             <w:color w:val="2E6650"/>
@@ -24541,7 +28915,7 @@
       </w:hyperlink>
     </w:p>
     <w:p>
-      <w:hyperlink r:id="rId58">
+      <w:hyperlink r:id="rId59">
         <w:r>
           <w:rPr>
             <w:color w:val="2E6650"/>
@@ -24551,7 +28925,7 @@
       </w:hyperlink>
     </w:p>
     <w:p>
-      <w:hyperlink r:id="rId59">
+      <w:hyperlink r:id="rId60">
         <w:r>
           <w:rPr>
             <w:color w:val="2E6650"/>
@@ -24577,7 +28951,7 @@
                     <pic:cNvPicPr/>
                   </pic:nvPicPr>
                   <pic:blipFill>
-                    <a:blip r:embed="rId60"/>
+                    <a:blip r:embed="rId61"/>
                     <a:stretch>
                       <a:fillRect/>
                     </a:stretch>
@@ -24621,7 +28995,7 @@
                     <pic:cNvPicPr/>
                   </pic:nvPicPr>
                   <pic:blipFill>
-                    <a:blip r:embed="rId61"/>
+                    <a:blip r:embed="rId62"/>
                     <a:stretch>
                       <a:fillRect/>
                     </a:stretch>
@@ -24676,7 +29050,7 @@
     </w:p>
     <w:p>
       <w:r>
-        <w:t>Probabilidad: Alta. Impacto: Alta. Responsable en el registro: Por asignar.</w:t>
+        <w:t>Probabilidad: Alta. Impacto: Alta. Responsable en el registro: Edier (propuesto).</w:t>
       </w:r>
     </w:p>
     <w:p>
@@ -24699,7 +29073,7 @@
     </w:p>
     <w:p>
       <w:r>
-        <w:t>Probabilidad: Alta. Impacto: Alta. Responsable en el registro: Por asignar.</w:t>
+        <w:t>Probabilidad: Alta. Impacto: Alta. Responsable en el registro: Vega (propuesto).</w:t>
       </w:r>
     </w:p>
     <w:p>
@@ -24722,7 +29096,7 @@
     </w:p>
     <w:p>
       <w:r>
-        <w:t>Probabilidad: Media. Impacto: Alta. Responsable en el registro: Por asignar.</w:t>
+        <w:t>Probabilidad: Media. Impacto: Alta. Responsable en el registro: Edier (propuesto).</w:t>
       </w:r>
     </w:p>
     <w:p>
@@ -24745,7 +29119,7 @@
     </w:p>
     <w:p>
       <w:r>
-        <w:t>Probabilidad: Media. Impacto: Alta. Responsable en el registro: Por asignar.</w:t>
+        <w:t>Probabilidad: Media. Impacto: Alta. Responsable en el registro: Vega (propuesto).</w:t>
       </w:r>
     </w:p>
     <w:p>
@@ -24768,7 +29142,7 @@
     </w:p>
     <w:p>
       <w:r>
-        <w:t>Probabilidad: Alta. Impacto: Media. Responsable en el registro: Por asignar.</w:t>
+        <w:t>Probabilidad: Alta. Impacto: Media. Responsable en el registro: Vega (propuesto).</w:t>
       </w:r>
     </w:p>
     <w:p>
@@ -24791,7 +29165,7 @@
     </w:p>
     <w:p>
       <w:r>
-        <w:t>Probabilidad: Media. Impacto: Alta. Responsable en el registro: Por asignar.</w:t>
+        <w:t>Probabilidad: Media. Impacto: Alta. Responsable en el registro: Conde José (propuesto).</w:t>
       </w:r>
     </w:p>
     <w:p>
@@ -24948,7 +29322,7 @@
       </w:r>
     </w:p>
     <w:p>
-      <w:hyperlink r:id="rId62">
+      <w:hyperlink r:id="rId63">
         <w:r>
           <w:rPr>
             <w:color w:val="2E6650"/>
@@ -25139,7 +29513,85 @@
     </w:p>
     <w:p>
       <w:r>
-        <w:t>IA provisional: fallback determinista visible, aprobación con auditoría y sin inventario. Pendientes: proveedor real/replay y validador completo de salida IA, carga 20VU/60s, trazabilidad de todos AC, secret scan, revisión independiente y gates. Reportes de ejecución se registran separadamente. No crear release-examen ni declarar aceptación completa mientras existan incumplimientos.</w:t>
+        <w:t>IA candidata: Gemini configurable exclusivamente en backend, validador estricto, replay declarado y fallback por defecto (AI_PROVIDER=none); aprobación con auditoría sin modificar inventario. La captura publicada tardó 18,9s y no acredita el límite de 5s; el corte a 5s se verificó por separado contra un servidor local sin respuesta. Carga, carreras, restauración y matriz por AC ya tienen evidencia en docs/evidence/runtime/candidate/. Pendientes: variantes de esa matriz, acceso docente, inspección/aceptación manual y decisiones independientes G1/G2. No crear release-examen ni declarar aceptación completa mientras existan incumplimientos.</w:t>
+      </w:r>
+    </w:p>
+    <w:p>
+      <w:pPr>
+        <w:pStyle w:val="Heading3"/>
+      </w:pPr>
+      <w:r>
+        <w:t>Backup y recuperación en una base nueva</w:t>
+      </w:r>
+    </w:p>
+    <w:p>
+      <w:r>
+        <w:t>Ejemplo para el proyecto de evaluación nexo-candidate; adaptar únicamente si se conoce la base elegida. Crear antes una carpeta local privada test-results y comprobar que nexo_restore_revision no existe. Los nombres nuevos evitan sobrescribir bases previas. No publicar el dump: puede contener hashes de cuentas y sesiones.</w:t>
+      </w:r>
+    </w:p>
+    <w:p>
+      <w:pPr>
+        <w:spacing w:after="40"/>
+      </w:pPr>
+      <w:r>
+        <w:rPr>
+          <w:rFonts w:ascii="Consolas" w:hAnsi="Consolas"/>
+          <w:sz w:val="16"/>
+        </w:rPr>
+        <w:t>docker compose -p nexo-candidate exec -T database pg_dump -U nexo -d nexo -Fc -f /tmp/nexo_revision.dump</w:t>
+      </w:r>
+    </w:p>
+    <w:p>
+      <w:pPr>
+        <w:spacing w:after="40"/>
+      </w:pPr>
+      <w:r>
+        <w:rPr>
+          <w:rFonts w:ascii="Consolas" w:hAnsi="Consolas"/>
+          <w:sz w:val="16"/>
+        </w:rPr>
+        <w:t>docker compose -p nexo-candidate cp database:/tmp/nexo_revision.dump test-results/nexo_revision.dump</w:t>
+      </w:r>
+    </w:p>
+    <w:p>
+      <w:pPr>
+        <w:spacing w:after="40"/>
+      </w:pPr>
+      <w:r>
+        <w:rPr>
+          <w:rFonts w:ascii="Consolas" w:hAnsi="Consolas"/>
+          <w:sz w:val="16"/>
+        </w:rPr>
+        <w:t>Get-FileHash test-results/nexo_revision.dump -Algorithm SHA256</w:t>
+      </w:r>
+    </w:p>
+    <w:p>
+      <w:pPr>
+        <w:spacing w:after="40"/>
+      </w:pPr>
+      <w:r>
+        <w:rPr>
+          <w:rFonts w:ascii="Consolas" w:hAnsi="Consolas"/>
+          <w:sz w:val="16"/>
+        </w:rPr>
+        <w:t>docker compose -p nexo-candidate exec -T database createdb -U nexo nexo_restore_revision</w:t>
+      </w:r>
+    </w:p>
+    <w:p>
+      <w:pPr>
+        <w:spacing w:after="40"/>
+      </w:pPr>
+      <w:r>
+        <w:rPr>
+          <w:rFonts w:ascii="Consolas" w:hAnsi="Consolas"/>
+          <w:sz w:val="16"/>
+        </w:rPr>
+        <w:t>docker compose -p nexo-candidate exec -T database pg_restore -U nexo --no-owner --exit-on-error -d nexo_restore_revision /tmp/nexo_revision.dump</w:t>
+      </w:r>
+    </w:p>
+    <w:p>
+      <w:r>
+        <w:t>Comprobar el código de salida después de cada comando y detenerse si falla. Comparar todas las tablas en número y contenido antes de utilizar la restauración; comprobar restricciones y acceso de la aplicación si se cambia la conexión. El ensayo ya ejecutado usó nexo_restore_candidate y comparó las 17 tablas; su informe restore.json conserva los digests y el SHA-256 del backup. Ese resultado acredita ese ensayo, no cualquier backup posterior.</w:t>
       </w:r>
     </w:p>
     <w:p>
@@ -25506,9 +29958,11 @@
         <w:tblLook w:firstColumn="1" w:firstRow="1" w:lastColumn="0" w:lastRow="0" w:noHBand="0" w:noVBand="1" w:val="04A0"/>
       </w:tblPr>
       <w:tblGrid>
-        <w:gridCol w:w="3216"/>
-        <w:gridCol w:w="3216"/>
-        <w:gridCol w:w="3216"/>
+        <w:gridCol w:w="1930"/>
+        <w:gridCol w:w="1930"/>
+        <w:gridCol w:w="1930"/>
+        <w:gridCol w:w="1930"/>
+        <w:gridCol w:w="1930"/>
       </w:tblGrid>
       <w:tr>
         <w:trPr>
@@ -25516,7 +29970,7 @@
         </w:trPr>
         <w:tc>
           <w:tcPr>
-            <w:tcW w:type="dxa" w:w="3216"/>
+            <w:tcW w:type="dxa" w:w="1930"/>
           </w:tcPr>
           <w:p>
             <w:r>
@@ -25530,7 +29984,7 @@
         </w:tc>
         <w:tc>
           <w:tcPr>
-            <w:tcW w:type="dxa" w:w="3216"/>
+            <w:tcW w:type="dxa" w:w="1930"/>
           </w:tcPr>
           <w:p>
             <w:r>
@@ -25538,13 +29992,41 @@
                 <w:b/>
                 <w:sz w:val="18"/>
               </w:rPr>
-              <w:t>Evidencia publicada</w:t>
-            </w:r>
-          </w:p>
-        </w:tc>
-        <w:tc>
-          <w:tcPr>
-            <w:tcW w:type="dxa" w:w="3216"/>
+              <w:t>Contribución publicada y artefacto</w:t>
+            </w:r>
+          </w:p>
+        </w:tc>
+        <w:tc>
+          <w:tcPr>
+            <w:tcW w:type="dxa" w:w="1930"/>
+          </w:tcPr>
+          <w:p>
+            <w:r>
+              <w:rPr>
+                <w:b/>
+                <w:sz w:val="18"/>
+              </w:rPr>
+              <w:t>PR</w:t>
+            </w:r>
+          </w:p>
+        </w:tc>
+        <w:tc>
+          <w:tcPr>
+            <w:tcW w:type="dxa" w:w="1930"/>
+          </w:tcPr>
+          <w:p>
+            <w:r>
+              <w:rPr>
+                <w:b/>
+                <w:sz w:val="18"/>
+              </w:rPr>
+              <w:t>Revisión a otro / evidencia</w:t>
+            </w:r>
+          </w:p>
+        </w:tc>
+        <w:tc>
+          <w:tcPr>
+            <w:tcW w:type="dxa" w:w="1930"/>
           </w:tcPr>
           <w:p>
             <w:r>
@@ -25560,40 +30042,66 @@
       <w:tr>
         <w:tc>
           <w:tcPr>
-            <w:tcW w:type="dxa" w:w="3216"/>
-          </w:tcPr>
-          <w:p>
-            <w:r>
-              <w:rPr>
-                <w:sz w:val="18"/>
-              </w:rPr>
-              <w:t>Carolina</w:t>
-            </w:r>
-          </w:p>
-        </w:tc>
-        <w:tc>
-          <w:tcPr>
-            <w:tcW w:type="dxa" w:w="3216"/>
-          </w:tcPr>
-          <w:p>
-            <w:r>
-              <w:rPr>
-                <w:sz w:val="18"/>
-              </w:rPr>
-              <w:t>Comentario personal de PR #10 sobre c70e431, SPEC-04/plan/tareas</w:t>
-            </w:r>
-          </w:p>
-        </w:tc>
-        <w:tc>
-          <w:tcPr>
-            <w:tcW w:type="dxa" w:w="3216"/>
-          </w:tcPr>
-          <w:p>
-            <w:r>
-              <w:rPr>
-                <w:sz w:val="18"/>
-              </w:rPr>
-              <w:t>Aporte real de código/pruebas de aceptación, revisiones de versiones nuevas</w:t>
+            <w:tcW w:type="dxa" w:w="1930"/>
+          </w:tcPr>
+          <w:p>
+            <w:r>
+              <w:rPr>
+                <w:sz w:val="18"/>
+              </w:rPr>
+              <w:t>Carolina Cantillo</w:t>
+            </w:r>
+          </w:p>
+        </w:tc>
+        <w:tc>
+          <w:tcPr>
+            <w:tcW w:type="dxa" w:w="1930"/>
+          </w:tcPr>
+          <w:p>
+            <w:r>
+              <w:rPr>
+                <w:sz w:val="18"/>
+              </w:rPr>
+              <w:t>Documentación G2, ADR-003 y plan/tareas; declaración de revisión SPEC-04</w:t>
+            </w:r>
+          </w:p>
+        </w:tc>
+        <w:tc>
+          <w:tcPr>
+            <w:tcW w:type="dxa" w:w="1930"/>
+          </w:tcPr>
+          <w:p>
+            <w:r>
+              <w:rPr>
+                <w:sz w:val="18"/>
+              </w:rPr>
+              <w:t>#7 (https://github.com/josemanuelcondeacosta-lang/nexoentrega-360-sdd-ia/pull/7), #10 (https://github.com/josemanuelcondeacosta-lang/nexoentrega-360-sdd-ia/pull/10)</w:t>
+            </w:r>
+          </w:p>
+        </w:tc>
+        <w:tc>
+          <w:tcPr>
+            <w:tcW w:type="dxa" w:w="1930"/>
+          </w:tcPr>
+          <w:p>
+            <w:r>
+              <w:rPr>
+                <w:sz w:val="18"/>
+              </w:rPr>
+              <w:t>Decisión personal sobre c70e431 (https://github.com/josemanuelcondeacosta-lang/nexoentrega-360-sdd-ia/pull/10#issuecomment-6176370904), limitada a su alcance declarado</w:t>
+            </w:r>
+          </w:p>
+        </w:tc>
+        <w:tc>
+          <w:tcPr>
+            <w:tcW w:type="dxa" w:w="1930"/>
+          </w:tcPr>
+          <w:p>
+            <w:r>
+              <w:rPr>
+                <w:sz w:val="18"/>
+              </w:rPr>
+              <w:t>Evidencia de aporte de código/pruebas y revisión de SPEC-02/03 y versiones nuevas</w:t>
             </w:r>
           </w:p>
         </w:tc>
@@ -25601,40 +30109,66 @@
       <w:tr>
         <w:tc>
           <w:tcPr>
-            <w:tcW w:type="dxa" w:w="3216"/>
-          </w:tcPr>
-          <w:p>
-            <w:r>
-              <w:rPr>
-                <w:sz w:val="18"/>
-              </w:rPr>
-              <w:t>Edier</w:t>
-            </w:r>
-          </w:p>
-        </w:tc>
-        <w:tc>
-          <w:tcPr>
-            <w:tcW w:type="dxa" w:w="3216"/>
-          </w:tcPr>
-          <w:p>
-            <w:r>
-              <w:rPr>
-                <w:sz w:val="18"/>
-              </w:rPr>
-              <w:t>PR #2/#8 y revisiones de PR #3/#4</w:t>
-            </w:r>
-          </w:p>
-        </w:tc>
-        <w:tc>
-          <w:tcPr>
-            <w:tcW w:type="dxa" w:w="3216"/>
-          </w:tcPr>
-          <w:p>
-            <w:r>
-              <w:rPr>
-                <w:sz w:val="18"/>
-              </w:rPr>
-              <w:t>Backend/tests PostgreSQL y revisión de este código provisional</w:t>
+            <w:tcW w:type="dxa" w:w="1930"/>
+          </w:tcPr>
+          <w:p>
+            <w:r>
+              <w:rPr>
+                <w:sz w:val="18"/>
+              </w:rPr>
+              <w:t>Castro Edier</w:t>
+            </w:r>
+          </w:p>
+        </w:tc>
+        <w:tc>
+          <w:tcPr>
+            <w:tcW w:type="dxa" w:w="1930"/>
+          </w:tcPr>
+          <w:p>
+            <w:r>
+              <w:rPr>
+                <w:sz w:val="18"/>
+              </w:rPr>
+              <w:t>Cotejo oficial y backend/datos; TransactionIntegrityTest.php y carreras HTTP con 20 rondas</w:t>
+            </w:r>
+          </w:p>
+        </w:tc>
+        <w:tc>
+          <w:tcPr>
+            <w:tcW w:type="dxa" w:w="1930"/>
+          </w:tcPr>
+          <w:p>
+            <w:r>
+              <w:rPr>
+                <w:sz w:val="18"/>
+              </w:rPr>
+              <w:t>#2 (https://github.com/josemanuelcondeacosta-lang/nexoentrega-360-sdd-ia/pull/2), #8 (https://github.com/josemanuelcondeacosta-lang/nexoentrega-360-sdd-ia/pull/8), #13 (https://github.com/josemanuelcondeacosta-lang/nexoentrega-360-sdd-ia/pull/13)</w:t>
+            </w:r>
+          </w:p>
+        </w:tc>
+        <w:tc>
+          <w:tcPr>
+            <w:tcW w:type="dxa" w:w="1930"/>
+          </w:tcPr>
+          <w:p>
+            <w:r>
+              <w:rPr>
+                <w:sz w:val="18"/>
+              </w:rPr>
+              <w:t>Revisiones ajenas en #3/#4 y comentario sobre IA de Vega en #14 (https://github.com/josemanuelcondeacosta-lang/nexoentrega-360-sdd-ia/pull/14#issuecomment-6183111699), SHA 5dce2214816aaf0ed9ef7e7131cd4f45e1982568</w:t>
+            </w:r>
+          </w:p>
+        </w:tc>
+        <w:tc>
+          <w:tcPr>
+            <w:tcW w:type="dxa" w:w="1930"/>
+          </w:tcPr>
+          <w:p>
+            <w:r>
+              <w:rPr>
+                <w:sz w:val="18"/>
+              </w:rPr>
+              <w:t>Revisión del ADR-001 corregido y candidato actualizado; no autoaprobar los artefactos que coescribió</w:t>
             </w:r>
           </w:p>
         </w:tc>
@@ -25642,7 +30176,7 @@
       <w:tr>
         <w:tc>
           <w:tcPr>
-            <w:tcW w:type="dxa" w:w="3216"/>
+            <w:tcW w:type="dxa" w:w="1930"/>
           </w:tcPr>
           <w:p>
             <w:r>
@@ -25655,27 +30189,53 @@
         </w:tc>
         <w:tc>
           <w:tcPr>
-            <w:tcW w:type="dxa" w:w="3216"/>
-          </w:tcPr>
-          <w:p>
-            <w:r>
-              <w:rPr>
-                <w:sz w:val="18"/>
-              </w:rPr>
-              <w:t>PR #3/#4, revisiones PR #2/#5 y CI documental</w:t>
-            </w:r>
-          </w:p>
-        </w:tc>
-        <w:tc>
-          <w:tcPr>
-            <w:tcW w:type="dxa" w:w="3216"/>
-          </w:tcPr>
-          <w:p>
-            <w:r>
-              <w:rPr>
-                <w:sz w:val="18"/>
-              </w:rPr>
-              <w:t>Completar proveedor/validación IA, calidad/CI real del producto</w:t>
+            <w:tcW w:type="dxa" w:w="1930"/>
+          </w:tcPr>
+          <w:p>
+            <w:r>
+              <w:rPr>
+                <w:sz w:val="18"/>
+              </w:rPr>
+              <w:t>ADR-004/contrato IA, CI documental, proveedor Gemini y validador, captura replay, carga k6 y sanitización</w:t>
+            </w:r>
+          </w:p>
+        </w:tc>
+        <w:tc>
+          <w:tcPr>
+            <w:tcW w:type="dxa" w:w="1930"/>
+          </w:tcPr>
+          <w:p>
+            <w:r>
+              <w:rPr>
+                <w:sz w:val="18"/>
+              </w:rPr>
+              <w:t>#3 (https://github.com/josemanuelcondeacosta-lang/nexoentrega-360-sdd-ia/pull/3), #4 (https://github.com/josemanuelcondeacosta-lang/nexoentrega-360-sdd-ia/pull/4), #11 (https://github.com/josemanuelcondeacosta-lang/nexoentrega-360-sdd-ia/pull/11), #14 (https://github.com/josemanuelcondeacosta-lang/nexoentrega-360-sdd-ia/pull/14), #15 (https://github.com/josemanuelcondeacosta-lang/nexoentrega-360-sdd-ia/pull/15)</w:t>
+            </w:r>
+          </w:p>
+        </w:tc>
+        <w:tc>
+          <w:tcPr>
+            <w:tcW w:type="dxa" w:w="1930"/>
+          </w:tcPr>
+          <w:p>
+            <w:r>
+              <w:rPr>
+                <w:sz w:val="18"/>
+              </w:rPr>
+              <w:t>Revisiones ajenas #2/#5 y decisión SPEC-01/05 en #10 (https://github.com/josemanuelcondeacosta-lang/nexoentrega-360-sdd-ia/pull/10#issuecomment-6181833055), SHA 088621981b2e1f1eae951790cf02b57b9707be47</w:t>
+            </w:r>
+          </w:p>
+        </w:tc>
+        <w:tc>
+          <w:tcPr>
+            <w:tcW w:type="dxa" w:w="1930"/>
+          </w:tcPr>
+          <w:p>
+            <w:r>
+              <w:rPr>
+                <w:sz w:val="18"/>
+              </w:rPr>
+              <w:t>Revisar corrección ajena de replay, seguridad/arquitectura y brechas de IA</w:t>
             </w:r>
           </w:p>
         </w:tc>
@@ -25683,7 +30243,7 @@
       <w:tr>
         <w:tc>
           <w:tcPr>
-            <w:tcW w:type="dxa" w:w="3216"/>
+            <w:tcW w:type="dxa" w:w="1930"/>
           </w:tcPr>
           <w:p>
             <w:r>
@@ -25696,27 +30256,53 @@
         </w:tc>
         <w:tc>
           <w:tcPr>
-            <w:tcW w:type="dxa" w:w="3216"/>
-          </w:tcPr>
-          <w:p>
-            <w:r>
-              <w:rPr>
-                <w:sz w:val="18"/>
-              </w:rPr>
-              <w:t>Coordinación y solicitudes de trabajo; commits de código de esta rama generados por Codex</w:t>
-            </w:r>
-          </w:p>
-        </w:tc>
-        <w:tc>
-          <w:tcPr>
-            <w:tcW w:type="dxa" w:w="3216"/>
-          </w:tcPr>
-          <w:p>
-            <w:r>
-              <w:rPr>
-                <w:sz w:val="18"/>
-              </w:rPr>
-              <w:t>Verificar personalmente cambios y aportar código/pruebas propios; revisión crítica ajena registrada</w:t>
+            <w:tcW w:type="dxa" w:w="1930"/>
+          </w:tcPr>
+          <w:p>
+            <w:r>
+              <w:rPr>
+                <w:sz w:val="18"/>
+              </w:rPr>
+              <w:t>Coordinación, frontend/integración y documentación generados con apoyo de Codex; scripts de verificación y consolidación</w:t>
+            </w:r>
+          </w:p>
+        </w:tc>
+        <w:tc>
+          <w:tcPr>
+            <w:tcW w:type="dxa" w:w="1930"/>
+          </w:tcPr>
+          <w:p>
+            <w:r>
+              <w:rPr>
+                <w:sz w:val="18"/>
+              </w:rPr>
+              <w:t>#12 (https://github.com/josemanuelcondeacosta-lang/nexoentrega-360-sdd-ia/pull/12), #16 (https://github.com/josemanuelcondeacosta-lang/nexoentrega-360-sdd-ia/pull/16)</w:t>
+            </w:r>
+          </w:p>
+        </w:tc>
+        <w:tc>
+          <w:tcPr>
+            <w:tcW w:type="dxa" w:w="1930"/>
+          </w:tcPr>
+          <w:p>
+            <w:r>
+              <w:rPr>
+                <w:sz w:val="18"/>
+              </w:rPr>
+              <w:t>Solicitudes y coordinación publicadas; revisión personal de un aporte ajeno todavía no acreditada. El análisis asistido de #7 no se presenta como su decisión personal</w:t>
+            </w:r>
+          </w:p>
+        </w:tc>
+        <w:tc>
+          <w:tcPr>
+            <w:tcW w:type="dxa" w:w="1930"/>
+          </w:tcPr>
+          <w:p>
+            <w:r>
+              <w:rPr>
+                <w:sz w:val="18"/>
+              </w:rPr>
+              <w:t>Comprobar personalmente interfaz/cambios, publicar revisión ajena propia y coordinar aceptación final</w:t>
             </w:r>
           </w:p>
         </w:tc>
@@ -25730,6 +30316,11 @@
     </w:p>
     <w:p>
       <w:r>
+        <w:t>Procedencia: snapshot de GitHub en docs/evidence/github/candidate-snapshot.json, consultado 2026-10-15T02:55:30Z. La tabla acredita publicaciones y decisiones conservadas, no certifica la autoría manual de cada línea ni nuevas ejecuciones personales. Los informes candidatos ejecutados por Codex se identifican expresamente como tales. Las ramas remotas pueden avanzar después del corte: no extender resultados a un SHA nuevo.</w:t>
+      </w:r>
+    </w:p>
+    <w:p>
+      <w:r>
         <w:t>Aporte adicional comprobado: josevegalago2006-cpu publicó el PR #11 (workflow de CI documental y registro AI-008), aún abierto en borrador. Esta publicación se distingue del pipeline de aplicación del PR #12.</w:t>
       </w:r>
     </w:p>
@@ -25802,69 +30393,6 @@
     <w:p>
       <w:r>
         <w:t>Detalle: docs/reviews/aportes/vega-G1.md (PR de la rama docs/g1-vega-review).</w:t>
-      </w:r>
-    </w:p>
-    <w:p>
-      <w:hyperlink r:id="rId63">
-        <w:r>
-          <w:rPr>
-            <w:color w:val="2E6650"/>
-          </w:rPr>
-          <w:t>Revisión original en GitHub</w:t>
-        </w:r>
-      </w:hyperlink>
-    </w:p>
-    <w:p>
-      <w:pPr>
-        <w:pStyle w:val="Heading3"/>
-      </w:pPr>
-      <w:r>
-        <w:t>PR #3 · eblanquiceth13-cmyk · COMMENTED</w:t>
-      </w:r>
-    </w:p>
-    <w:p>
-      <w:r>
-        <w:t>SHA revisado: 1b3bb379bec7047f9808ed3171aa745be1b14a4b. Fecha GitHub: 2026-10-14T17:36:20Z.</w:t>
-      </w:r>
-    </w:p>
-    <w:p>
-      <w:r>
-        <w:t>Revisión de Edier sobre la revisión G1 de Vega (vega-G1.md y AI-003).</w:t>
-      </w:r>
-    </w:p>
-    <w:p>
-      <w:r>
-        <w:t>SHA revisado: 1b3bb379bec7047f9808ed3171aa745be1b14a4b — 2026-10-14 UTC.</w:t>
-      </w:r>
-    </w:p>
-    <w:p>
-      <w:r>
-        <w:t>Comprobé:</w:t>
-      </w:r>
-    </w:p>
-    <w:p>
-      <w:r>
-        <w:t>- V-13: los códigos 422, 422, 422, 404 y 409 coinciden con AC-05-05 de SPEC-05.</w:t>
-      </w:r>
-    </w:p>
-    <w:p>
-      <w:r>
-        <w:t>- V-22: el Auditor que intenta reservar recibe 403, coherente con la matriz del §2 y con mi diagrama de estados (solo el Coordinador reserva).</w:t>
-      </w:r>
-    </w:p>
-    <w:p>
-      <w:r>
-        <w:t>- La decisión «aprobada con observaciones» deja abiertos H-V01 a H-V07 para la versión 0.4.</w:t>
-      </w:r>
-    </w:p>
-    <w:p>
-      <w:r>
-        <w:t>Decisión: aprobado. Sin hallazgos nuevos.</w:t>
-      </w:r>
-    </w:p>
-    <w:p>
-      <w:r>
-        <w:t>Revisión asistida por IA (Claude); las comprobaciones y la decisión son mías.</w:t>
       </w:r>
     </w:p>
     <w:p>
@@ -25882,22 +30410,22 @@
         <w:pStyle w:val="Heading3"/>
       </w:pPr>
       <w:r>
-        <w:t>PR #4 · eblanquiceth13-cmyk · COMMENTED</w:t>
-      </w:r>
-    </w:p>
-    <w:p>
-      <w:r>
-        <w:t>SHA revisado: a13aa176c81295e4b495a13d071a94997460f484. Fecha GitHub: 2026-10-14T17:37:02Z.</w:t>
-      </w:r>
-    </w:p>
-    <w:p>
-      <w:r>
-        <w:t>Revisión de Edier sobre el paquete G2 de Vega (ADR-004, secuencia de IA, contrato y estrategia de pruebas).</w:t>
-      </w:r>
-    </w:p>
-    <w:p>
-      <w:r>
-        <w:t>SHA revisado: a13aa176c81295e4b495a13d071a94997460f484 — 2026-10-14 UTC.</w:t>
+        <w:t>PR #3 · eblanquiceth13-cmyk · COMMENTED</w:t>
+      </w:r>
+    </w:p>
+    <w:p>
+      <w:r>
+        <w:t>SHA revisado: 1b3bb379bec7047f9808ed3171aa745be1b14a4b. Fecha GitHub: 2026-10-14T17:36:20Z.</w:t>
+      </w:r>
+    </w:p>
+    <w:p>
+      <w:r>
+        <w:t>Revisión de Edier sobre la revisión G1 de Vega (vega-G1.md y AI-003).</w:t>
+      </w:r>
+    </w:p>
+    <w:p>
+      <w:r>
+        <w:t>SHA revisado: 1b3bb379bec7047f9808ed3171aa745be1b14a4b — 2026-10-14 UTC.</w:t>
       </w:r>
     </w:p>
     <w:p>
@@ -25907,32 +30435,22 @@
     </w:p>
     <w:p>
       <w:r>
-        <w:t>- ADR-004 es compatible con mi ADR-002: la IA no se invoca dentro de una transacción de inventario y no escribe stock.</w:t>
-      </w:r>
-    </w:p>
-    <w:p>
-      <w:r>
-        <w:t>- openapi-ia.yaml: maxItems 20 en requestIds (RF10).</w:t>
-      </w:r>
-    </w:p>
-    <w:p>
-      <w:r>
-        <w:t>Hallazgo (estrategia-pruebas.md, fila Concurrencia):</w:t>
-      </w:r>
-    </w:p>
-    <w:p>
-      <w:r>
-        <w:t>- R-E01: «peticiones paralelas a php artisan serve» no prueba la concurrencia. El servidor de php artisan serve atiende una petición a la vez por defecto, así que las dos reservas se procesarían en serie y la prueba pasaría sin ejercitar el bloqueo (AC-03-03, AC-03-08).</w:t>
-      </w:r>
-    </w:p>
-    <w:p>
-      <w:r>
-        <w:t>- Propuesta: usar varios workers (PHP_CLI_SERVER_WORKERS ≥ 2), php-fpm en Docker, o dos procesos separados que llamen directamente al servicio de reserva, siempre contra PostgreSQL real.</w:t>
-      </w:r>
-    </w:p>
-    <w:p>
-      <w:r>
-        <w:t>Decisión: ADR-004, secuencia y contrato aprobados; estrategia de pruebas requiere ese cambio menor.</w:t>
+        <w:t>- V-13: los códigos 422, 422, 422, 404 y 409 coinciden con AC-05-05 de SPEC-05.</w:t>
+      </w:r>
+    </w:p>
+    <w:p>
+      <w:r>
+        <w:t>- V-22: el Auditor que intenta reservar recibe 403, coherente con la matriz del §2 y con mi diagrama de estados (solo el Coordinador reserva).</w:t>
+      </w:r>
+    </w:p>
+    <w:p>
+      <w:r>
+        <w:t>- La decisión «aprobada con observaciones» deja abiertos H-V01 a H-V07 para la versión 0.4.</w:t>
+      </w:r>
+    </w:p>
+    <w:p>
+      <w:r>
+        <w:t>Decisión: aprobado. Sin hallazgos nuevos.</w:t>
       </w:r>
     </w:p>
     <w:p>
@@ -25955,52 +30473,57 @@
         <w:pStyle w:val="Heading3"/>
       </w:pPr>
       <w:r>
-        <w:t>PR #5 · josevegalago2006-cpu · COMMENTED</w:t>
-      </w:r>
-    </w:p>
-    <w:p>
-      <w:r>
-        <w:t>SHA revisado: b1dbbf93d9800b69d32daec352aacf754f876ebe. Fecha GitHub: 2026-10-14T18:19:56Z.</w:t>
-      </w:r>
-    </w:p>
-    <w:p>
-      <w:r>
-        <w:t>Revisión de Vega (seguridad, permisos e IA) sobre el paquete G2 de José.</w:t>
-      </w:r>
-    </w:p>
-    <w:p>
-      <w:r>
-        <w:t>SHA revisado: b1dbbf93d9800b69d32daec352aacf754f876ebe — 2026-10-14 UTC.</w:t>
-      </w:r>
-    </w:p>
-    <w:p>
-      <w:r>
-        <w:t>Hallazgos:</w:t>
-      </w:r>
-    </w:p>
-    <w:p>
-      <w:r>
-        <w:t>- R-V01 (CSRF en IA): crearResumenIA y aprobarResumenIA no declaran CsrfToken, mientras todas las demás escrituras sí. El origen es mi openapi-ia.yaml, que no lo incluía; lo corrijo en mi rama y hay que regenerar openapi.yaml.</w:t>
-      </w:r>
-    </w:p>
-    <w:p>
-      <w:r>
-        <w:t>- R-V02 (403 vs 404): el historial dice que un Solicitante que pide una solicitud fuera de su alcance recibe 404, incluso si es de otro solicitante de su misma organización. El enunciado (p. 3) exige 403 para acción prohibida sobre un recurso de su organización y 404 solo para recurso inexistente o de otra organización. SPEC-01 ya dice 403 en ese caso; el contrato debe alinearse.</w:t>
-      </w:r>
-    </w:p>
-    <w:p>
-      <w:r>
-        <w:t>- R-V03 (copia desactualizada): docs/testing/estrategia-pruebas.md en esta rama no tiene la corrección R-E01 (commit 1a9fe52 de docs/g2-vega-ia). Hay que traer mi rama a la tuya.</w:t>
-      </w:r>
-    </w:p>
-    <w:p>
-      <w:r>
-        <w:t>SPEC-01 0.3.1-draft: aprobada. El diff (b1dbbf9) solo ajusta los alcances de lectura según la respuesta de la profesora a CL-16/17/18 (Coordinador: inventario e historial de su organización; Solicitante: historial y tablero de sus propias solicitudes; Bodega sin auditoría). Las reglas base y el caso límite del 403 para solicitudes ajenas de la misma organización no cambian. Renuevo mi aprobación de SPEC-01 sobre este SHA.</w:t>
-      </w:r>
-    </w:p>
-    <w:p>
-      <w:r>
-        <w:t>Decisión: requiere cambios en el contrato (R-V01, R-V02, R-V03).</w:t>
+        <w:t>PR #4 · eblanquiceth13-cmyk · COMMENTED</w:t>
+      </w:r>
+    </w:p>
+    <w:p>
+      <w:r>
+        <w:t>SHA revisado: a13aa176c81295e4b495a13d071a94997460f484. Fecha GitHub: 2026-10-14T17:37:02Z.</w:t>
+      </w:r>
+    </w:p>
+    <w:p>
+      <w:r>
+        <w:t>Revisión de Edier sobre el paquete G2 de Vega (ADR-004, secuencia de IA, contrato y estrategia de pruebas).</w:t>
+      </w:r>
+    </w:p>
+    <w:p>
+      <w:r>
+        <w:t>SHA revisado: a13aa176c81295e4b495a13d071a94997460f484 — 2026-10-14 UTC.</w:t>
+      </w:r>
+    </w:p>
+    <w:p>
+      <w:r>
+        <w:t>Comprobé:</w:t>
+      </w:r>
+    </w:p>
+    <w:p>
+      <w:r>
+        <w:t>- ADR-004 es compatible con mi ADR-002: la IA no se invoca dentro de una transacción de inventario y no escribe stock.</w:t>
+      </w:r>
+    </w:p>
+    <w:p>
+      <w:r>
+        <w:t>- openapi-ia.yaml: maxItems 20 en requestIds (RF10).</w:t>
+      </w:r>
+    </w:p>
+    <w:p>
+      <w:r>
+        <w:t>Hallazgo (estrategia-pruebas.md, fila Concurrencia):</w:t>
+      </w:r>
+    </w:p>
+    <w:p>
+      <w:r>
+        <w:t>- R-E01: «peticiones paralelas a php artisan serve» no prueba la concurrencia. El servidor de php artisan serve atiende una petición a la vez por defecto, así que las dos reservas se procesarían en serie y la prueba pasaría sin ejercitar el bloqueo (AC-03-03, AC-03-08).</w:t>
+      </w:r>
+    </w:p>
+    <w:p>
+      <w:r>
+        <w:t>- Propuesta: usar varios workers (PHP_CLI_SERVER_WORKERS ≥ 2), php-fpm en Docker, o dos procesos separados que llamen directamente al servicio de reserva, siempre contra PostgreSQL real.</w:t>
+      </w:r>
+    </w:p>
+    <w:p>
+      <w:r>
+        <w:t>Decisión: ADR-004, secuencia y contrato aprobados; estrategia de pruebas requiere ese cambio menor.</w:t>
       </w:r>
     </w:p>
     <w:p>
@@ -26023,67 +30546,57 @@
         <w:pStyle w:val="Heading3"/>
       </w:pPr>
       <w:r>
-        <w:t>PR #7 · josemanuelcondeacosta-lang · COMMENTED</w:t>
-      </w:r>
-    </w:p>
-    <w:p>
-      <w:r>
-        <w:t>SHA revisado: 7637056ffa5cf6c623e5bae424eead2a2d0fbeac. Fecha GitHub: 2026-10-14T19:24:15Z.</w:t>
-      </w:r>
-    </w:p>
-    <w:p>
-      <w:r>
-        <w:t># Análisis asistido de PR #7 — pendiente de decisión personal del coordinador</w:t>
-      </w:r>
-    </w:p>
-    <w:p>
-      <w:r>
-        <w:t>Codex a solicitud de Conde José; revisión documental automatizada/asistida, no declaración de revisión humana hecha por José.</w:t>
-      </w:r>
-    </w:p>
-    <w:p>
-      <w:r>
-        <w:t>SHA de Carolina inspeccionado: 7637056ffa5cf6c623e5bae424eead2a2d0fbeac. Fecha de análisis: 2026-10-14. PR: https://github.com/josemanuelcondeacosta-lang/nexoentrega-360-sdd-ia/pull/7.</w:t>
-      </w:r>
-    </w:p>
-    <w:p>
-      <w:r>
-        <w:t>Comprobaciones: lectura de ADR-003, plan, tasks y registro Carolina; comparación con ADR-001/002, datos, contrato y distribución solicitada. UTF-8/caracteres de control comprobados en la consolidación; campos técnicos cookies/hash/logout/CSRF presentes. Los documentos son propuestas, no aplicación ejecutada.</w:t>
-      </w:r>
-    </w:p>
-    <w:p>
-      <w:r>
-        <w:t>Hallazgos originales:</w:t>
-      </w:r>
-    </w:p>
-    <w:p>
-      <w:r>
-        <w:t>- Registro Carolina contenía 3b8c9d1 no verificable y aprobación extendida sin SHA real. Se preserva como histórico y se corrigió su trazabilidad en PR #9/#10. Carolina ahora publicó revisión real de SPEC-04/plan/tareas sobre c70e431, enlazada en registro.</w:t>
-      </w:r>
-    </w:p>
-    <w:p>
-      <w:r>
-        <w:t>- Plan usaba kits/request_items/audit_logs en lugar de inventory_items/request_lines/audit_events de datos.md; corregido en consolidación.</w:t>
-      </w:r>
-    </w:p>
-    <w:p>
-      <w:r>
-        <w:t>- Dependencias omitían migraciones/seed y auditoría antes de transiciones, y cobertura IA incompleta; corregido en tareas consolidadas.</w:t>
-      </w:r>
-    </w:p>
-    <w:p>
-      <w:r>
-        <w:t>- No atribuir autoría personal conjunta a todos los integrantes por un encabezado; procedencia corregida.</w:t>
-      </w:r>
-    </w:p>
-    <w:p>
-      <w:r>
-        <w:t>Resultado del análisis: solicitar actualización del PR #7 con las correcciones revisadas, o consolidarlo mediante PR #10 tras revisiones necesarias. No fusionar ambos paquetes sin resolver duplicados. No se emite APPROVE en nombre de José.</w:t>
-      </w:r>
-    </w:p>
-    <w:p>
-      <w:r>
-        <w:t>Para completar contribución humana de José: leer personalmente este análisis y los archivos fuente; publicar desde su cuenta qué verificó y decisión real, con UTC/SHA. La publicación asistida identifica autoría Codex y no acredita por sí sola la revisión personal exigida por §9.</w:t>
+        <w:t>PR #5 · josevegalago2006-cpu · COMMENTED</w:t>
+      </w:r>
+    </w:p>
+    <w:p>
+      <w:r>
+        <w:t>SHA revisado: b1dbbf93d9800b69d32daec352aacf754f876ebe. Fecha GitHub: 2026-10-14T18:19:56Z.</w:t>
+      </w:r>
+    </w:p>
+    <w:p>
+      <w:r>
+        <w:t>Revisión de Vega (seguridad, permisos e IA) sobre el paquete G2 de José.</w:t>
+      </w:r>
+    </w:p>
+    <w:p>
+      <w:r>
+        <w:t>SHA revisado: b1dbbf93d9800b69d32daec352aacf754f876ebe — 2026-10-14 UTC.</w:t>
+      </w:r>
+    </w:p>
+    <w:p>
+      <w:r>
+        <w:t>Hallazgos:</w:t>
+      </w:r>
+    </w:p>
+    <w:p>
+      <w:r>
+        <w:t>- R-V01 (CSRF en IA): crearResumenIA y aprobarResumenIA no declaran CsrfToken, mientras todas las demás escrituras sí. El origen es mi openapi-ia.yaml, que no lo incluía; lo corrijo en mi rama y hay que regenerar openapi.yaml.</w:t>
+      </w:r>
+    </w:p>
+    <w:p>
+      <w:r>
+        <w:t>- R-V02 (403 vs 404): el historial dice que un Solicitante que pide una solicitud fuera de su alcance recibe 404, incluso si es de otro solicitante de su misma organización. El enunciado (p. 3) exige 403 para acción prohibida sobre un recurso de su organización y 404 solo para recurso inexistente o de otra organización. SPEC-01 ya dice 403 en ese caso; el contrato debe alinearse.</w:t>
+      </w:r>
+    </w:p>
+    <w:p>
+      <w:r>
+        <w:t>- R-V03 (copia desactualizada): docs/testing/estrategia-pruebas.md en esta rama no tiene la corrección R-E01 (commit 1a9fe52 de docs/g2-vega-ia). Hay que traer mi rama a la tuya.</w:t>
+      </w:r>
+    </w:p>
+    <w:p>
+      <w:r>
+        <w:t>SPEC-01 0.3.1-draft: aprobada. El diff (b1dbbf9) solo ajusta los alcances de lectura según la respuesta de la profesora a CL-16/17/18 (Coordinador: inventario e historial de su organización; Solicitante: historial y tablero de sus propias solicitudes; Bodega sin auditoría). Las reglas base y el caso límite del 403 para solicitudes ajenas de la misma organización no cambian. Renuevo mi aprobación de SPEC-01 sobre este SHA.</w:t>
+      </w:r>
+    </w:p>
+    <w:p>
+      <w:r>
+        <w:t>Decisión: requiere cambios en el contrato (R-V01, R-V02, R-V03).</w:t>
+      </w:r>
+    </w:p>
+    <w:p>
+      <w:r>
+        <w:t>Revisión asistida por IA (Claude); las comprobaciones y la decisión son mías.</w:t>
       </w:r>
     </w:p>
     <w:p>
@@ -26101,6 +30614,84 @@
         <w:pStyle w:val="Heading3"/>
       </w:pPr>
       <w:r>
+        <w:t>PR #7 · josemanuelcondeacosta-lang · COMMENTED</w:t>
+      </w:r>
+    </w:p>
+    <w:p>
+      <w:r>
+        <w:t>SHA revisado: 7637056ffa5cf6c623e5bae424eead2a2d0fbeac. Fecha GitHub: 2026-10-14T19:24:15Z.</w:t>
+      </w:r>
+    </w:p>
+    <w:p>
+      <w:r>
+        <w:t># Análisis asistido de PR #7 — pendiente de decisión personal del coordinador</w:t>
+      </w:r>
+    </w:p>
+    <w:p>
+      <w:r>
+        <w:t>Codex a solicitud de Conde José; revisión documental automatizada/asistida, no declaración de revisión humana hecha por José.</w:t>
+      </w:r>
+    </w:p>
+    <w:p>
+      <w:r>
+        <w:t>SHA de Carolina inspeccionado: 7637056ffa5cf6c623e5bae424eead2a2d0fbeac. Fecha de análisis: 2026-10-14. PR: https://github.com/josemanuelcondeacosta-lang/nexoentrega-360-sdd-ia/pull/7.</w:t>
+      </w:r>
+    </w:p>
+    <w:p>
+      <w:r>
+        <w:t>Comprobaciones: lectura de ADR-003, plan, tasks y registro Carolina; comparación con ADR-001/002, datos, contrato y distribución solicitada. UTF-8/caracteres de control comprobados en la consolidación; campos técnicos cookies/hash/logout/CSRF presentes. Los documentos son propuestas, no aplicación ejecutada.</w:t>
+      </w:r>
+    </w:p>
+    <w:p>
+      <w:r>
+        <w:t>Hallazgos originales:</w:t>
+      </w:r>
+    </w:p>
+    <w:p>
+      <w:r>
+        <w:t>- Registro Carolina contenía 3b8c9d1 no verificable y aprobación extendida sin SHA real. Se preserva como histórico y se corrigió su trazabilidad en PR #9/#10. Carolina ahora publicó revisión real de SPEC-04/plan/tareas sobre c70e431, enlazada en registro.</w:t>
+      </w:r>
+    </w:p>
+    <w:p>
+      <w:r>
+        <w:t>- Plan usaba kits/request_items/audit_logs en lugar de inventory_items/request_lines/audit_events de datos.md; corregido en consolidación.</w:t>
+      </w:r>
+    </w:p>
+    <w:p>
+      <w:r>
+        <w:t>- Dependencias omitían migraciones/seed y auditoría antes de transiciones, y cobertura IA incompleta; corregido en tareas consolidadas.</w:t>
+      </w:r>
+    </w:p>
+    <w:p>
+      <w:r>
+        <w:t>- No atribuir autoría personal conjunta a todos los integrantes por un encabezado; procedencia corregida.</w:t>
+      </w:r>
+    </w:p>
+    <w:p>
+      <w:r>
+        <w:t>Resultado del análisis: solicitar actualización del PR #7 con las correcciones revisadas, o consolidarlo mediante PR #10 tras revisiones necesarias. No fusionar ambos paquetes sin resolver duplicados. No se emite APPROVE en nombre de José.</w:t>
+      </w:r>
+    </w:p>
+    <w:p>
+      <w:r>
+        <w:t>Para completar contribución humana de José: leer personalmente este análisis y los archivos fuente; publicar desde su cuenta qué verificó y decisión real, con UTC/SHA. La publicación asistida identifica autoría Codex y no acredita por sí sola la revisión personal exigida por §9.</w:t>
+      </w:r>
+    </w:p>
+    <w:p>
+      <w:hyperlink r:id="rId68">
+        <w:r>
+          <w:rPr>
+            <w:color w:val="2E6650"/>
+          </w:rPr>
+          <w:t>Revisión original en GitHub</w:t>
+        </w:r>
+      </w:hyperlink>
+    </w:p>
+    <w:p>
+      <w:pPr>
+        <w:pStyle w:val="Heading3"/>
+      </w:pPr>
+      <w:r>
         <w:t>Decisión textual de Carolina en PR #10</w:t>
       </w:r>
     </w:p>
@@ -26205,7 +30796,7 @@
       </w:r>
     </w:p>
     <w:p>
-      <w:hyperlink r:id="rId68">
+      <w:hyperlink r:id="rId69">
         <w:r>
           <w:rPr>
             <w:color w:val="2E6650"/>
@@ -26220,12 +30811,319 @@
       </w:r>
     </w:p>
     <w:p>
-      <w:hyperlink r:id="rId69">
+      <w:hyperlink r:id="rId70">
         <w:r>
           <w:rPr>
             <w:color w:val="2E6650"/>
           </w:rPr>
           <w:t>docs/team/plan-colaboracion.md</w:t>
+        </w:r>
+      </w:hyperlink>
+    </w:p>
+    <w:p>
+      <w:pPr>
+        <w:pStyle w:val="Heading2"/>
+      </w:pPr>
+      <w:r>
+        <w:t>9.2 Decisiones humanas publicadas sobre los artefactos</w:t>
+      </w:r>
+    </w:p>
+    <w:p>
+      <w:pPr>
+        <w:pStyle w:val="Heading3"/>
+      </w:pPr>
+      <w:r>
+        <w:t>PR #14 · comentario de eblanquiceth13-cmyk</w:t>
+      </w:r>
+    </w:p>
+    <w:p>
+      <w:r>
+        <w:t>Publicación GitHub: 2026-10-15T02:36:06Z. Se reproduce la declaración con su alcance; no se amplía al candidato actual.</w:t>
+      </w:r>
+    </w:p>
+    <w:p>
+      <w:r>
+        <w:t>Revisor: Edier Castro / eblanquiceth13-cmyk</w:t>
+      </w:r>
+    </w:p>
+    <w:p>
+      <w:r>
+        <w:t>SHA completo que leí: 5dce2214816aaf0ed9ef7e7131cd4f45e1982568</w:t>
+      </w:r>
+    </w:p>
+    <w:p>
+      <w:r>
+        <w:t>Fecha UTC real de mi revisión: 2026-10-15T02:35:35Z</w:t>
+      </w:r>
+    </w:p>
+    <w:p>
+      <w:r>
+        <w:t>Qué comprobé personalmente:</w:t>
+      </w:r>
+    </w:p>
+    <w:p>
+      <w:r>
+        <w:t>- AiSummaryService solo escribe en ai_summaries y ai_attempts; no toca requests ni inventory_items (RF12: la IA no cambia stock, estado ni prioridad).</w:t>
+      </w:r>
+    </w:p>
+    <w:p>
+      <w:r>
+        <w:t>- AiController::create valida en orden: rol Coordinador (403) → formato con uuid (422) → pertenencia con find (404) → estado ENVIADA (409), antes de invocar al proveedor (H-V02).</w:t>
+      </w:r>
+    </w:p>
+    <w:p>
+      <w:r>
+        <w:t>- La captura real resources/ai/replay/gemini-20261015T013600Z.json no contiene la clave (busqué AIza, AQ., api_key y x-goog).</w:t>
+      </w:r>
+    </w:p>
+    <w:p>
+      <w:r>
+        <w:t>- CI del PR: Success (https://github.com/josemanuelcondeacosta-lang/nexoentrega-360-sdd-ia/actions/runs/38667278079).</w:t>
+      </w:r>
+    </w:p>
+    <w:p>
+      <w:r>
+        <w:t>Observación:</w:t>
+      </w:r>
+    </w:p>
+    <w:p>
+      <w:r>
+        <w:t>- O-E1: la captura real tardó 18,9 s; en vivo, con ese modelo y el plazo de 5 s, el producto usaría el resumen alternativo. Está declarado en la captura (withinProductDeadline: false) y en la descripción del PR, así que la evidencia es honesta.</w:t>
+      </w:r>
+    </w:p>
+    <w:p>
+      <w:r>
+        <w:t>Decisión PR #14: aprobado con observación O-E1.</w:t>
+      </w:r>
+    </w:p>
+    <w:p>
+      <w:r>
+        <w:t>Alcance: revisión de código y evidencia; no ejecuté la app con la IA en mi equipo.</w:t>
+      </w:r>
+    </w:p>
+    <w:p>
+      <w:hyperlink r:id="rId71">
+        <w:r>
+          <w:rPr>
+            <w:color w:val="2E6650"/>
+          </w:rPr>
+          <w:t>Evidencia original de la decisión</w:t>
+        </w:r>
+      </w:hyperlink>
+    </w:p>
+    <w:p>
+      <w:pPr>
+        <w:pStyle w:val="Heading3"/>
+      </w:pPr>
+      <w:r>
+        <w:t>PR #10 · comentario de eblanquiceth13-cmyk</w:t>
+      </w:r>
+    </w:p>
+    <w:p>
+      <w:r>
+        <w:t>Publicación GitHub: 2026-10-14T23:26:34Z. Se reproduce la declaración con su alcance; no se amplía al candidato actual.</w:t>
+      </w:r>
+    </w:p>
+    <w:p>
+      <w:r>
+        <w:t>Revisor: Edier Castro / eblanquiceth13-cmyk</w:t>
+      </w:r>
+    </w:p>
+    <w:p>
+      <w:r>
+        <w:t>SHA completo que leí: 088621981b2e1f1eae951790cf02b57b9707be47</w:t>
+      </w:r>
+    </w:p>
+    <w:p>
+      <w:r>
+        <w:t>Fecha UTC real de mi revisión: 2026-10-14T23:23:44Z</w:t>
+      </w:r>
+    </w:p>
+    <w:p>
+      <w:r>
+        <w:t>Qué comprobé personalmente:</w:t>
+      </w:r>
+    </w:p>
+    <w:p>
+      <w:r>
+        <w:t>- H-E01, SPEC-03 AC-03-09: responde 500 con correlationId sanitizado, revierte estado, stock y auditoría, y no guarda resultado idempotente, así que permite reintentar con la misma clave. Coincide con lo que pedí. Cerrado.</w:t>
+      </w:r>
+    </w:p>
+    <w:p>
+      <w:r>
+        <w:t>- H-E02, SPEC-03 AC-03-17: despacho y cancelación simultáneos dan un 200 y un 409; stock 3/0/3 si gana el despacho y 10/0/10 si gana la cancelación; un solo evento. Coincide con lo que pedí. Cerrado.</w:t>
+      </w:r>
+    </w:p>
+    <w:p>
+      <w:r>
+        <w:t>- H-E05, contrato: solo una operación (reservarSolicitud) declara Idempotency-Key; despacho, entrega y cancelación ya no la mencionan. Cerrado.</w:t>
+      </w:r>
+    </w:p>
+    <w:p>
+      <w:r>
+        <w:t>Hallazgo:</w:t>
+      </w:r>
+    </w:p>
+    <w:p>
+      <w:r>
+        <w:t>- R-E02, ADR-001: dice que las versiones de PHP, Laravel y PostgreSQL «se fijarán en G2 antes de implementación», pero no las fija. El PR #12 ya usa PostgreSQL 17.6 (compose.yaml) y Laravel 12 (composer.json), y el ADR cita la documentación de Laravel 13. Pido fijar en el ADR las versiones que realmente usa la aplicación.</w:t>
+      </w:r>
+    </w:p>
+    <w:p>
+      <w:r>
+        <w:t>Decisiones:</w:t>
+      </w:r>
+    </w:p>
+    <w:p>
+      <w:r>
+        <w:t>- H-E01, H-E02 y H-E05: verificados y cerrados.</w:t>
+      </w:r>
+    </w:p>
+    <w:p>
+      <w:r>
+        <w:t>- ADR-001: requiere cambios (R-E02).</w:t>
+      </w:r>
+    </w:p>
+    <w:p>
+      <w:r>
+        <w:t>- No apruebo SPEC-03, ADR-002 ni datos.md porque participé en ellos; su aprobación corresponde a otro integrante.</w:t>
+      </w:r>
+    </w:p>
+    <w:p>
+      <w:r>
+        <w:t>Alcance: revisión documental; no certifica la aplicación.</w:t>
+      </w:r>
+    </w:p>
+    <w:p>
+      <w:hyperlink r:id="rId72">
+        <w:r>
+          <w:rPr>
+            <w:color w:val="2E6650"/>
+          </w:rPr>
+          <w:t>Evidencia original de la decisión</w:t>
+        </w:r>
+      </w:hyperlink>
+    </w:p>
+    <w:p>
+      <w:pPr>
+        <w:pStyle w:val="Heading3"/>
+      </w:pPr>
+      <w:r>
+        <w:t>PR #10 · comentario de josevegalago2006-cpu</w:t>
+      </w:r>
+    </w:p>
+    <w:p>
+      <w:r>
+        <w:t>Publicación GitHub: 2026-10-15T00:52:41Z. Se reproduce la declaración con su alcance; no se amplía al candidato actual.</w:t>
+      </w:r>
+    </w:p>
+    <w:p>
+      <w:r>
+        <w:t>Revisor: José Vega / josevegalago2006-cpu</w:t>
+      </w:r>
+    </w:p>
+    <w:p>
+      <w:r>
+        <w:t>SHA completo que leí: 088621981b2e1f1eae951790cf02b57b9707be47</w:t>
+      </w:r>
+    </w:p>
+    <w:p>
+      <w:r>
+        <w:t>Fecha UTC real de mi revisión: 2026-10-15T00:52:14Z</w:t>
+      </w:r>
+    </w:p>
+    <w:p>
+      <w:r>
+        <w:t>Qué comprobé personalmente (diff de specs/SPEC-01.md y specs/SPEC-05.md en 0886219):</w:t>
+      </w:r>
+    </w:p>
+    <w:p>
+      <w:r>
+        <w:t>- H-V01: AC-05-03 corta al proveedor a los 5 s y permite hasta 250 ms de procesamiento del fallback. Cerrado.</w:t>
+      </w:r>
+    </w:p>
+    <w:p>
+      <w:r>
+        <w:t>- H-V02: regla de SPEC-05 con orden 422 → 404 → 409 antes de invocar al proveedor. Cerrado.</w:t>
+      </w:r>
+    </w:p>
+    <w:p>
+      <w:r>
+        <w:t>- H-V03: AC-05-15 permite aprobar el resumen alternativo, conserva el origen fallback y registra el evento. Cerrado.</w:t>
+      </w:r>
+    </w:p>
+    <w:p>
+      <w:r>
+        <w:t>- H-V04: AC-05-16 responde 409 a la segunda aprobación, sin segundo evento. Cerrado.</w:t>
+      </w:r>
+    </w:p>
+    <w:p>
+      <w:r>
+        <w:t>- H-V05: AC-01-07 separa A-001 → 403 y B-001 → 404. Cerrado.</w:t>
+      </w:r>
+    </w:p>
+    <w:p>
+      <w:r>
+        <w:t>- H-V06: AC-01-14 exige CSRF (419) en escrituras, login, logout e IA. Cerrado.</w:t>
+      </w:r>
+    </w:p>
+    <w:p>
+      <w:r>
+        <w:t>- H-V07: AC-05-08 queda solo para inyección con ID ajeno y AC-05-17 cubre la salida válida con script escapado. Cerrado.</w:t>
+      </w:r>
+    </w:p>
+    <w:p>
+      <w:r>
+        <w:t>- R-V02 (contrato): historialSolicitud indica 404 para inexistente u otra organización y 403 para la misma organización con lectura prohibida. Cerrado.</w:t>
+      </w:r>
+    </w:p>
+    <w:p>
+      <w:r>
+        <w:t>Decisión SPEC-01 0.4-draft: aprobada.</w:t>
+      </w:r>
+    </w:p>
+    <w:p>
+      <w:r>
+        <w:t>Decisión SPEC-05 0.4-draft: aprobada.</w:t>
+      </w:r>
+    </w:p>
+    <w:p>
+      <w:r>
+        <w:t>Alcance: revisión documental; no certifica la aplicación.</w:t>
+      </w:r>
+    </w:p>
+    <w:p>
+      <w:hyperlink r:id="rId73">
+        <w:r>
+          <w:rPr>
+            <w:color w:val="2E6650"/>
+          </w:rPr>
+          <w:t>Evidencia original de la decisión</w:t>
+        </w:r>
+      </w:hyperlink>
+    </w:p>
+    <w:p>
+      <w:r>
+        <w:t>G1 global pendiente: revisión independiente SPEC-02/03 y correcciones documentales. G2 global pendiente: ADR-001 corregido, complemento ADR-003 y revisión independiente del modelo/ADR-002. Los registros por SHA no se convierten en aprobación de la candidata actual.</w:t>
+      </w:r>
+    </w:p>
+    <w:p>
+      <w:hyperlink r:id="rId74">
+        <w:r>
+          <w:rPr>
+            <w:color w:val="2E6650"/>
+          </w:rPr>
+          <w:t>docs/reviews/gate-review-G1.md</w:t>
+        </w:r>
+      </w:hyperlink>
+    </w:p>
+    <w:p>
+      <w:hyperlink r:id="rId75">
+        <w:r>
+          <w:rPr>
+            <w:color w:val="2E6650"/>
+          </w:rPr>
+          <w:t>docs/reviews/gate-review-G2.md</w:t>
         </w:r>
       </w:hyperlink>
     </w:p>
